--- a/act 2.docx
+++ b/act 2.docx
@@ -1,35 +1,70 @@
 
 <file path=word/document.xml><?xml version="1.0" encoding="utf-8"?>
-<w:document xmlns:wpc="http://schemas.microsoft.com/office/word/2010/wordprocessingCanvas" xmlns:cx="http://schemas.microsoft.com/office/drawing/2014/chartex" xmlns:cx1="http://schemas.microsoft.com/office/drawing/2015/9/8/chartex" xmlns:cx2="http://schemas.microsoft.com/office/drawing/2015/10/21/chartex" xmlns:cx3="http://schemas.microsoft.com/office/drawing/2016/5/9/chartex" xmlns:cx4="http://schemas.microsoft.com/office/drawing/2016/5/10/chartex" xmlns:cx5="http://schemas.microsoft.com/office/drawing/2016/5/11/chartex" xmlns:cx6="http://schemas.microsoft.com/office/drawing/2016/5/12/chartex" xmlns:cx7="http://schemas.microsoft.com/office/drawing/2016/5/13/chartex" xmlns:cx8="http://schemas.microsoft.com/office/drawing/2016/5/14/chartex" xmlns:mc="http://schemas.openxmlformats.org/markup-compatibility/2006" xmlns:aink="http://schemas.microsoft.com/office/drawing/2016/ink" xmlns:am3d="http://schemas.microsoft.com/office/drawing/2017/model3d" xmlns:o="urn:schemas-microsoft-com:office:office" xmlns:r="http://schemas.openxmlformats.org/officeDocument/2006/relationships" xmlns:m="http://schemas.openxmlformats.org/officeDocument/2006/math" xmlns:v="urn:schemas-microsoft-com:vml" xmlns:wp14="http://schemas.microsoft.com/office/word/2010/wordprocessingDrawing" xmlns:wp="http://schemas.openxmlformats.org/drawingml/2006/wordprocessingDrawing" xmlns:w10="urn:schemas-microsoft-com:office:word" xmlns:w="http://schemas.openxmlformats.org/wordprocessingml/2006/main" xmlns:w14="http://schemas.microsoft.com/office/word/2010/wordml" xmlns:w15="http://schemas.microsoft.com/office/word/2012/wordml" xmlns:w16cex="http://schemas.microsoft.com/office/word/2018/wordml/cex" xmlns:w16cid="http://schemas.microsoft.com/office/word/2016/wordml/cid" xmlns:w16="http://schemas.microsoft.com/office/word/2018/wordml" xmlns:w16sdtdh="http://schemas.microsoft.com/office/word/2020/wordml/sdtdatahash" xmlns:w16se="http://schemas.microsoft.com/office/word/2015/wordml/symex" xmlns:wpg="http://schemas.microsoft.com/office/word/2010/wordprocessingGroup" xmlns:wpi="http://schemas.microsoft.com/office/word/2010/wordprocessingInk" xmlns:wne="http://schemas.microsoft.com/office/word/2006/wordml" xmlns:wps="http://schemas.microsoft.com/office/word/2010/wordprocessingShape" mc:Ignorable="w14 w15 w16se w16cid w16 w16cex w16sdtdh wp14">
+<w:document xmlns:wpc="http://schemas.microsoft.com/office/word/2010/wordprocessingCanvas" xmlns:cx="http://schemas.microsoft.com/office/drawing/2014/chartex" xmlns:cx1="http://schemas.microsoft.com/office/drawing/2015/9/8/chartex" xmlns:cx2="http://schemas.microsoft.com/office/drawing/2015/10/21/chartex" xmlns:cx3="http://schemas.microsoft.com/office/drawing/2016/5/9/chartex" xmlns:cx4="http://schemas.microsoft.com/office/drawing/2016/5/10/chartex" xmlns:cx5="http://schemas.microsoft.com/office/drawing/2016/5/11/chartex" xmlns:cx6="http://schemas.microsoft.com/office/drawing/2016/5/12/chartex" xmlns:cx7="http://schemas.microsoft.com/office/drawing/2016/5/13/chartex" xmlns:cx8="http://schemas.microsoft.com/office/drawing/2016/5/14/chartex" xmlns:mc="http://schemas.openxmlformats.org/markup-compatibility/2006" xmlns:aink="http://schemas.microsoft.com/office/drawing/2016/ink" xmlns:am3d="http://schemas.microsoft.com/office/drawing/2017/model3d" xmlns:o="urn:schemas-microsoft-com:office:office" xmlns:oel="http://schemas.microsoft.com/office/2019/extlst" xmlns:r="http://schemas.openxmlformats.org/officeDocument/2006/relationships" xmlns:m="http://schemas.openxmlformats.org/officeDocument/2006/math" xmlns:v="urn:schemas-microsoft-com:vml" xmlns:wp14="http://schemas.microsoft.com/office/word/2010/wordprocessingDrawing" xmlns:wp="http://schemas.openxmlformats.org/drawingml/2006/wordprocessingDrawing" xmlns:w10="urn:schemas-microsoft-com:office:word" xmlns:w="http://schemas.openxmlformats.org/wordprocessingml/2006/main" xmlns:w14="http://schemas.microsoft.com/office/word/2010/wordml" xmlns:w15="http://schemas.microsoft.com/office/word/2012/wordml" xmlns:w16cex="http://schemas.microsoft.com/office/word/2018/wordml/cex" xmlns:w16cid="http://schemas.microsoft.com/office/word/2016/wordml/cid" xmlns:w16="http://schemas.microsoft.com/office/word/2018/wordml" xmlns:w16du="http://schemas.microsoft.com/office/word/2023/wordml/word16du" xmlns:w16sdtdh="http://schemas.microsoft.com/office/word/2020/wordml/sdtdatahash" xmlns:w16sdtfl="http://schemas.microsoft.com/office/word/2024/wordml/sdtformatlock" xmlns:w16se="http://schemas.microsoft.com/office/word/2015/wordml/symex" xmlns:wpg="http://schemas.microsoft.com/office/word/2010/wordprocessingGroup" xmlns:wpi="http://schemas.microsoft.com/office/word/2010/wordprocessingInk" xmlns:wne="http://schemas.microsoft.com/office/word/2006/wordml" xmlns:wps="http://schemas.microsoft.com/office/word/2010/wordprocessingShape" mc:Ignorable="w14 w15 w16se w16cid w16 w16cex w16sdtdh w16sdtfl w16du wp14">
   <w:body>
     <w:p>
-      <w:r>
-        <w:rPr>
+      <w:pPr>
+        <w:rPr>
+          <w:rFonts w:asciiTheme="majorHAnsi" w:hAnsiTheme="majorHAnsi" w:cstheme="majorHAnsi"/>
+          <w:sz w:val="24"/>
+          <w:szCs w:val="24"/>
+        </w:rPr>
+      </w:pPr>
+      <w:r>
+        <w:rPr>
+          <w:rFonts w:asciiTheme="majorHAnsi" w:hAnsiTheme="majorHAnsi" w:cstheme="majorHAnsi"/>
           <w:b/>
-          <w:sz w:val="30"/>
+          <w:sz w:val="24"/>
+          <w:szCs w:val="24"/>
         </w:rPr>
         <w:t>HACKERWOMEN COUNCIL</w:t>
       </w:r>
     </w:p>
     <w:p>
-      <w:r>
-        <w:rPr>
+      <w:pPr>
+        <w:rPr>
+          <w:rFonts w:asciiTheme="majorHAnsi" w:hAnsiTheme="majorHAnsi" w:cstheme="majorHAnsi"/>
+          <w:sz w:val="24"/>
+          <w:szCs w:val="24"/>
+        </w:rPr>
+      </w:pPr>
+      <w:r>
+        <w:rPr>
+          <w:rFonts w:asciiTheme="majorHAnsi" w:hAnsiTheme="majorHAnsi" w:cstheme="majorHAnsi"/>
           <w:b/>
-          <w:sz w:val="46"/>
+          <w:sz w:val="24"/>
+          <w:szCs w:val="24"/>
         </w:rPr>
         <w:t>NMAP RECON CHALLENGE</w:t>
       </w:r>
     </w:p>
     <w:p>
-      <w:r>
-        <w:rPr>
+      <w:pPr>
+        <w:rPr>
+          <w:rFonts w:asciiTheme="majorHAnsi" w:hAnsiTheme="majorHAnsi" w:cstheme="majorHAnsi"/>
+          <w:sz w:val="24"/>
+          <w:szCs w:val="24"/>
+        </w:rPr>
+      </w:pPr>
+      <w:r>
+        <w:rPr>
+          <w:rFonts w:asciiTheme="majorHAnsi" w:hAnsiTheme="majorHAnsi" w:cstheme="majorHAnsi"/>
           <w:b/>
-          <w:sz w:val="32"/>
+          <w:sz w:val="24"/>
+          <w:szCs w:val="24"/>
         </w:rPr>
         <w:t>Reporte de evidencias y análisis técnico</w:t>
       </w:r>
     </w:p>
-    <w:p/>
+    <w:p>
+      <w:pPr>
+        <w:rPr>
+          <w:rFonts w:asciiTheme="majorHAnsi" w:hAnsiTheme="majorHAnsi" w:cstheme="majorHAnsi"/>
+          <w:sz w:val="24"/>
+          <w:szCs w:val="24"/>
+        </w:rPr>
+      </w:pPr>
+    </w:p>
     <w:tbl>
       <w:tblPr>
         <w:tblStyle w:val="Tablaconcuadrcula"/>
@@ -38,8 +73,8 @@
         <w:tblLook w:val="04A0" w:firstRow="1" w:lastRow="0" w:firstColumn="1" w:lastColumn="0" w:noHBand="0" w:noVBand="1"/>
       </w:tblPr>
       <w:tblGrid>
-        <w:gridCol w:w="5040"/>
-        <w:gridCol w:w="5110"/>
+        <w:gridCol w:w="4788"/>
+        <w:gridCol w:w="5508"/>
       </w:tblGrid>
       <w:tr>
         <w:trPr>
@@ -52,11 +87,19 @@
             <w:vAlign w:val="center"/>
           </w:tcPr>
           <w:p>
+            <w:pPr>
+              <w:rPr>
+                <w:rFonts w:asciiTheme="majorHAnsi" w:hAnsiTheme="majorHAnsi" w:cstheme="majorHAnsi"/>
+                <w:sz w:val="24"/>
+                <w:szCs w:val="24"/>
+              </w:rPr>
+            </w:pPr>
             <w:r>
               <w:rPr>
-                <w:rFonts w:ascii="Arial" w:hAnsi="Arial"/>
+                <w:rFonts w:asciiTheme="majorHAnsi" w:hAnsiTheme="majorHAnsi" w:cstheme="majorHAnsi"/>
                 <w:b/>
-                <w:sz w:val="20"/>
+                <w:sz w:val="24"/>
+                <w:szCs w:val="24"/>
               </w:rPr>
               <w:t>Actividad</w:t>
             </w:r>
@@ -68,10 +111,18 @@
             <w:vAlign w:val="center"/>
           </w:tcPr>
           <w:p>
+            <w:pPr>
+              <w:rPr>
+                <w:rFonts w:asciiTheme="majorHAnsi" w:hAnsiTheme="majorHAnsi" w:cstheme="majorHAnsi"/>
+                <w:sz w:val="24"/>
+                <w:szCs w:val="24"/>
+              </w:rPr>
+            </w:pPr>
             <w:r>
               <w:rPr>
-                <w:rFonts w:ascii="Arial" w:hAnsi="Arial"/>
-                <w:sz w:val="20"/>
+                <w:rFonts w:asciiTheme="majorHAnsi" w:hAnsiTheme="majorHAnsi" w:cstheme="majorHAnsi"/>
+                <w:sz w:val="24"/>
+                <w:szCs w:val="24"/>
               </w:rPr>
               <w:t>Nmap Recon Challenge</w:t>
             </w:r>
@@ -89,30 +140,40 @@
             <w:vAlign w:val="center"/>
           </w:tcPr>
           <w:p>
+            <w:pPr>
+              <w:rPr>
+                <w:rFonts w:asciiTheme="majorHAnsi" w:hAnsiTheme="majorHAnsi" w:cstheme="majorHAnsi"/>
+                <w:sz w:val="24"/>
+                <w:szCs w:val="24"/>
+              </w:rPr>
+            </w:pPr>
             <w:proofErr w:type="spellStart"/>
             <w:r>
               <w:rPr>
-                <w:rFonts w:ascii="Arial" w:hAnsi="Arial"/>
+                <w:rFonts w:asciiTheme="majorHAnsi" w:hAnsiTheme="majorHAnsi" w:cstheme="majorHAnsi"/>
                 <w:b/>
-                <w:sz w:val="20"/>
+                <w:sz w:val="24"/>
+                <w:szCs w:val="24"/>
               </w:rPr>
               <w:t>Objetivo</w:t>
             </w:r>
             <w:proofErr w:type="spellEnd"/>
             <w:r>
               <w:rPr>
-                <w:rFonts w:ascii="Arial" w:hAnsi="Arial"/>
+                <w:rFonts w:asciiTheme="majorHAnsi" w:hAnsiTheme="majorHAnsi" w:cstheme="majorHAnsi"/>
                 <w:b/>
-                <w:sz w:val="20"/>
+                <w:sz w:val="24"/>
+                <w:szCs w:val="24"/>
               </w:rPr>
               <w:t xml:space="preserve"> </w:t>
             </w:r>
             <w:proofErr w:type="spellStart"/>
             <w:r>
               <w:rPr>
-                <w:rFonts w:ascii="Arial" w:hAnsi="Arial"/>
+                <w:rFonts w:asciiTheme="majorHAnsi" w:hAnsiTheme="majorHAnsi" w:cstheme="majorHAnsi"/>
                 <w:b/>
-                <w:sz w:val="20"/>
+                <w:sz w:val="24"/>
+                <w:szCs w:val="24"/>
               </w:rPr>
               <w:t>autorizado</w:t>
             </w:r>
@@ -125,10 +186,18 @@
             <w:vAlign w:val="center"/>
           </w:tcPr>
           <w:p>
+            <w:pPr>
+              <w:rPr>
+                <w:rFonts w:asciiTheme="majorHAnsi" w:hAnsiTheme="majorHAnsi" w:cstheme="majorHAnsi"/>
+                <w:sz w:val="24"/>
+                <w:szCs w:val="24"/>
+              </w:rPr>
+            </w:pPr>
             <w:r>
               <w:rPr>
-                <w:rFonts w:ascii="Arial" w:hAnsi="Arial"/>
-                <w:sz w:val="20"/>
+                <w:rFonts w:asciiTheme="majorHAnsi" w:hAnsiTheme="majorHAnsi" w:cstheme="majorHAnsi"/>
+                <w:sz w:val="24"/>
+                <w:szCs w:val="24"/>
               </w:rPr>
               <w:t>scanme.nmap.org</w:t>
             </w:r>
@@ -146,12 +215,20 @@
             <w:vAlign w:val="center"/>
           </w:tcPr>
           <w:p>
+            <w:pPr>
+              <w:rPr>
+                <w:rFonts w:asciiTheme="majorHAnsi" w:hAnsiTheme="majorHAnsi" w:cstheme="majorHAnsi"/>
+                <w:sz w:val="24"/>
+                <w:szCs w:val="24"/>
+              </w:rPr>
+            </w:pPr>
             <w:proofErr w:type="spellStart"/>
             <w:r>
               <w:rPr>
-                <w:rFonts w:ascii="Arial" w:hAnsi="Arial"/>
+                <w:rFonts w:asciiTheme="majorHAnsi" w:hAnsiTheme="majorHAnsi" w:cstheme="majorHAnsi"/>
                 <w:b/>
-                <w:sz w:val="20"/>
+                <w:sz w:val="24"/>
+                <w:szCs w:val="24"/>
               </w:rPr>
               <w:t>Herramienta</w:t>
             </w:r>
@@ -164,10 +241,18 @@
             <w:vAlign w:val="center"/>
           </w:tcPr>
           <w:p>
+            <w:pPr>
+              <w:rPr>
+                <w:rFonts w:asciiTheme="majorHAnsi" w:hAnsiTheme="majorHAnsi" w:cstheme="majorHAnsi"/>
+                <w:sz w:val="24"/>
+                <w:szCs w:val="24"/>
+              </w:rPr>
+            </w:pPr>
             <w:r>
               <w:rPr>
-                <w:rFonts w:ascii="Arial" w:hAnsi="Arial"/>
-                <w:sz w:val="20"/>
+                <w:rFonts w:asciiTheme="majorHAnsi" w:hAnsiTheme="majorHAnsi" w:cstheme="majorHAnsi"/>
+                <w:sz w:val="24"/>
+                <w:szCs w:val="24"/>
               </w:rPr>
               <w:t>Nmap</w:t>
             </w:r>
@@ -185,12 +270,20 @@
             <w:vAlign w:val="center"/>
           </w:tcPr>
           <w:p>
+            <w:pPr>
+              <w:rPr>
+                <w:rFonts w:asciiTheme="majorHAnsi" w:hAnsiTheme="majorHAnsi" w:cstheme="majorHAnsi"/>
+                <w:sz w:val="24"/>
+                <w:szCs w:val="24"/>
+              </w:rPr>
+            </w:pPr>
             <w:proofErr w:type="spellStart"/>
             <w:r>
               <w:rPr>
-                <w:rFonts w:ascii="Arial" w:hAnsi="Arial"/>
+                <w:rFonts w:asciiTheme="majorHAnsi" w:hAnsiTheme="majorHAnsi" w:cstheme="majorHAnsi"/>
                 <w:b/>
-                <w:sz w:val="20"/>
+                <w:sz w:val="24"/>
+                <w:szCs w:val="24"/>
               </w:rPr>
               <w:t>Entorno</w:t>
             </w:r>
@@ -203,10 +296,18 @@
             <w:vAlign w:val="center"/>
           </w:tcPr>
           <w:p>
+            <w:pPr>
+              <w:rPr>
+                <w:rFonts w:asciiTheme="majorHAnsi" w:hAnsiTheme="majorHAnsi" w:cstheme="majorHAnsi"/>
+                <w:sz w:val="24"/>
+                <w:szCs w:val="24"/>
+              </w:rPr>
+            </w:pPr>
             <w:r>
               <w:rPr>
-                <w:rFonts w:ascii="Arial" w:hAnsi="Arial"/>
-                <w:sz w:val="20"/>
+                <w:rFonts w:asciiTheme="majorHAnsi" w:hAnsiTheme="majorHAnsi" w:cstheme="majorHAnsi"/>
+                <w:sz w:val="24"/>
+                <w:szCs w:val="24"/>
               </w:rPr>
               <w:t>Kali Linux</w:t>
             </w:r>
@@ -224,12 +325,20 @@
             <w:vAlign w:val="center"/>
           </w:tcPr>
           <w:p>
+            <w:pPr>
+              <w:rPr>
+                <w:rFonts w:asciiTheme="majorHAnsi" w:hAnsiTheme="majorHAnsi" w:cstheme="majorHAnsi"/>
+                <w:sz w:val="24"/>
+                <w:szCs w:val="24"/>
+              </w:rPr>
+            </w:pPr>
             <w:proofErr w:type="spellStart"/>
             <w:r>
               <w:rPr>
-                <w:rFonts w:ascii="Arial" w:hAnsi="Arial"/>
+                <w:rFonts w:asciiTheme="majorHAnsi" w:hAnsiTheme="majorHAnsi" w:cstheme="majorHAnsi"/>
                 <w:b/>
-                <w:sz w:val="20"/>
+                <w:sz w:val="24"/>
+                <w:szCs w:val="24"/>
               </w:rPr>
               <w:t>Estudiante</w:t>
             </w:r>
@@ -242,17 +351,26 @@
             <w:vAlign w:val="center"/>
           </w:tcPr>
           <w:p>
+            <w:pPr>
+              <w:rPr>
+                <w:rFonts w:asciiTheme="majorHAnsi" w:hAnsiTheme="majorHAnsi" w:cstheme="majorHAnsi"/>
+                <w:sz w:val="24"/>
+                <w:szCs w:val="24"/>
+              </w:rPr>
+            </w:pPr>
             <w:r>
               <w:rPr>
-                <w:rFonts w:ascii="Arial" w:hAnsi="Arial"/>
-                <w:sz w:val="20"/>
+                <w:rFonts w:asciiTheme="majorHAnsi" w:hAnsiTheme="majorHAnsi" w:cstheme="majorHAnsi"/>
+                <w:sz w:val="24"/>
+                <w:szCs w:val="24"/>
               </w:rPr>
               <w:t>Luisa Fernanda naranjo</w:t>
             </w:r>
             <w:r>
               <w:rPr>
-                <w:rFonts w:ascii="Arial" w:hAnsi="Arial"/>
-                <w:sz w:val="20"/>
+                <w:rFonts w:asciiTheme="majorHAnsi" w:hAnsiTheme="majorHAnsi" w:cstheme="majorHAnsi"/>
+                <w:sz w:val="24"/>
+                <w:szCs w:val="24"/>
               </w:rPr>
               <w:t>______________________________________</w:t>
             </w:r>
@@ -260,21 +378,29 @@
         </w:tc>
       </w:tr>
     </w:tbl>
-    <w:p/>
     <w:p>
       <w:pPr>
-        <w:jc w:val="center"/>
-      </w:pPr>
-      <w:r>
-        <w:rPr>
-          <w:i/>
-          <w:sz w:val="0"/>
-        </w:rPr>
-        <w:t>Documento redactado en primera persona para completar con mis evidencias reales.</w:t>
-      </w:r>
+        <w:rPr>
+          <w:rFonts w:asciiTheme="majorHAnsi" w:hAnsiTheme="majorHAnsi" w:cstheme="majorHAnsi"/>
+          <w:sz w:val="24"/>
+          <w:szCs w:val="24"/>
+        </w:rPr>
+      </w:pPr>
     </w:p>
     <w:p>
-      <w:r>
+      <w:pPr>
+        <w:rPr>
+          <w:rFonts w:asciiTheme="majorHAnsi" w:hAnsiTheme="majorHAnsi" w:cstheme="majorHAnsi"/>
+          <w:sz w:val="24"/>
+          <w:szCs w:val="24"/>
+        </w:rPr>
+      </w:pPr>
+      <w:r>
+        <w:rPr>
+          <w:rFonts w:asciiTheme="majorHAnsi" w:hAnsiTheme="majorHAnsi" w:cstheme="majorHAnsi"/>
+          <w:sz w:val="24"/>
+          <w:szCs w:val="24"/>
+        </w:rPr>
         <w:br w:type="page"/>
       </w:r>
     </w:p>
@@ -282,30 +408,94 @@
       <w:pPr>
         <w:pStyle w:val="Ttulo1"/>
         <w:rPr>
+          <w:rFonts w:cstheme="majorHAnsi"/>
+          <w:b w:val="0"/>
+          <w:bCs w:val="0"/>
           <w:color w:val="auto"/>
-        </w:rPr>
-      </w:pPr>
-      <w:r>
-        <w:rPr>
+          <w:sz w:val="24"/>
+          <w:szCs w:val="24"/>
+        </w:rPr>
+      </w:pPr>
+      <w:r>
+        <w:rPr>
+          <w:rFonts w:cstheme="majorHAnsi"/>
+          <w:b w:val="0"/>
+          <w:bCs w:val="0"/>
           <w:color w:val="auto"/>
+          <w:sz w:val="24"/>
+          <w:szCs w:val="24"/>
         </w:rPr>
         <w:lastRenderedPageBreak/>
         <w:t>1. Objetivo de la actividad</w:t>
       </w:r>
     </w:p>
     <w:p>
-      <w:r>
-        <w:t xml:space="preserve">En esta actividad realicé un reconocimiento técnico autorizado utilizando Nmap sobre </w:t>
-      </w:r>
-      <w:r>
-        <w:t>scanme.nmap.org. Mi objetivo fue comprender cómo puedo identificar la disponibilidad del objetivo, reconocer puertos y servicios, obtener información adicional y comparar distintas técnicas de escaneo. No me limité a ejecutar comandos: para cada prueba ana</w:t>
-      </w:r>
-      <w:r>
-        <w:t>licé qué buscaba, qué información podía obtener y qué significado tenía el resultado.</w:t>
+      <w:pPr>
+        <w:rPr>
+          <w:rFonts w:asciiTheme="majorHAnsi" w:hAnsiTheme="majorHAnsi" w:cstheme="majorHAnsi"/>
+          <w:sz w:val="24"/>
+          <w:szCs w:val="24"/>
+        </w:rPr>
+      </w:pPr>
+      <w:r>
+        <w:rPr>
+          <w:rFonts w:asciiTheme="majorHAnsi" w:hAnsiTheme="majorHAnsi" w:cstheme="majorHAnsi"/>
+          <w:sz w:val="24"/>
+          <w:szCs w:val="24"/>
+        </w:rPr>
+        <w:t xml:space="preserve">En esta actividad realicé un reconocimiento técnico autorizado utilizando Nmap sobre scanme.nmap.org. Mi objetivo fue comprender cómo puedo identificar la disponibilidad del objetivo, reconocer puertos y servicios, obtener información adicional y comparar distintas técnicas de escaneo. </w:t>
+      </w:r>
+      <w:proofErr w:type="gramStart"/>
+      <w:r>
+        <w:rPr>
+          <w:rFonts w:asciiTheme="majorHAnsi" w:hAnsiTheme="majorHAnsi" w:cstheme="majorHAnsi"/>
+          <w:sz w:val="24"/>
+          <w:szCs w:val="24"/>
+        </w:rPr>
+        <w:t>No</w:t>
+      </w:r>
+      <w:proofErr w:type="gramEnd"/>
+      <w:r>
+        <w:rPr>
+          <w:rFonts w:asciiTheme="majorHAnsi" w:hAnsiTheme="majorHAnsi" w:cstheme="majorHAnsi"/>
+          <w:sz w:val="24"/>
+          <w:szCs w:val="24"/>
+        </w:rPr>
+        <w:t xml:space="preserve"> me limité </w:t>
+      </w:r>
+      <w:proofErr w:type="gramStart"/>
+      <w:r>
+        <w:rPr>
+          <w:rFonts w:asciiTheme="majorHAnsi" w:hAnsiTheme="majorHAnsi" w:cstheme="majorHAnsi"/>
+          <w:sz w:val="24"/>
+          <w:szCs w:val="24"/>
+        </w:rPr>
+        <w:t>a</w:t>
+      </w:r>
+      <w:proofErr w:type="gramEnd"/>
+      <w:r>
+        <w:rPr>
+          <w:rFonts w:asciiTheme="majorHAnsi" w:hAnsiTheme="majorHAnsi" w:cstheme="majorHAnsi"/>
+          <w:sz w:val="24"/>
+          <w:szCs w:val="24"/>
+        </w:rPr>
+        <w:t xml:space="preserve"> ejecutar comandos: para cada prueba analicé qué buscaba, qué información podía obtener y qué significado tenía el resultado.</w:t>
       </w:r>
     </w:p>
     <w:p>
-      <w:r>
+      <w:pPr>
+        <w:rPr>
+          <w:rFonts w:asciiTheme="majorHAnsi" w:hAnsiTheme="majorHAnsi" w:cstheme="majorHAnsi"/>
+          <w:sz w:val="24"/>
+          <w:szCs w:val="24"/>
+        </w:rPr>
+      </w:pPr>
+      <w:r>
+        <w:rPr>
+          <w:rFonts w:asciiTheme="majorHAnsi" w:hAnsiTheme="majorHAnsi" w:cstheme="majorHAnsi"/>
+          <w:sz w:val="24"/>
+          <w:szCs w:val="24"/>
+        </w:rPr>
         <w:t>Mis objetivos específicos fueron:</w:t>
       </w:r>
     </w:p>
@@ -313,8 +503,18 @@
       <w:pPr>
         <w:pStyle w:val="Listaconvietas"/>
         <w:spacing w:after="60"/>
-      </w:pPr>
-      <w:r>
+        <w:rPr>
+          <w:rFonts w:asciiTheme="majorHAnsi" w:hAnsiTheme="majorHAnsi" w:cstheme="majorHAnsi"/>
+          <w:sz w:val="24"/>
+          <w:szCs w:val="24"/>
+        </w:rPr>
+      </w:pPr>
+      <w:r>
+        <w:rPr>
+          <w:rFonts w:asciiTheme="majorHAnsi" w:hAnsiTheme="majorHAnsi" w:cstheme="majorHAnsi"/>
+          <w:sz w:val="24"/>
+          <w:szCs w:val="24"/>
+        </w:rPr>
         <w:t>Verificar que Nmap estuviera instalado y disponible en mi entorno de Kali Linux.</w:t>
       </w:r>
     </w:p>
@@ -322,8 +522,18 @@
       <w:pPr>
         <w:pStyle w:val="Listaconvietas"/>
         <w:spacing w:after="60"/>
-      </w:pPr>
-      <w:r>
+        <w:rPr>
+          <w:rFonts w:asciiTheme="majorHAnsi" w:hAnsiTheme="majorHAnsi" w:cstheme="majorHAnsi"/>
+          <w:sz w:val="24"/>
+          <w:szCs w:val="24"/>
+        </w:rPr>
+      </w:pPr>
+      <w:r>
+        <w:rPr>
+          <w:rFonts w:asciiTheme="majorHAnsi" w:hAnsiTheme="majorHAnsi" w:cstheme="majorHAnsi"/>
+          <w:sz w:val="24"/>
+          <w:szCs w:val="24"/>
+        </w:rPr>
         <w:t>Comprobar la disponibilidad del objetivo autorizado.</w:t>
       </w:r>
     </w:p>
@@ -331,20 +541,37 @@
       <w:pPr>
         <w:pStyle w:val="Listaconvietas"/>
         <w:spacing w:after="60"/>
-      </w:pPr>
-      <w:r>
-        <w:t>Id</w:t>
-      </w:r>
-      <w:r>
-        <w:t>entificar puertos y sus estados.</w:t>
+        <w:rPr>
+          <w:rFonts w:asciiTheme="majorHAnsi" w:hAnsiTheme="majorHAnsi" w:cstheme="majorHAnsi"/>
+          <w:sz w:val="24"/>
+          <w:szCs w:val="24"/>
+        </w:rPr>
+      </w:pPr>
+      <w:r>
+        <w:rPr>
+          <w:rFonts w:asciiTheme="majorHAnsi" w:hAnsiTheme="majorHAnsi" w:cstheme="majorHAnsi"/>
+          <w:sz w:val="24"/>
+          <w:szCs w:val="24"/>
+        </w:rPr>
+        <w:t>Identificar puertos y sus estados.</w:t>
       </w:r>
     </w:p>
     <w:p>
       <w:pPr>
         <w:pStyle w:val="Listaconvietas"/>
         <w:spacing w:after="60"/>
-      </w:pPr>
-      <w:r>
+        <w:rPr>
+          <w:rFonts w:asciiTheme="majorHAnsi" w:hAnsiTheme="majorHAnsi" w:cstheme="majorHAnsi"/>
+          <w:sz w:val="24"/>
+          <w:szCs w:val="24"/>
+        </w:rPr>
+      </w:pPr>
+      <w:r>
+        <w:rPr>
+          <w:rFonts w:asciiTheme="majorHAnsi" w:hAnsiTheme="majorHAnsi" w:cstheme="majorHAnsi"/>
+          <w:sz w:val="24"/>
+          <w:szCs w:val="24"/>
+        </w:rPr>
         <w:t>Reconocer servicios y versiones cuando la técnica utilizada lo permitiera.</w:t>
       </w:r>
     </w:p>
@@ -352,8 +579,18 @@
       <w:pPr>
         <w:pStyle w:val="Listaconvietas"/>
         <w:spacing w:after="60"/>
-      </w:pPr>
-      <w:r>
+        <w:rPr>
+          <w:rFonts w:asciiTheme="majorHAnsi" w:hAnsiTheme="majorHAnsi" w:cstheme="majorHAnsi"/>
+          <w:sz w:val="24"/>
+          <w:szCs w:val="24"/>
+        </w:rPr>
+      </w:pPr>
+      <w:r>
+        <w:rPr>
+          <w:rFonts w:asciiTheme="majorHAnsi" w:hAnsiTheme="majorHAnsi" w:cstheme="majorHAnsi"/>
+          <w:sz w:val="24"/>
+          <w:szCs w:val="24"/>
+        </w:rPr>
         <w:t>Obtener información adicional mediante scripts NSE.</w:t>
       </w:r>
     </w:p>
@@ -361,8 +598,18 @@
       <w:pPr>
         <w:pStyle w:val="Listaconvietas"/>
         <w:spacing w:after="60"/>
-      </w:pPr>
-      <w:r>
+        <w:rPr>
+          <w:rFonts w:asciiTheme="majorHAnsi" w:hAnsiTheme="majorHAnsi" w:cstheme="majorHAnsi"/>
+          <w:sz w:val="24"/>
+          <w:szCs w:val="24"/>
+        </w:rPr>
+      </w:pPr>
+      <w:r>
+        <w:rPr>
+          <w:rFonts w:asciiTheme="majorHAnsi" w:hAnsiTheme="majorHAnsi" w:cstheme="majorHAnsi"/>
+          <w:sz w:val="24"/>
+          <w:szCs w:val="24"/>
+        </w:rPr>
         <w:t>Intentar identificar el sistema operativo del objetivo.</w:t>
       </w:r>
     </w:p>
@@ -370,20 +617,37 @@
       <w:pPr>
         <w:pStyle w:val="Listaconvietas"/>
         <w:spacing w:after="60"/>
-      </w:pPr>
-      <w:r>
-        <w:t xml:space="preserve">Comparar diferentes técnicas y opciones </w:t>
-      </w:r>
-      <w:r>
-        <w:t>de Nmap.</w:t>
+        <w:rPr>
+          <w:rFonts w:asciiTheme="majorHAnsi" w:hAnsiTheme="majorHAnsi" w:cstheme="majorHAnsi"/>
+          <w:sz w:val="24"/>
+          <w:szCs w:val="24"/>
+        </w:rPr>
+      </w:pPr>
+      <w:r>
+        <w:rPr>
+          <w:rFonts w:asciiTheme="majorHAnsi" w:hAnsiTheme="majorHAnsi" w:cstheme="majorHAnsi"/>
+          <w:sz w:val="24"/>
+          <w:szCs w:val="24"/>
+        </w:rPr>
+        <w:t>Comparar diferentes técnicas y opciones de Nmap.</w:t>
       </w:r>
     </w:p>
     <w:p>
       <w:pPr>
         <w:pStyle w:val="Listaconvietas"/>
         <w:spacing w:after="60"/>
-      </w:pPr>
-      <w:r>
+        <w:rPr>
+          <w:rFonts w:asciiTheme="majorHAnsi" w:hAnsiTheme="majorHAnsi" w:cstheme="majorHAnsi"/>
+          <w:sz w:val="24"/>
+          <w:szCs w:val="24"/>
+        </w:rPr>
+      </w:pPr>
+      <w:r>
+        <w:rPr>
+          <w:rFonts w:asciiTheme="majorHAnsi" w:hAnsiTheme="majorHAnsi" w:cstheme="majorHAnsi"/>
+          <w:sz w:val="24"/>
+          <w:szCs w:val="24"/>
+        </w:rPr>
         <w:t>Registrar evidencias de mis ejecuciones.</w:t>
       </w:r>
     </w:p>
@@ -391,8 +655,18 @@
       <w:pPr>
         <w:pStyle w:val="Listaconvietas"/>
         <w:spacing w:after="60"/>
-      </w:pPr>
-      <w:r>
+        <w:rPr>
+          <w:rFonts w:asciiTheme="majorHAnsi" w:hAnsiTheme="majorHAnsi" w:cstheme="majorHAnsi"/>
+          <w:sz w:val="24"/>
+          <w:szCs w:val="24"/>
+        </w:rPr>
+      </w:pPr>
+      <w:r>
+        <w:rPr>
+          <w:rFonts w:asciiTheme="majorHAnsi" w:hAnsiTheme="majorHAnsi" w:cstheme="majorHAnsi"/>
+          <w:sz w:val="24"/>
+          <w:szCs w:val="24"/>
+        </w:rPr>
         <w:t>Analizar los resultados y formular conclusiones técnicas.</w:t>
       </w:r>
     </w:p>
@@ -400,69 +674,133 @@
       <w:pPr>
         <w:pStyle w:val="Ttulo1"/>
         <w:rPr>
+          <w:rFonts w:cstheme="majorHAnsi"/>
+          <w:b w:val="0"/>
+          <w:bCs w:val="0"/>
           <w:color w:val="auto"/>
-        </w:rPr>
-      </w:pPr>
-      <w:r>
-        <w:rPr>
+          <w:sz w:val="24"/>
+          <w:szCs w:val="24"/>
+        </w:rPr>
+      </w:pPr>
+      <w:r>
+        <w:rPr>
+          <w:rFonts w:cstheme="majorHAnsi"/>
+          <w:b w:val="0"/>
+          <w:bCs w:val="0"/>
           <w:color w:val="auto"/>
+          <w:sz w:val="24"/>
+          <w:szCs w:val="24"/>
         </w:rPr>
         <w:t>2. Alcance y seguridad</w:t>
       </w:r>
     </w:p>
     <w:p>
-      <w:r>
-        <w:t xml:space="preserve">Realicé las pruebas únicamente sobre scanme.nmap.org, que es el objetivo autorizado para la práctica. Mi actividad se limitó </w:t>
-      </w:r>
-      <w:r>
-        <w:t>al reconocimiento con Nmap. No realicé explotación de vulnerabilidades, ataques de denegación de servicio ni intentos de acceso no autorizado.</w:t>
+      <w:pPr>
+        <w:rPr>
+          <w:rFonts w:asciiTheme="majorHAnsi" w:hAnsiTheme="majorHAnsi" w:cstheme="majorHAnsi"/>
+          <w:sz w:val="24"/>
+          <w:szCs w:val="24"/>
+        </w:rPr>
+      </w:pPr>
+      <w:r>
+        <w:rPr>
+          <w:rFonts w:asciiTheme="majorHAnsi" w:hAnsiTheme="majorHAnsi" w:cstheme="majorHAnsi"/>
+          <w:sz w:val="24"/>
+          <w:szCs w:val="24"/>
+        </w:rPr>
+        <w:t>Realicé las pruebas únicamente sobre scanme.nmap.org, que es el objetivo autorizado para la práctica. Mi actividad se limitó al reconocimiento con Nmap. No realicé explotación de vulnerabilidades, ataques de denegación de servicio ni intentos de acceso no autorizado.</w:t>
       </w:r>
     </w:p>
     <w:p>
-      <w:r>
-        <w:t>La documentación oficial de Nmap indica que scanme.nmap.org está disponible como objetivo de prueba para escaneos</w:t>
-      </w:r>
-      <w:r>
-        <w:t xml:space="preserve"> con Nmap y solicita limitar el uso para conservar el ancho de banda. Por esta razón mantuve el alcance de la actividad estrictamente sobre el objetivo indicado.</w:t>
+      <w:pPr>
+        <w:rPr>
+          <w:rFonts w:asciiTheme="majorHAnsi" w:hAnsiTheme="majorHAnsi" w:cstheme="majorHAnsi"/>
+          <w:sz w:val="24"/>
+          <w:szCs w:val="24"/>
+        </w:rPr>
+      </w:pPr>
+      <w:r>
+        <w:rPr>
+          <w:rFonts w:asciiTheme="majorHAnsi" w:hAnsiTheme="majorHAnsi" w:cstheme="majorHAnsi"/>
+          <w:sz w:val="24"/>
+          <w:szCs w:val="24"/>
+        </w:rPr>
+        <w:t>La documentación oficial de Nmap indica que scanme.nmap.org está disponible como objetivo de prueba para escaneos con Nmap y solicita limitar el uso para conservar el ancho de banda. Por esta razón mantuve el alcance de la actividad estrictamente sobre el objetivo indicado.</w:t>
       </w:r>
     </w:p>
     <w:p>
       <w:pPr>
         <w:pStyle w:val="Ttulo1"/>
         <w:rPr>
+          <w:rFonts w:cstheme="majorHAnsi"/>
+          <w:b w:val="0"/>
+          <w:bCs w:val="0"/>
           <w:color w:val="auto"/>
-        </w:rPr>
-      </w:pPr>
-      <w:r>
-        <w:rPr>
+          <w:sz w:val="24"/>
+          <w:szCs w:val="24"/>
+        </w:rPr>
+      </w:pPr>
+      <w:r>
+        <w:rPr>
+          <w:rFonts w:cstheme="majorHAnsi"/>
+          <w:b w:val="0"/>
+          <w:bCs w:val="0"/>
           <w:color w:val="auto"/>
+          <w:sz w:val="24"/>
+          <w:szCs w:val="24"/>
         </w:rPr>
         <w:t>3. Preparación del entorno</w:t>
       </w:r>
     </w:p>
     <w:p>
-      <w:r>
-        <w:t>Antes de iniciar los escaneos comprobé que mi entorno estuviera pre</w:t>
-      </w:r>
-      <w:r>
-        <w:t>parado y que Nmap estuviera instalado.</w:t>
+      <w:pPr>
+        <w:rPr>
+          <w:rFonts w:asciiTheme="majorHAnsi" w:hAnsiTheme="majorHAnsi" w:cstheme="majorHAnsi"/>
+          <w:sz w:val="24"/>
+          <w:szCs w:val="24"/>
+        </w:rPr>
+      </w:pPr>
+      <w:r>
+        <w:rPr>
+          <w:rFonts w:asciiTheme="majorHAnsi" w:hAnsiTheme="majorHAnsi" w:cstheme="majorHAnsi"/>
+          <w:sz w:val="24"/>
+          <w:szCs w:val="24"/>
+        </w:rPr>
+        <w:t>Antes de iniciar los escaneos comprobé que mi entorno estuviera preparado y que Nmap estuviera instalado.</w:t>
       </w:r>
     </w:p>
     <w:p>
       <w:pPr>
         <w:ind w:left="360"/>
-      </w:pPr>
-      <w:r>
-        <w:rPr>
-          <w:rFonts w:ascii="Consolas" w:hAnsi="Consolas"/>
-          <w:b/>
-          <w:sz w:val="19"/>
+        <w:rPr>
+          <w:rFonts w:asciiTheme="majorHAnsi" w:hAnsiTheme="majorHAnsi" w:cstheme="majorHAnsi"/>
+          <w:sz w:val="24"/>
+          <w:szCs w:val="24"/>
+        </w:rPr>
+      </w:pPr>
+      <w:r>
+        <w:rPr>
+          <w:rFonts w:asciiTheme="majorHAnsi" w:hAnsiTheme="majorHAnsi" w:cstheme="majorHAnsi"/>
+          <w:sz w:val="24"/>
+          <w:szCs w:val="24"/>
         </w:rPr>
         <w:t>nmap --version</w:t>
       </w:r>
     </w:p>
     <w:p>
-      <w:r>
+      <w:pPr>
+        <w:rPr>
+          <w:rFonts w:asciiTheme="majorHAnsi" w:hAnsiTheme="majorHAnsi" w:cstheme="majorHAnsi"/>
+          <w:sz w:val="24"/>
+          <w:szCs w:val="24"/>
+        </w:rPr>
+      </w:pPr>
+      <w:r>
+        <w:rPr>
+          <w:rFonts w:asciiTheme="majorHAnsi" w:hAnsiTheme="majorHAnsi" w:cstheme="majorHAnsi"/>
+          <w:sz w:val="24"/>
+          <w:szCs w:val="24"/>
+        </w:rPr>
         <w:t>Con este comando verifiqué la instalación de Nmap y la versión disponible. La evidencia de esta comprobación se incorpora a continuación.</w:t>
       </w:r>
     </w:p>
@@ -470,2032 +808,4222 @@
       <w:pPr>
         <w:pStyle w:val="Ttulo1"/>
         <w:rPr>
-          <w:color w:val="auto"/>
-        </w:rPr>
-      </w:pPr>
-      <w:r>
-        <w:rPr>
-          <w:color w:val="auto"/>
-        </w:rPr>
-        <w:t xml:space="preserve">4. </w:t>
-      </w:r>
-      <w:r>
-        <w:rPr>
-          <w:color w:val="auto"/>
-        </w:rPr>
-        <w:t>Metodología</w:t>
+          <w:rFonts w:cstheme="majorHAnsi"/>
+          <w:b w:val="0"/>
+          <w:bCs w:val="0"/>
+          <w:sz w:val="24"/>
+          <w:szCs w:val="24"/>
+        </w:rPr>
+      </w:pPr>
+      <w:r>
+        <w:rPr>
+          <w:rFonts w:cstheme="majorHAnsi"/>
+          <w:b w:val="0"/>
+          <w:bCs w:val="0"/>
+          <w:sz w:val="24"/>
+          <w:szCs w:val="24"/>
+        </w:rPr>
+        <w:lastRenderedPageBreak/>
+        <w:drawing>
+          <wp:inline distT="0" distB="0" distL="0" distR="0" wp14:anchorId="1858915C" wp14:editId="18CD3E95">
+            <wp:extent cx="6325148" cy="4084674"/>
+            <wp:effectExtent l="0" t="0" r="0" b="0"/>
+            <wp:docPr id="1629821264" name="Imagen 1"/>
+            <wp:cNvGraphicFramePr>
+              <a:graphicFrameLocks xmlns:a="http://schemas.openxmlformats.org/drawingml/2006/main" noChangeAspect="1"/>
+            </wp:cNvGraphicFramePr>
+            <a:graphic xmlns:a="http://schemas.openxmlformats.org/drawingml/2006/main">
+              <a:graphicData uri="http://schemas.openxmlformats.org/drawingml/2006/picture">
+                <pic:pic xmlns:pic="http://schemas.openxmlformats.org/drawingml/2006/picture">
+                  <pic:nvPicPr>
+                    <pic:cNvPr id="1629821264" name=""/>
+                    <pic:cNvPicPr/>
+                  </pic:nvPicPr>
+                  <pic:blipFill>
+                    <a:blip r:embed="rId8"/>
+                    <a:stretch>
+                      <a:fillRect/>
+                    </a:stretch>
+                  </pic:blipFill>
+                  <pic:spPr>
+                    <a:xfrm>
+                      <a:off x="0" y="0"/>
+                      <a:ext cx="6325148" cy="4084674"/>
+                    </a:xfrm>
+                    <a:prstGeom prst="rect">
+                      <a:avLst/>
+                    </a:prstGeom>
+                  </pic:spPr>
+                </pic:pic>
+              </a:graphicData>
+            </a:graphic>
+          </wp:inline>
+        </w:drawing>
       </w:r>
     </w:p>
     <w:p>
-      <w:r>
-        <w:t xml:space="preserve">Seguí una secuencia progresiva. Primero hice reconocimiento básico; después comprobé disponibilidad, enfoqué puertos concretos, identifiqué servicios, ejecuté scripts NSE, intenté detectar el sistema operativo y finalmente revisé temporización </w:t>
-      </w:r>
-      <w:r>
-        <w:t>y ruta de red.</w:t>
-      </w:r>
+      <w:pPr>
+        <w:pStyle w:val="Ttulo1"/>
+        <w:rPr>
+          <w:rFonts w:cstheme="majorHAnsi"/>
+          <w:b w:val="0"/>
+          <w:bCs w:val="0"/>
+          <w:color w:val="auto"/>
+          <w:sz w:val="24"/>
+          <w:szCs w:val="24"/>
+          <w:lang w:val="es-CO"/>
+        </w:rPr>
+      </w:pPr>
     </w:p>
     <w:p>
       <w:pPr>
-        <w:pStyle w:val="Listaconvietas"/>
-        <w:spacing w:after="60"/>
-      </w:pPr>
-      <w:r>
-        <w:t>Primero exploré para obtener una línea base.</w:t>
-      </w:r>
+        <w:pStyle w:val="Ttulo1"/>
+        <w:rPr>
+          <w:rFonts w:cstheme="majorHAnsi"/>
+          <w:b w:val="0"/>
+          <w:bCs w:val="0"/>
+          <w:color w:val="auto"/>
+          <w:sz w:val="24"/>
+          <w:szCs w:val="24"/>
+          <w:lang w:val="es-CO"/>
+        </w:rPr>
+      </w:pPr>
     </w:p>
     <w:p>
       <w:pPr>
-        <w:pStyle w:val="Listaconvietas"/>
-        <w:spacing w:after="60"/>
-      </w:pPr>
-      <w:r>
-        <w:t>Después analicé qué información adicional podía obtener con cada opción.</w:t>
-      </w:r>
+        <w:rPr>
+          <w:rFonts w:asciiTheme="majorHAnsi" w:hAnsiTheme="majorHAnsi" w:cstheme="majorHAnsi"/>
+          <w:sz w:val="24"/>
+          <w:szCs w:val="24"/>
+          <w:lang w:val="es-CO"/>
+        </w:rPr>
+      </w:pPr>
     </w:p>
     <w:p>
       <w:pPr>
-        <w:pStyle w:val="Listaconvietas"/>
-        <w:spacing w:after="60"/>
-      </w:pPr>
-      <w:r>
-        <w:t>Luego documenté cada ejecución mediante capturas.</w:t>
-      </w:r>
+        <w:rPr>
+          <w:rFonts w:asciiTheme="majorHAnsi" w:hAnsiTheme="majorHAnsi" w:cstheme="majorHAnsi"/>
+          <w:sz w:val="24"/>
+          <w:szCs w:val="24"/>
+          <w:lang w:val="es-CO"/>
+        </w:rPr>
+      </w:pPr>
     </w:p>
     <w:p>
       <w:pPr>
-        <w:pStyle w:val="Listaconvietas"/>
-        <w:spacing w:after="60"/>
-      </w:pPr>
-      <w:r>
-        <w:t xml:space="preserve">Finalmente comparé los resultados y establecí mis </w:t>
-      </w:r>
-      <w:r>
-        <w:t>conclusiones.</w:t>
-      </w:r>
+        <w:rPr>
+          <w:rFonts w:asciiTheme="majorHAnsi" w:hAnsiTheme="majorHAnsi" w:cstheme="majorHAnsi"/>
+          <w:sz w:val="24"/>
+          <w:szCs w:val="24"/>
+          <w:lang w:val="es-CO"/>
+        </w:rPr>
+      </w:pPr>
     </w:p>
     <w:p>
       <w:pPr>
-        <w:pStyle w:val="Ttulo1"/>
-        <w:rPr>
-          <w:color w:val="auto"/>
-        </w:rPr>
-      </w:pPr>
-      <w:r>
-        <w:rPr>
-          <w:color w:val="auto"/>
-        </w:rPr>
-        <w:lastRenderedPageBreak/>
-        <w:t>5. Evidencias y análisis de mis comandos</w:t>
-      </w:r>
+        <w:rPr>
+          <w:rFonts w:asciiTheme="majorHAnsi" w:hAnsiTheme="majorHAnsi" w:cstheme="majorHAnsi"/>
+          <w:sz w:val="24"/>
+          <w:szCs w:val="24"/>
+          <w:lang w:val="es-CO"/>
+        </w:rPr>
+      </w:pPr>
     </w:p>
     <w:p>
-      <w:r>
-        <w:t>A continuación presento mis diez pruebas. Las explicaciones están redactadas en primera persona. Las capturas y los valores concretos del resultado deben corresponder a mis ejecuciones reales.</w:t>
-      </w:r>
+      <w:pPr>
+        <w:rPr>
+          <w:rFonts w:asciiTheme="majorHAnsi" w:hAnsiTheme="majorHAnsi" w:cstheme="majorHAnsi"/>
+          <w:sz w:val="24"/>
+          <w:szCs w:val="24"/>
+          <w:lang w:val="es-CO"/>
+        </w:rPr>
+      </w:pPr>
     </w:p>
     <w:p>
       <w:pPr>
-        <w:pStyle w:val="Ttulo2"/>
-        <w:rPr>
-          <w:color w:val="auto"/>
-        </w:rPr>
-      </w:pPr>
-      <w:r>
-        <w:rPr>
-          <w:color w:val="auto"/>
-        </w:rPr>
-        <w:t>01. Esca</w:t>
-      </w:r>
-      <w:r>
-        <w:rPr>
-          <w:color w:val="auto"/>
-        </w:rPr>
-        <w:t>neo básico</w:t>
-      </w:r>
+        <w:rPr>
+          <w:rFonts w:asciiTheme="majorHAnsi" w:hAnsiTheme="majorHAnsi" w:cstheme="majorHAnsi"/>
+          <w:sz w:val="24"/>
+          <w:szCs w:val="24"/>
+          <w:lang w:val="es-CO"/>
+        </w:rPr>
+      </w:pPr>
     </w:p>
     <w:p>
-      <w:r>
-        <w:t>Comando que utilicé:</w:t>
-      </w:r>
+      <w:pPr>
+        <w:rPr>
+          <w:rFonts w:asciiTheme="majorHAnsi" w:hAnsiTheme="majorHAnsi" w:cstheme="majorHAnsi"/>
+          <w:sz w:val="24"/>
+          <w:szCs w:val="24"/>
+          <w:lang w:val="es-CO"/>
+        </w:rPr>
+      </w:pPr>
     </w:p>
     <w:p>
       <w:pPr>
-        <w:ind w:left="360"/>
-      </w:pPr>
-      <w:r>
-        <w:rPr>
-          <w:rFonts w:ascii="Consolas" w:hAnsi="Consolas"/>
-          <w:b/>
-          <w:sz w:val="19"/>
-        </w:rPr>
-        <w:t>nmap scanme.nmap.org</w:t>
-      </w:r>
+        <w:rPr>
+          <w:rFonts w:asciiTheme="majorHAnsi" w:hAnsiTheme="majorHAnsi" w:cstheme="majorHAnsi"/>
+          <w:sz w:val="24"/>
+          <w:szCs w:val="24"/>
+          <w:lang w:val="es-CO"/>
+        </w:rPr>
+      </w:pPr>
     </w:p>
     <w:p>
-      <w:r>
-        <w:t>¿Qué busqué?</w:t>
-      </w:r>
+      <w:pPr>
+        <w:rPr>
+          <w:rFonts w:asciiTheme="majorHAnsi" w:hAnsiTheme="majorHAnsi" w:cstheme="majorHAnsi"/>
+          <w:sz w:val="24"/>
+          <w:szCs w:val="24"/>
+          <w:lang w:val="es-CO"/>
+        </w:rPr>
+      </w:pPr>
     </w:p>
     <w:p>
-      <w:r>
-        <w:t>Con este comando realicé mi primera aproximación al objetivo. Busqué identificar los puertos TCP que Nmap consideró relevantes y establecer una línea base para compararla con los demás escan</w:t>
-      </w:r>
-      <w:r>
-        <w:t>eos.</w:t>
+      <w:pPr>
+        <w:rPr>
+          <w:rFonts w:asciiTheme="majorHAnsi" w:hAnsiTheme="majorHAnsi" w:cstheme="majorHAnsi"/>
+          <w:sz w:val="24"/>
+          <w:szCs w:val="24"/>
+          <w:lang w:val="es-CO"/>
+        </w:rPr>
+      </w:pPr>
+      <w:r>
+        <w:rPr>
+          <w:rFonts w:asciiTheme="majorHAnsi" w:hAnsiTheme="majorHAnsi" w:cstheme="majorHAnsi"/>
+          <w:sz w:val="24"/>
+          <w:szCs w:val="24"/>
+          <w:lang w:val="es-CO"/>
+        </w:rPr>
+        <w:lastRenderedPageBreak/>
+        <w:drawing>
+          <wp:inline distT="0" distB="0" distL="0" distR="0" wp14:anchorId="0F5F0E26" wp14:editId="222FF15C">
+            <wp:extent cx="6400800" cy="1588135"/>
+            <wp:effectExtent l="0" t="0" r="0" b="0"/>
+            <wp:docPr id="53155907" name="Imagen 1"/>
+            <wp:cNvGraphicFramePr>
+              <a:graphicFrameLocks xmlns:a="http://schemas.openxmlformats.org/drawingml/2006/main" noChangeAspect="1"/>
+            </wp:cNvGraphicFramePr>
+            <a:graphic xmlns:a="http://schemas.openxmlformats.org/drawingml/2006/main">
+              <a:graphicData uri="http://schemas.openxmlformats.org/drawingml/2006/picture">
+                <pic:pic xmlns:pic="http://schemas.openxmlformats.org/drawingml/2006/picture">
+                  <pic:nvPicPr>
+                    <pic:cNvPr id="53155907" name=""/>
+                    <pic:cNvPicPr/>
+                  </pic:nvPicPr>
+                  <pic:blipFill>
+                    <a:blip r:embed="rId9"/>
+                    <a:stretch>
+                      <a:fillRect/>
+                    </a:stretch>
+                  </pic:blipFill>
+                  <pic:spPr>
+                    <a:xfrm>
+                      <a:off x="0" y="0"/>
+                      <a:ext cx="6400800" cy="1588135"/>
+                    </a:xfrm>
+                    <a:prstGeom prst="rect">
+                      <a:avLst/>
+                    </a:prstGeom>
+                  </pic:spPr>
+                </pic:pic>
+              </a:graphicData>
+            </a:graphic>
+          </wp:inline>
+        </w:drawing>
       </w:r>
     </w:p>
     <w:p>
-      <w:r>
-        <w:t>¿Qué observé?</w:t>
-      </w:r>
+      <w:pPr>
+        <w:pStyle w:val="Ttulo1"/>
+        <w:rPr>
+          <w:rFonts w:cstheme="majorHAnsi"/>
+          <w:b w:val="0"/>
+          <w:bCs w:val="0"/>
+          <w:color w:val="auto"/>
+          <w:sz w:val="24"/>
+          <w:szCs w:val="24"/>
+          <w:lang w:val="es-CO"/>
+        </w:rPr>
+      </w:pPr>
     </w:p>
     <w:p>
-      <w:r>
-        <w:t>En mi resultado debo registrar los puertos mostrados, su estado y el servicio asociado.</w:t>
+      <w:pPr>
+        <w:pStyle w:val="Ttulo1"/>
+        <w:rPr>
+          <w:rFonts w:cstheme="majorHAnsi"/>
+          <w:b w:val="0"/>
+          <w:bCs w:val="0"/>
+          <w:color w:val="auto"/>
+          <w:sz w:val="24"/>
+          <w:szCs w:val="24"/>
+          <w:lang w:val="es-CO"/>
+        </w:rPr>
+      </w:pPr>
+      <w:r>
+        <w:rPr>
+          <w:rFonts w:cstheme="majorHAnsi"/>
+          <w:b w:val="0"/>
+          <w:bCs w:val="0"/>
+          <w:color w:val="auto"/>
+          <w:sz w:val="24"/>
+          <w:szCs w:val="24"/>
+          <w:lang w:val="es-CO"/>
+        </w:rPr>
+        <w:t>Resultado</w:t>
       </w:r>
     </w:p>
     <w:p>
-      <w:r>
-        <w:t xml:space="preserve">Mi </w:t>
+      <w:pPr>
+        <w:pStyle w:val="Ttulo1"/>
+        <w:rPr>
+          <w:rFonts w:cstheme="majorHAnsi"/>
+          <w:b w:val="0"/>
+          <w:bCs w:val="0"/>
+          <w:color w:val="auto"/>
+          <w:sz w:val="24"/>
+          <w:szCs w:val="24"/>
+          <w:lang w:val="es-CO"/>
+        </w:rPr>
+      </w:pPr>
+      <w:r>
+        <w:rPr>
+          <w:rFonts w:cstheme="majorHAnsi"/>
+          <w:b w:val="0"/>
+          <w:bCs w:val="0"/>
+          <w:color w:val="auto"/>
+          <w:sz w:val="24"/>
+          <w:szCs w:val="24"/>
+          <w:lang w:val="es-CO"/>
+        </w:rPr>
+        <w:t>E</w:t>
+      </w:r>
+      <w:r>
+        <w:rPr>
+          <w:rFonts w:cstheme="majorHAnsi"/>
+          <w:b w:val="0"/>
+          <w:bCs w:val="0"/>
+          <w:color w:val="auto"/>
+          <w:sz w:val="24"/>
+          <w:szCs w:val="24"/>
+          <w:lang w:val="es-CO"/>
+        </w:rPr>
+        <w:t>l</w:t>
+      </w:r>
+      <w:r>
+        <w:rPr>
+          <w:rFonts w:cstheme="majorHAnsi"/>
+          <w:b w:val="0"/>
+          <w:bCs w:val="0"/>
+          <w:color w:val="auto"/>
+          <w:sz w:val="24"/>
+          <w:szCs w:val="24"/>
+          <w:lang w:val="es-CO"/>
+        </w:rPr>
+        <w:t xml:space="preserve"> esta ejecución debo verificar que </w:t>
       </w:r>
       <w:proofErr w:type="spellStart"/>
       <w:r>
-        <w:t>análisis</w:t>
+        <w:rPr>
+          <w:rFonts w:cstheme="majorHAnsi"/>
+          <w:b w:val="0"/>
+          <w:bCs w:val="0"/>
+          <w:color w:val="auto"/>
+          <w:sz w:val="24"/>
+          <w:szCs w:val="24"/>
+          <w:lang w:val="es-CO"/>
+        </w:rPr>
+        <w:t>Nmap</w:t>
       </w:r>
       <w:proofErr w:type="spellEnd"/>
       <w:r>
-        <w:t>:</w:t>
+        <w:rPr>
+          <w:rFonts w:cstheme="majorHAnsi"/>
+          <w:b w:val="0"/>
+          <w:bCs w:val="0"/>
+          <w:color w:val="auto"/>
+          <w:sz w:val="24"/>
+          <w:szCs w:val="24"/>
+          <w:lang w:val="es-CO"/>
+        </w:rPr>
+        <w:t xml:space="preserve"> identifique el host como disponible. La guía señala específicamente que debo comprobar si aparece el mensaje “Host </w:t>
+      </w:r>
+      <w:proofErr w:type="spellStart"/>
+      <w:r>
+        <w:rPr>
+          <w:rFonts w:cstheme="majorHAnsi"/>
+          <w:b w:val="0"/>
+          <w:bCs w:val="0"/>
+          <w:color w:val="auto"/>
+          <w:sz w:val="24"/>
+          <w:szCs w:val="24"/>
+          <w:lang w:val="es-CO"/>
+        </w:rPr>
+        <w:t>is</w:t>
+      </w:r>
+      <w:proofErr w:type="spellEnd"/>
+      <w:r>
+        <w:rPr>
+          <w:rFonts w:cstheme="majorHAnsi"/>
+          <w:b w:val="0"/>
+          <w:bCs w:val="0"/>
+          <w:color w:val="auto"/>
+          <w:sz w:val="24"/>
+          <w:szCs w:val="24"/>
+          <w:lang w:val="es-CO"/>
+        </w:rPr>
+        <w:t xml:space="preserve"> up”, además de la resolución del dominio y el tiempo de respuesta. </w:t>
       </w:r>
     </w:p>
     <w:p>
-      <w:r>
-        <w:t xml:space="preserve">Esta primera ejecución me permitió establecer una línea base. A partir de ella pude </w:t>
-      </w:r>
-      <w:r>
-        <w:t>observar qué puertos aparecían como interesantes y qué servicios estaban asociados. Después utilicé esta información para decidir qué técnicas adicionales aplicar.</w:t>
-      </w:r>
-    </w:p>
-    <w:p/>
-    <w:p>
-      <w:r>
-        <w:br w:type="page"/>
+      <w:pPr>
+        <w:pStyle w:val="Ttulo1"/>
+        <w:rPr>
+          <w:rFonts w:cstheme="majorHAnsi"/>
+          <w:b w:val="0"/>
+          <w:bCs w:val="0"/>
+          <w:color w:val="auto"/>
+          <w:sz w:val="24"/>
+          <w:szCs w:val="24"/>
+          <w:lang w:val="es-CO"/>
+        </w:rPr>
+      </w:pPr>
+      <w:r>
+        <w:rPr>
+          <w:rFonts w:cstheme="majorHAnsi"/>
+          <w:b w:val="0"/>
+          <w:bCs w:val="0"/>
+          <w:color w:val="auto"/>
+          <w:sz w:val="24"/>
+          <w:szCs w:val="24"/>
+          <w:lang w:val="es-CO"/>
+        </w:rPr>
+        <w:t>Mi análisis</w:t>
       </w:r>
     </w:p>
     <w:p>
       <w:pPr>
-        <w:pStyle w:val="Ttulo2"/>
-        <w:rPr>
+        <w:pStyle w:val="Ttulo1"/>
+        <w:rPr>
+          <w:rFonts w:cstheme="majorHAnsi"/>
+          <w:b w:val="0"/>
+          <w:bCs w:val="0"/>
           <w:color w:val="auto"/>
-        </w:rPr>
-      </w:pPr>
-      <w:r>
-        <w:rPr>
+          <w:sz w:val="24"/>
+          <w:szCs w:val="24"/>
+          <w:lang w:val="es-CO"/>
+        </w:rPr>
+      </w:pPr>
+      <w:r>
+        <w:rPr>
+          <w:rFonts w:cstheme="majorHAnsi"/>
+          <w:b w:val="0"/>
+          <w:bCs w:val="0"/>
           <w:color w:val="auto"/>
-        </w:rPr>
-        <w:lastRenderedPageBreak/>
-        <w:t>02. Descubrimiento del host</w:t>
+          <w:sz w:val="24"/>
+          <w:szCs w:val="24"/>
+          <w:lang w:val="es-CO"/>
+        </w:rPr>
+        <w:t>Con este comando comprobé inicialmente la disponibilidad de scanme.nmap.org. El objetivo de esta prueba fue determinar si el host podía ser alcanzado desde mi entorno antes de realizar técnicas de enumeración más específicas. El resultado me permitió establecer que el objetivo estaba disponible para continuar con la práctica.</w:t>
       </w:r>
     </w:p>
     <w:p>
-      <w:r>
-        <w:t>Comando que utilicé:</w:t>
+      <w:pPr>
+        <w:pStyle w:val="Ttulo1"/>
+        <w:rPr>
+          <w:rFonts w:cstheme="majorHAnsi"/>
+          <w:b w:val="0"/>
+          <w:bCs w:val="0"/>
+          <w:color w:val="auto"/>
+          <w:sz w:val="24"/>
+          <w:szCs w:val="24"/>
+          <w:lang w:val="es-CO"/>
+        </w:rPr>
+      </w:pPr>
+      <w:r>
+        <w:rPr>
+          <w:rFonts w:cstheme="majorHAnsi"/>
+          <w:b w:val="0"/>
+          <w:bCs w:val="0"/>
+          <w:color w:val="auto"/>
+          <w:sz w:val="24"/>
+          <w:szCs w:val="24"/>
+          <w:lang w:val="es-CO"/>
+        </w:rPr>
+        <w:t xml:space="preserve">El host se encontraba disponible y </w:t>
+      </w:r>
+      <w:proofErr w:type="spellStart"/>
+      <w:r>
+        <w:rPr>
+          <w:rFonts w:cstheme="majorHAnsi"/>
+          <w:b w:val="0"/>
+          <w:bCs w:val="0"/>
+          <w:color w:val="auto"/>
+          <w:sz w:val="24"/>
+          <w:szCs w:val="24"/>
+          <w:lang w:val="es-CO"/>
+        </w:rPr>
+        <w:t>Nmap</w:t>
+      </w:r>
+      <w:proofErr w:type="spellEnd"/>
+      <w:r>
+        <w:rPr>
+          <w:rFonts w:cstheme="majorHAnsi"/>
+          <w:b w:val="0"/>
+          <w:bCs w:val="0"/>
+          <w:color w:val="auto"/>
+          <w:sz w:val="24"/>
+          <w:szCs w:val="24"/>
+          <w:lang w:val="es-CO"/>
+        </w:rPr>
+        <w:t xml:space="preserve"> reportó Host </w:t>
+      </w:r>
+      <w:proofErr w:type="spellStart"/>
+      <w:r>
+        <w:rPr>
+          <w:rFonts w:cstheme="majorHAnsi"/>
+          <w:b w:val="0"/>
+          <w:bCs w:val="0"/>
+          <w:color w:val="auto"/>
+          <w:sz w:val="24"/>
+          <w:szCs w:val="24"/>
+          <w:lang w:val="es-CO"/>
+        </w:rPr>
+        <w:t>is</w:t>
+      </w:r>
+      <w:proofErr w:type="spellEnd"/>
+      <w:r>
+        <w:rPr>
+          <w:rFonts w:cstheme="majorHAnsi"/>
+          <w:b w:val="0"/>
+          <w:bCs w:val="0"/>
+          <w:color w:val="auto"/>
+          <w:sz w:val="24"/>
+          <w:szCs w:val="24"/>
+          <w:lang w:val="es-CO"/>
+        </w:rPr>
+        <w:t xml:space="preserve"> up. También observé la información de resolución y el tiempo de respuesta proporcionado por </w:t>
+      </w:r>
+      <w:proofErr w:type="spellStart"/>
+      <w:r>
+        <w:rPr>
+          <w:rFonts w:cstheme="majorHAnsi"/>
+          <w:b w:val="0"/>
+          <w:bCs w:val="0"/>
+          <w:color w:val="auto"/>
+          <w:sz w:val="24"/>
+          <w:szCs w:val="24"/>
+          <w:lang w:val="es-CO"/>
+        </w:rPr>
+        <w:t>Nmap</w:t>
+      </w:r>
+      <w:proofErr w:type="spellEnd"/>
+      <w:r>
+        <w:rPr>
+          <w:rFonts w:cstheme="majorHAnsi"/>
+          <w:b w:val="0"/>
+          <w:bCs w:val="0"/>
+          <w:color w:val="auto"/>
+          <w:sz w:val="24"/>
+          <w:szCs w:val="24"/>
+          <w:lang w:val="es-CO"/>
+        </w:rPr>
+        <w:t>.</w:t>
       </w:r>
     </w:p>
     <w:p>
       <w:pPr>
-        <w:ind w:left="360"/>
-      </w:pPr>
-      <w:r>
-        <w:rPr>
-          <w:rFonts w:ascii="Consolas" w:hAnsi="Consolas"/>
-          <w:b/>
-          <w:sz w:val="19"/>
-        </w:rPr>
-        <w:t>nmap -sn scanme.nmap.org</w:t>
-      </w:r>
+        <w:pStyle w:val="Ttulo1"/>
+        <w:rPr>
+          <w:rFonts w:cstheme="majorHAnsi"/>
+          <w:b w:val="0"/>
+          <w:bCs w:val="0"/>
+          <w:color w:val="auto"/>
+          <w:sz w:val="24"/>
+          <w:szCs w:val="24"/>
+          <w:lang w:val="es-CO"/>
+        </w:rPr>
+      </w:pPr>
     </w:p>
     <w:p>
-      <w:r>
-        <w:t>¿Qué busqué?</w:t>
+      <w:pPr>
+        <w:pStyle w:val="Ttulo1"/>
+        <w:rPr>
+          <w:rFonts w:cstheme="majorHAnsi"/>
+          <w:b w:val="0"/>
+          <w:bCs w:val="0"/>
+          <w:color w:val="auto"/>
+          <w:sz w:val="24"/>
+          <w:szCs w:val="24"/>
+          <w:lang w:val="es-CO"/>
+        </w:rPr>
+      </w:pPr>
+      <w:r>
+        <w:rPr>
+          <w:rFonts w:cstheme="majorHAnsi"/>
+          <w:b w:val="0"/>
+          <w:bCs w:val="0"/>
+          <w:color w:val="auto"/>
+          <w:sz w:val="24"/>
+          <w:szCs w:val="24"/>
+          <w:lang w:val="es-CO"/>
+        </w:rPr>
+        <w:drawing>
+          <wp:inline distT="0" distB="0" distL="0" distR="0" wp14:anchorId="443AE98E" wp14:editId="6DCC8EE1">
+            <wp:extent cx="6400800" cy="1865630"/>
+            <wp:effectExtent l="0" t="0" r="0" b="1270"/>
+            <wp:docPr id="74566518" name="Imagen 1"/>
+            <wp:cNvGraphicFramePr>
+              <a:graphicFrameLocks xmlns:a="http://schemas.openxmlformats.org/drawingml/2006/main" noChangeAspect="1"/>
+            </wp:cNvGraphicFramePr>
+            <a:graphic xmlns:a="http://schemas.openxmlformats.org/drawingml/2006/main">
+              <a:graphicData uri="http://schemas.openxmlformats.org/drawingml/2006/picture">
+                <pic:pic xmlns:pic="http://schemas.openxmlformats.org/drawingml/2006/picture">
+                  <pic:nvPicPr>
+                    <pic:cNvPr id="74566518" name=""/>
+                    <pic:cNvPicPr/>
+                  </pic:nvPicPr>
+                  <pic:blipFill>
+                    <a:blip r:embed="rId10"/>
+                    <a:stretch>
+                      <a:fillRect/>
+                    </a:stretch>
+                  </pic:blipFill>
+                  <pic:spPr>
+                    <a:xfrm>
+                      <a:off x="0" y="0"/>
+                      <a:ext cx="6400800" cy="1865630"/>
+                    </a:xfrm>
+                    <a:prstGeom prst="rect">
+                      <a:avLst/>
+                    </a:prstGeom>
+                  </pic:spPr>
+                </pic:pic>
+              </a:graphicData>
+            </a:graphic>
+          </wp:inline>
+        </w:drawing>
       </w:r>
     </w:p>
     <w:p>
-      <w:r>
-        <w:t>Utilicé -sn para comprobar la disponibilidad del host sin centrar</w:t>
-      </w:r>
-      <w:r>
-        <w:t>me en un escaneo convencional de puertos.</w:t>
-      </w:r>
+      <w:pPr>
+        <w:pStyle w:val="Ttulo1"/>
+        <w:rPr>
+          <w:rFonts w:cstheme="majorHAnsi"/>
+          <w:b w:val="0"/>
+          <w:bCs w:val="0"/>
+          <w:color w:val="auto"/>
+          <w:sz w:val="24"/>
+          <w:szCs w:val="24"/>
+          <w:lang w:val="es-CO"/>
+        </w:rPr>
+      </w:pPr>
     </w:p>
     <w:p>
-      <w:r>
-        <w:t>¿Qué observé?</w:t>
+      <w:pPr>
+        <w:pStyle w:val="Ttulo1"/>
+        <w:rPr>
+          <w:rFonts w:cstheme="majorHAnsi"/>
+          <w:b w:val="0"/>
+          <w:bCs w:val="0"/>
+          <w:color w:val="auto"/>
+          <w:sz w:val="24"/>
+          <w:szCs w:val="24"/>
+          <w:lang w:val="es-CO"/>
+        </w:rPr>
+      </w:pPr>
+      <w:r>
+        <w:rPr>
+          <w:rFonts w:cstheme="majorHAnsi"/>
+          <w:b w:val="0"/>
+          <w:bCs w:val="0"/>
+          <w:color w:val="auto"/>
+          <w:sz w:val="24"/>
+          <w:szCs w:val="24"/>
+          <w:lang w:val="es-CO"/>
+        </w:rPr>
+        <w:t>Resultado</w:t>
       </w:r>
     </w:p>
     <w:p>
-      <w:r>
-        <w:t>En mi resultado debo indicar si Nmap identificó el host como disponible y qué respuesta de descubrimiento mostró.</w:t>
+      <w:pPr>
+        <w:pStyle w:val="Ttulo1"/>
+        <w:rPr>
+          <w:rFonts w:cstheme="majorHAnsi"/>
+          <w:b w:val="0"/>
+          <w:bCs w:val="0"/>
+          <w:color w:val="auto"/>
+          <w:sz w:val="24"/>
+          <w:szCs w:val="24"/>
+          <w:lang w:val="es-CO"/>
+        </w:rPr>
+      </w:pPr>
+      <w:r>
+        <w:rPr>
+          <w:rFonts w:cstheme="majorHAnsi"/>
+          <w:b w:val="0"/>
+          <w:bCs w:val="0"/>
+          <w:color w:val="auto"/>
+          <w:sz w:val="24"/>
+          <w:szCs w:val="24"/>
+          <w:lang w:val="es-CO"/>
+        </w:rPr>
+        <w:t xml:space="preserve">Este comando realiza un TCP SYN </w:t>
+      </w:r>
+      <w:proofErr w:type="spellStart"/>
+      <w:r>
+        <w:rPr>
+          <w:rFonts w:cstheme="majorHAnsi"/>
+          <w:b w:val="0"/>
+          <w:bCs w:val="0"/>
+          <w:color w:val="auto"/>
+          <w:sz w:val="24"/>
+          <w:szCs w:val="24"/>
+          <w:lang w:val="es-CO"/>
+        </w:rPr>
+        <w:t>scan</w:t>
+      </w:r>
+      <w:proofErr w:type="spellEnd"/>
+      <w:r>
+        <w:rPr>
+          <w:rFonts w:cstheme="majorHAnsi"/>
+          <w:b w:val="0"/>
+          <w:bCs w:val="0"/>
+          <w:color w:val="auto"/>
+          <w:sz w:val="24"/>
+          <w:szCs w:val="24"/>
+          <w:lang w:val="es-CO"/>
+        </w:rPr>
+        <w:t xml:space="preserve"> sobre los puertos 1–65535. La guía indica que debes registrar cuáles aparecen como open, </w:t>
+      </w:r>
+      <w:proofErr w:type="spellStart"/>
+      <w:r>
+        <w:rPr>
+          <w:rFonts w:cstheme="majorHAnsi"/>
+          <w:b w:val="0"/>
+          <w:bCs w:val="0"/>
+          <w:color w:val="auto"/>
+          <w:sz w:val="24"/>
+          <w:szCs w:val="24"/>
+          <w:lang w:val="es-CO"/>
+        </w:rPr>
+        <w:t>filtered</w:t>
+      </w:r>
+      <w:proofErr w:type="spellEnd"/>
+      <w:r>
+        <w:rPr>
+          <w:rFonts w:cstheme="majorHAnsi"/>
+          <w:b w:val="0"/>
+          <w:bCs w:val="0"/>
+          <w:color w:val="auto"/>
+          <w:sz w:val="24"/>
+          <w:szCs w:val="24"/>
+          <w:lang w:val="es-CO"/>
+        </w:rPr>
+        <w:t xml:space="preserve"> o </w:t>
+      </w:r>
+      <w:proofErr w:type="spellStart"/>
+      <w:r>
+        <w:rPr>
+          <w:rFonts w:cstheme="majorHAnsi"/>
+          <w:b w:val="0"/>
+          <w:bCs w:val="0"/>
+          <w:color w:val="auto"/>
+          <w:sz w:val="24"/>
+          <w:szCs w:val="24"/>
+          <w:lang w:val="es-CO"/>
+        </w:rPr>
+        <w:t>closed</w:t>
+      </w:r>
+      <w:proofErr w:type="spellEnd"/>
+      <w:r>
+        <w:rPr>
+          <w:rFonts w:cstheme="majorHAnsi"/>
+          <w:b w:val="0"/>
+          <w:bCs w:val="0"/>
+          <w:color w:val="auto"/>
+          <w:sz w:val="24"/>
+          <w:szCs w:val="24"/>
+          <w:lang w:val="es-CO"/>
+        </w:rPr>
+        <w:t xml:space="preserve">. </w:t>
       </w:r>
     </w:p>
     <w:p>
-      <w:r>
-        <w:t xml:space="preserve">Mi </w:t>
-      </w:r>
-      <w:proofErr w:type="spellStart"/>
-      <w:r>
-        <w:t>análisis</w:t>
-      </w:r>
-      <w:proofErr w:type="spellEnd"/>
-      <w:r>
-        <w:t>:</w:t>
+      <w:pPr>
+        <w:pStyle w:val="Ttulo1"/>
+        <w:rPr>
+          <w:rFonts w:cstheme="majorHAnsi"/>
+          <w:b w:val="0"/>
+          <w:bCs w:val="0"/>
+          <w:color w:val="auto"/>
+          <w:sz w:val="24"/>
+          <w:szCs w:val="24"/>
+          <w:lang w:val="es-CO"/>
+        </w:rPr>
+      </w:pPr>
+      <w:r>
+        <w:rPr>
+          <w:rFonts w:cstheme="majorHAnsi"/>
+          <w:b w:val="0"/>
+          <w:bCs w:val="0"/>
+          <w:color w:val="auto"/>
+          <w:sz w:val="24"/>
+          <w:szCs w:val="24"/>
+          <w:lang w:val="es-CO"/>
+        </w:rPr>
+        <w:lastRenderedPageBreak/>
+        <w:t>La documentación de referencia incluida en la actividad menciona históricamente:</w:t>
       </w:r>
     </w:p>
     <w:p>
-      <w:r>
-        <w:t xml:space="preserve">Con esta prueba diferencié </w:t>
-      </w:r>
-      <w:r>
-        <w:t>el descubrimiento del host del escaneo de puertos. Entendí que comprobar si un equipo está disponible es una etapa distinta de enumerar los servicios que expone.</w:t>
+      <w:pPr>
+        <w:pStyle w:val="Ttulo1"/>
+        <w:numPr>
+          <w:ilvl w:val="0"/>
+          <w:numId w:val="10"/>
+        </w:numPr>
+        <w:rPr>
+          <w:rFonts w:cstheme="majorHAnsi"/>
+          <w:b w:val="0"/>
+          <w:bCs w:val="0"/>
+          <w:color w:val="auto"/>
+          <w:sz w:val="24"/>
+          <w:szCs w:val="24"/>
+          <w:lang w:val="es-CO"/>
+        </w:rPr>
+      </w:pPr>
+      <w:r>
+        <w:rPr>
+          <w:rFonts w:cstheme="majorHAnsi"/>
+          <w:b w:val="0"/>
+          <w:bCs w:val="0"/>
+          <w:color w:val="auto"/>
+          <w:sz w:val="24"/>
+          <w:szCs w:val="24"/>
+          <w:lang w:val="es-CO"/>
+        </w:rPr>
+        <w:t>22/</w:t>
+      </w:r>
+      <w:proofErr w:type="spellStart"/>
+      <w:r>
+        <w:rPr>
+          <w:rFonts w:cstheme="majorHAnsi"/>
+          <w:b w:val="0"/>
+          <w:bCs w:val="0"/>
+          <w:color w:val="auto"/>
+          <w:sz w:val="24"/>
+          <w:szCs w:val="24"/>
+          <w:lang w:val="es-CO"/>
+        </w:rPr>
+        <w:t>tcp</w:t>
+      </w:r>
+      <w:proofErr w:type="spellEnd"/>
+      <w:r>
+        <w:rPr>
+          <w:rFonts w:cstheme="majorHAnsi"/>
+          <w:b w:val="0"/>
+          <w:bCs w:val="0"/>
+          <w:color w:val="auto"/>
+          <w:sz w:val="24"/>
+          <w:szCs w:val="24"/>
+          <w:lang w:val="es-CO"/>
+        </w:rPr>
+        <w:t xml:space="preserve"> — SSH </w:t>
       </w:r>
     </w:p>
     <w:p>
       <w:pPr>
-        <w:pStyle w:val="Ttulo2"/>
-        <w:rPr>
+        <w:pStyle w:val="Ttulo1"/>
+        <w:numPr>
+          <w:ilvl w:val="0"/>
+          <w:numId w:val="10"/>
+        </w:numPr>
+        <w:rPr>
+          <w:rFonts w:cstheme="majorHAnsi"/>
+          <w:b w:val="0"/>
+          <w:bCs w:val="0"/>
           <w:color w:val="auto"/>
-        </w:rPr>
-      </w:pPr>
-      <w:r>
-        <w:rPr>
+          <w:sz w:val="24"/>
+          <w:szCs w:val="24"/>
+          <w:lang w:val="es-CO"/>
+        </w:rPr>
+      </w:pPr>
+      <w:r>
+        <w:rPr>
+          <w:rFonts w:cstheme="majorHAnsi"/>
+          <w:b w:val="0"/>
+          <w:bCs w:val="0"/>
           <w:color w:val="auto"/>
-        </w:rPr>
-        <w:t>03. Escaneo sin descubrimiento previo</w:t>
+          <w:sz w:val="24"/>
+          <w:szCs w:val="24"/>
+          <w:lang w:val="es-CO"/>
+        </w:rPr>
+        <w:t>80/</w:t>
+      </w:r>
+      <w:proofErr w:type="spellStart"/>
+      <w:r>
+        <w:rPr>
+          <w:rFonts w:cstheme="majorHAnsi"/>
+          <w:b w:val="0"/>
+          <w:bCs w:val="0"/>
+          <w:color w:val="auto"/>
+          <w:sz w:val="24"/>
+          <w:szCs w:val="24"/>
+          <w:lang w:val="es-CO"/>
+        </w:rPr>
+        <w:t>tcp</w:t>
+      </w:r>
+      <w:proofErr w:type="spellEnd"/>
+      <w:r>
+        <w:rPr>
+          <w:rFonts w:cstheme="majorHAnsi"/>
+          <w:b w:val="0"/>
+          <w:bCs w:val="0"/>
+          <w:color w:val="auto"/>
+          <w:sz w:val="24"/>
+          <w:szCs w:val="24"/>
+          <w:lang w:val="es-CO"/>
+        </w:rPr>
+        <w:t xml:space="preserve"> — HTTP </w:t>
       </w:r>
     </w:p>
     <w:p>
-      <w:r>
-        <w:t>Comando que utilicé:</w:t>
+      <w:pPr>
+        <w:pStyle w:val="Ttulo1"/>
+        <w:numPr>
+          <w:ilvl w:val="0"/>
+          <w:numId w:val="10"/>
+        </w:numPr>
+        <w:rPr>
+          <w:rFonts w:cstheme="majorHAnsi"/>
+          <w:b w:val="0"/>
+          <w:bCs w:val="0"/>
+          <w:color w:val="auto"/>
+          <w:sz w:val="24"/>
+          <w:szCs w:val="24"/>
+          <w:lang w:val="es-CO"/>
+        </w:rPr>
+      </w:pPr>
+      <w:r>
+        <w:rPr>
+          <w:rFonts w:cstheme="majorHAnsi"/>
+          <w:b w:val="0"/>
+          <w:bCs w:val="0"/>
+          <w:color w:val="auto"/>
+          <w:sz w:val="24"/>
+          <w:szCs w:val="24"/>
+          <w:lang w:val="es-CO"/>
+        </w:rPr>
+        <w:t>9929/</w:t>
+      </w:r>
+      <w:proofErr w:type="spellStart"/>
+      <w:r>
+        <w:rPr>
+          <w:rFonts w:cstheme="majorHAnsi"/>
+          <w:b w:val="0"/>
+          <w:bCs w:val="0"/>
+          <w:color w:val="auto"/>
+          <w:sz w:val="24"/>
+          <w:szCs w:val="24"/>
+          <w:lang w:val="es-CO"/>
+        </w:rPr>
+        <w:t>tcp</w:t>
+      </w:r>
+      <w:proofErr w:type="spellEnd"/>
+      <w:r>
+        <w:rPr>
+          <w:rFonts w:cstheme="majorHAnsi"/>
+          <w:b w:val="0"/>
+          <w:bCs w:val="0"/>
+          <w:color w:val="auto"/>
+          <w:sz w:val="24"/>
+          <w:szCs w:val="24"/>
+          <w:lang w:val="es-CO"/>
+        </w:rPr>
+        <w:t xml:space="preserve"> — </w:t>
+      </w:r>
+      <w:proofErr w:type="spellStart"/>
+      <w:r>
+        <w:rPr>
+          <w:rFonts w:cstheme="majorHAnsi"/>
+          <w:b w:val="0"/>
+          <w:bCs w:val="0"/>
+          <w:color w:val="auto"/>
+          <w:sz w:val="24"/>
+          <w:szCs w:val="24"/>
+          <w:lang w:val="es-CO"/>
+        </w:rPr>
+        <w:t>nping</w:t>
+      </w:r>
+      <w:proofErr w:type="spellEnd"/>
+      <w:r>
+        <w:rPr>
+          <w:rFonts w:cstheme="majorHAnsi"/>
+          <w:b w:val="0"/>
+          <w:bCs w:val="0"/>
+          <w:color w:val="auto"/>
+          <w:sz w:val="24"/>
+          <w:szCs w:val="24"/>
+          <w:lang w:val="es-CO"/>
+        </w:rPr>
+        <w:t xml:space="preserve">-echo </w:t>
       </w:r>
     </w:p>
     <w:p>
       <w:pPr>
-        <w:ind w:left="360"/>
-      </w:pPr>
-      <w:r>
-        <w:rPr>
-          <w:rFonts w:ascii="Consolas" w:hAnsi="Consolas"/>
-          <w:b/>
-          <w:sz w:val="19"/>
-        </w:rPr>
-        <w:t>nmap -Pn scanme.nmap.org</w:t>
+        <w:pStyle w:val="Ttulo1"/>
+        <w:numPr>
+          <w:ilvl w:val="0"/>
+          <w:numId w:val="10"/>
+        </w:numPr>
+        <w:rPr>
+          <w:rFonts w:cstheme="majorHAnsi"/>
+          <w:b w:val="0"/>
+          <w:bCs w:val="0"/>
+          <w:color w:val="auto"/>
+          <w:sz w:val="24"/>
+          <w:szCs w:val="24"/>
+          <w:lang w:val="es-CO"/>
+        </w:rPr>
+      </w:pPr>
+      <w:r>
+        <w:rPr>
+          <w:rFonts w:cstheme="majorHAnsi"/>
+          <w:b w:val="0"/>
+          <w:bCs w:val="0"/>
+          <w:color w:val="auto"/>
+          <w:sz w:val="24"/>
+          <w:szCs w:val="24"/>
+          <w:lang w:val="es-CO"/>
+        </w:rPr>
+        <w:t>31337/</w:t>
+      </w:r>
+      <w:proofErr w:type="spellStart"/>
+      <w:r>
+        <w:rPr>
+          <w:rFonts w:cstheme="majorHAnsi"/>
+          <w:b w:val="0"/>
+          <w:bCs w:val="0"/>
+          <w:color w:val="auto"/>
+          <w:sz w:val="24"/>
+          <w:szCs w:val="24"/>
+          <w:lang w:val="es-CO"/>
+        </w:rPr>
+        <w:t>tcp</w:t>
+      </w:r>
+      <w:proofErr w:type="spellEnd"/>
+      <w:r>
+        <w:rPr>
+          <w:rFonts w:cstheme="majorHAnsi"/>
+          <w:b w:val="0"/>
+          <w:bCs w:val="0"/>
+          <w:color w:val="auto"/>
+          <w:sz w:val="24"/>
+          <w:szCs w:val="24"/>
+          <w:lang w:val="es-CO"/>
+        </w:rPr>
+        <w:t xml:space="preserve"> — Elite </w:t>
       </w:r>
     </w:p>
     <w:p>
-      <w:r>
-        <w:t>¿Qué busqué?</w:t>
+      <w:pPr>
+        <w:pStyle w:val="Ttulo1"/>
+        <w:rPr>
+          <w:rFonts w:cstheme="majorHAnsi"/>
+          <w:b w:val="0"/>
+          <w:bCs w:val="0"/>
+          <w:color w:val="auto"/>
+          <w:sz w:val="24"/>
+          <w:szCs w:val="24"/>
+          <w:lang w:val="es-CO"/>
+        </w:rPr>
+      </w:pPr>
+      <w:r>
+        <w:rPr>
+          <w:rFonts w:cstheme="majorHAnsi"/>
+          <w:b w:val="0"/>
+          <w:bCs w:val="0"/>
+          <w:color w:val="auto"/>
+          <w:sz w:val="24"/>
+          <w:szCs w:val="24"/>
+          <w:lang w:val="es-CO"/>
+        </w:rPr>
+        <w:t xml:space="preserve">Pero estos valores deben verificarse con tu ejecución actual. </w:t>
       </w:r>
     </w:p>
     <w:p>
-      <w:r>
-        <w:t xml:space="preserve">Utilicé -Pn para indicarle a Nmap que tratara el </w:t>
-      </w:r>
-      <w:r>
-        <w:t>objetivo como disponible y continuara con el escaneo.</w:t>
+      <w:pPr>
+        <w:pStyle w:val="Ttulo1"/>
+        <w:rPr>
+          <w:rFonts w:cstheme="majorHAnsi"/>
+          <w:b w:val="0"/>
+          <w:bCs w:val="0"/>
+          <w:color w:val="auto"/>
+          <w:sz w:val="24"/>
+          <w:szCs w:val="24"/>
+          <w:lang w:val="es-CO"/>
+        </w:rPr>
+      </w:pPr>
+      <w:r>
+        <w:rPr>
+          <w:rFonts w:cstheme="majorHAnsi"/>
+          <w:b w:val="0"/>
+          <w:bCs w:val="0"/>
+          <w:color w:val="auto"/>
+          <w:sz w:val="24"/>
+          <w:szCs w:val="24"/>
+          <w:lang w:val="es-CO"/>
+        </w:rPr>
+        <w:t>Mi análisis</w:t>
       </w:r>
     </w:p>
     <w:p>
-      <w:r>
-        <w:t>¿Qué observé?</w:t>
+      <w:pPr>
+        <w:pStyle w:val="Ttulo1"/>
+        <w:rPr>
+          <w:rFonts w:cstheme="majorHAnsi"/>
+          <w:b w:val="0"/>
+          <w:bCs w:val="0"/>
+          <w:color w:val="auto"/>
+          <w:sz w:val="24"/>
+          <w:szCs w:val="24"/>
+          <w:lang w:val="es-CO"/>
+        </w:rPr>
+      </w:pPr>
+      <w:r>
+        <w:rPr>
+          <w:rFonts w:cstheme="majorHAnsi"/>
+          <w:b w:val="0"/>
+          <w:bCs w:val="0"/>
+          <w:color w:val="auto"/>
+          <w:sz w:val="24"/>
+          <w:szCs w:val="24"/>
+          <w:lang w:val="es-CO"/>
+        </w:rPr>
+        <w:t>Con el escaneo SYN realicé una exploración amplia de los puertos TCP del objetivo. Esta prueba fue importante porque me permitió identificar la superficie de exposición del host antes de profundizar en los servicios. Al utilizar -p-, amplié el análisis a todos los puertos TCP en lugar de limitarme únicamente a los puertos más comunes.</w:t>
       </w:r>
     </w:p>
     <w:p>
-      <w:r>
-        <w:t xml:space="preserve">Comparé este resultado con -sn y con el escaneo básico para observar qué cambia cuando se </w:t>
+      <w:pPr>
+        <w:pStyle w:val="Ttulo1"/>
+        <w:rPr>
+          <w:rFonts w:cstheme="majorHAnsi"/>
+          <w:b w:val="0"/>
+          <w:bCs w:val="0"/>
+          <w:color w:val="auto"/>
+          <w:sz w:val="24"/>
+          <w:szCs w:val="24"/>
+          <w:lang w:val="es-CO"/>
+        </w:rPr>
+      </w:pPr>
+      <w:r>
+        <w:rPr>
+          <w:rFonts w:cstheme="majorHAnsi"/>
+          <w:b w:val="0"/>
+          <w:bCs w:val="0"/>
+          <w:color w:val="auto"/>
+          <w:sz w:val="24"/>
+          <w:szCs w:val="24"/>
+          <w:lang w:val="es-CO"/>
+        </w:rPr>
+        <w:t xml:space="preserve">Identifiqué los puertos que </w:t>
       </w:r>
       <w:proofErr w:type="spellStart"/>
       <w:r>
-        <w:t>omite</w:t>
+        <w:rPr>
+          <w:rFonts w:cstheme="majorHAnsi"/>
+          <w:b w:val="0"/>
+          <w:bCs w:val="0"/>
+          <w:color w:val="auto"/>
+          <w:sz w:val="24"/>
+          <w:szCs w:val="24"/>
+          <w:lang w:val="es-CO"/>
+        </w:rPr>
+        <w:t>Nmap</w:t>
       </w:r>
       <w:proofErr w:type="spellEnd"/>
       <w:r>
-        <w:t xml:space="preserve"> </w:t>
-      </w:r>
-      <w:proofErr w:type="spellStart"/>
-      <w:r>
-        <w:t>el</w:t>
-      </w:r>
-      <w:proofErr w:type="spellEnd"/>
-      <w:r>
-        <w:t xml:space="preserve"> </w:t>
-      </w:r>
-      <w:proofErr w:type="spellStart"/>
-      <w:r>
-        <w:t>descubrimiento</w:t>
-      </w:r>
-      <w:proofErr w:type="spellEnd"/>
-      <w:r>
-        <w:t xml:space="preserve"> </w:t>
-      </w:r>
-      <w:proofErr w:type="spellStart"/>
-      <w:r>
-        <w:t>previo</w:t>
-      </w:r>
-      <w:proofErr w:type="spellEnd"/>
-      <w:r>
-        <w:t>.</w:t>
-      </w:r>
-      <w:r>
-        <w:t xml:space="preserve"> </w:t>
-      </w:r>
-      <w:r>
-        <w:t xml:space="preserve">Mi </w:t>
-      </w:r>
-      <w:proofErr w:type="spellStart"/>
-      <w:r>
-        <w:t>análisis</w:t>
-      </w:r>
-      <w:proofErr w:type="spellEnd"/>
-      <w:r>
-        <w:t>:</w:t>
+        <w:rPr>
+          <w:rFonts w:cstheme="majorHAnsi"/>
+          <w:b w:val="0"/>
+          <w:bCs w:val="0"/>
+          <w:color w:val="auto"/>
+          <w:sz w:val="24"/>
+          <w:szCs w:val="24"/>
+          <w:lang w:val="es-CO"/>
+        </w:rPr>
+        <w:t xml:space="preserve"> reportó como abiertos, filtrados o cerrados. Los puertos abiertos constituyen los principales puntos sobre los cuales profundicé posteriormente mediante detección de servicios y scripts NSE.</w:t>
       </w:r>
     </w:p>
     <w:p>
-      <w:r>
-        <w:t>A</w:t>
-      </w:r>
-      <w:r>
-        <w:t>l util</w:t>
-      </w:r>
-      <w:r>
-        <w:t>izar -Pn pude comparar un escaneo que asume el host disponible con el descubrimiento realizado anteriormente. Esta comparación me permitió entender por qué la fase de descubrimiento puede afectar el comportamiento del escaneo.</w:t>
+      <w:pPr>
+        <w:pStyle w:val="Ttulo1"/>
+        <w:rPr>
+          <w:rFonts w:cstheme="majorHAnsi"/>
+          <w:b w:val="0"/>
+          <w:bCs w:val="0"/>
+          <w:color w:val="auto"/>
+          <w:sz w:val="24"/>
+          <w:szCs w:val="24"/>
+        </w:rPr>
+      </w:pPr>
+      <w:r>
+        <w:rPr>
+          <w:rFonts w:cstheme="majorHAnsi"/>
+          <w:b w:val="0"/>
+          <w:bCs w:val="0"/>
+          <w:color w:val="auto"/>
+          <w:sz w:val="24"/>
+          <w:szCs w:val="24"/>
+        </w:rPr>
+        <w:lastRenderedPageBreak/>
+        <w:drawing>
+          <wp:inline distT="0" distB="0" distL="0" distR="0" wp14:anchorId="37BAFA27" wp14:editId="5651336B">
+            <wp:extent cx="6400800" cy="3797300"/>
+            <wp:effectExtent l="0" t="0" r="0" b="0"/>
+            <wp:docPr id="1512717763" name="Imagen 1"/>
+            <wp:cNvGraphicFramePr>
+              <a:graphicFrameLocks xmlns:a="http://schemas.openxmlformats.org/drawingml/2006/main" noChangeAspect="1"/>
+            </wp:cNvGraphicFramePr>
+            <a:graphic xmlns:a="http://schemas.openxmlformats.org/drawingml/2006/main">
+              <a:graphicData uri="http://schemas.openxmlformats.org/drawingml/2006/picture">
+                <pic:pic xmlns:pic="http://schemas.openxmlformats.org/drawingml/2006/picture">
+                  <pic:nvPicPr>
+                    <pic:cNvPr id="1512717763" name=""/>
+                    <pic:cNvPicPr/>
+                  </pic:nvPicPr>
+                  <pic:blipFill>
+                    <a:blip r:embed="rId11"/>
+                    <a:stretch>
+                      <a:fillRect/>
+                    </a:stretch>
+                  </pic:blipFill>
+                  <pic:spPr>
+                    <a:xfrm>
+                      <a:off x="0" y="0"/>
+                      <a:ext cx="6400800" cy="3797300"/>
+                    </a:xfrm>
+                    <a:prstGeom prst="rect">
+                      <a:avLst/>
+                    </a:prstGeom>
+                  </pic:spPr>
+                </pic:pic>
+              </a:graphicData>
+            </a:graphic>
+          </wp:inline>
+        </w:drawing>
       </w:r>
     </w:p>
     <w:p>
       <w:pPr>
-        <w:pStyle w:val="Ttulo2"/>
-        <w:rPr>
-          <w:color w:val="auto"/>
-        </w:rPr>
-      </w:pPr>
-      <w:r>
-        <w:rPr>
-          <w:color w:val="auto"/>
-        </w:rPr>
-        <w:t>04. Puerto específico</w:t>
+        <w:pStyle w:val="Ttulo1"/>
+        <w:rPr>
+          <w:rFonts w:cstheme="majorHAnsi"/>
+          <w:sz w:val="24"/>
+          <w:szCs w:val="24"/>
+          <w:lang w:val="es-CO"/>
+        </w:rPr>
+      </w:pPr>
+      <w:r>
+        <w:rPr>
+          <w:rFonts w:cstheme="majorHAnsi"/>
+          <w:sz w:val="24"/>
+          <w:szCs w:val="24"/>
+          <w:lang w:val="es-CO"/>
+        </w:rPr>
+        <w:t>Resultado</w:t>
       </w:r>
     </w:p>
     <w:p>
-      <w:r>
-        <w:t>Comando que utilicé:</w:t>
+      <w:pPr>
+        <w:pStyle w:val="Ttulo1"/>
+        <w:rPr>
+          <w:rFonts w:cstheme="majorHAnsi"/>
+          <w:sz w:val="24"/>
+          <w:szCs w:val="24"/>
+          <w:lang w:val="es-CO"/>
+        </w:rPr>
+      </w:pPr>
+      <w:r>
+        <w:rPr>
+          <w:rFonts w:cstheme="majorHAnsi"/>
+          <w:sz w:val="24"/>
+          <w:szCs w:val="24"/>
+          <w:lang w:val="es-CO"/>
+        </w:rPr>
+        <w:t xml:space="preserve">La guía establece que aquí debes registrar exactamente la información de las columnas SERVICE/VERSION que aparezca en tu ejecución. </w:t>
       </w:r>
     </w:p>
     <w:p>
       <w:pPr>
-        <w:ind w:left="360"/>
-      </w:pPr>
-      <w:r>
-        <w:rPr>
-          <w:rFonts w:ascii="Consolas" w:hAnsi="Consolas"/>
-          <w:b/>
-          <w:sz w:val="19"/>
-        </w:rPr>
-        <w:t>nmap -p 80 scanme.nmap.org</w:t>
+        <w:pStyle w:val="Ttulo1"/>
+        <w:rPr>
+          <w:rFonts w:cstheme="majorHAnsi"/>
+          <w:sz w:val="24"/>
+          <w:szCs w:val="24"/>
+          <w:lang w:val="es-CO"/>
+        </w:rPr>
+      </w:pPr>
+      <w:r>
+        <w:rPr>
+          <w:rFonts w:cstheme="majorHAnsi"/>
+          <w:sz w:val="24"/>
+          <w:szCs w:val="24"/>
+          <w:lang w:val="es-CO"/>
+        </w:rPr>
+        <w:t>Mi análisis</w:t>
       </w:r>
     </w:p>
     <w:p>
-      <w:r>
-        <w:t>¿Qué busqué?</w:t>
+      <w:pPr>
+        <w:pStyle w:val="Ttulo1"/>
+        <w:rPr>
+          <w:rFonts w:cstheme="majorHAnsi"/>
+          <w:sz w:val="24"/>
+          <w:szCs w:val="24"/>
+          <w:lang w:val="es-CO"/>
+        </w:rPr>
+      </w:pPr>
+      <w:r>
+        <w:rPr>
+          <w:rFonts w:cstheme="majorHAnsi"/>
+          <w:sz w:val="24"/>
+          <w:szCs w:val="24"/>
+          <w:lang w:val="es-CO"/>
+        </w:rPr>
+        <w:t>Utilicé la opción -</w:t>
+      </w:r>
+      <w:proofErr w:type="spellStart"/>
+      <w:r>
+        <w:rPr>
+          <w:rFonts w:cstheme="majorHAnsi"/>
+          <w:sz w:val="24"/>
+          <w:szCs w:val="24"/>
+          <w:lang w:val="es-CO"/>
+        </w:rPr>
+        <w:t>sV</w:t>
+      </w:r>
+      <w:proofErr w:type="spellEnd"/>
+      <w:r>
+        <w:rPr>
+          <w:rFonts w:cstheme="majorHAnsi"/>
+          <w:sz w:val="24"/>
+          <w:szCs w:val="24"/>
+          <w:lang w:val="es-CO"/>
+        </w:rPr>
+        <w:t xml:space="preserve"> para profundizar en los puertos identificados anteriormente. Mientras que el escaneo de puertos me permitió conocer qué puertos estaban disponibles, esta técnica me permitió relacionarlos con los servicios que podrían estar ejecutándose y, cuando fue posible, obtener información sobre sus versiones.</w:t>
       </w:r>
     </w:p>
     <w:p>
-      <w:r>
-        <w:t xml:space="preserve">Con </w:t>
-      </w:r>
-      <w:r>
-        <w:t>-p 80 limité mi prueba al puerto 80 para comprobar específicamente el servicio asociado al tráfico HTTP.</w:t>
+      <w:pPr>
+        <w:pStyle w:val="Ttulo1"/>
+        <w:rPr>
+          <w:rFonts w:cstheme="majorHAnsi"/>
+          <w:sz w:val="24"/>
+          <w:szCs w:val="24"/>
+          <w:lang w:val="es-CO"/>
+        </w:rPr>
+      </w:pPr>
+      <w:r>
+        <w:rPr>
+          <w:rFonts w:cstheme="majorHAnsi"/>
+          <w:sz w:val="24"/>
+          <w:szCs w:val="24"/>
+          <w:lang w:val="es-CO"/>
+        </w:rPr>
+        <w:t>Este resultado es importante porque conocer únicamente que un puerto está abierto no proporciona suficiente información para realizar un análisis técnico. La identificación del servicio permite contextualizar qué función está expuesta en ese puerto.</w:t>
       </w:r>
     </w:p>
     <w:p>
-      <w:r>
-        <w:t>¿Qué observé?</w:t>
+      <w:pPr>
+        <w:pStyle w:val="Ttulo1"/>
+        <w:rPr>
+          <w:rFonts w:cstheme="majorHAnsi"/>
+          <w:sz w:val="24"/>
+          <w:szCs w:val="24"/>
+          <w:lang w:val="es-CO"/>
+        </w:rPr>
+      </w:pPr>
+      <w:proofErr w:type="spellStart"/>
+      <w:r>
+        <w:rPr>
+          <w:rFonts w:cstheme="majorHAnsi"/>
+          <w:sz w:val="24"/>
+          <w:szCs w:val="24"/>
+          <w:lang w:val="es-CO"/>
+        </w:rPr>
+        <w:t>Nmap</w:t>
+      </w:r>
+      <w:proofErr w:type="spellEnd"/>
+      <w:r>
+        <w:rPr>
+          <w:rFonts w:cstheme="majorHAnsi"/>
+          <w:sz w:val="24"/>
+          <w:szCs w:val="24"/>
+          <w:lang w:val="es-CO"/>
+        </w:rPr>
+        <w:t xml:space="preserve"> identificó los servicios asociados a los puertos detectados y proporcionó información de versión cuando pudo determinarla. Registré la información exactamente como aparece en la salida de -</w:t>
+      </w:r>
+      <w:proofErr w:type="spellStart"/>
+      <w:r>
+        <w:rPr>
+          <w:rFonts w:cstheme="majorHAnsi"/>
+          <w:sz w:val="24"/>
+          <w:szCs w:val="24"/>
+          <w:lang w:val="es-CO"/>
+        </w:rPr>
+        <w:t>sV</w:t>
+      </w:r>
+      <w:proofErr w:type="spellEnd"/>
+      <w:r>
+        <w:rPr>
+          <w:rFonts w:cstheme="majorHAnsi"/>
+          <w:sz w:val="24"/>
+          <w:szCs w:val="24"/>
+          <w:lang w:val="es-CO"/>
+        </w:rPr>
+        <w:t>.</w:t>
       </w:r>
     </w:p>
     <w:p>
-      <w:r>
-        <w:t>Registré el estado que Nmap devolvió para el puerto 80 y cualquier servicio identificado.</w:t>
-      </w:r>
+      <w:pPr>
+        <w:pStyle w:val="Ttulo1"/>
+        <w:rPr>
+          <w:rFonts w:cstheme="majorHAnsi"/>
+          <w:b w:val="0"/>
+          <w:bCs w:val="0"/>
+          <w:color w:val="auto"/>
+          <w:sz w:val="24"/>
+          <w:szCs w:val="24"/>
+        </w:rPr>
+      </w:pPr>
     </w:p>
     <w:p>
-      <w:r>
-        <w:t xml:space="preserve">Mi </w:t>
-      </w:r>
-      <w:proofErr w:type="spellStart"/>
-      <w:r>
-        <w:t>análisis</w:t>
-      </w:r>
-      <w:proofErr w:type="spellEnd"/>
-      <w:r>
-        <w:t>:</w:t>
-      </w:r>
+      <w:pPr>
+        <w:pStyle w:val="Ttulo1"/>
+        <w:rPr>
+          <w:rFonts w:cstheme="majorHAnsi"/>
+          <w:b w:val="0"/>
+          <w:bCs w:val="0"/>
+          <w:color w:val="auto"/>
+          <w:sz w:val="24"/>
+          <w:szCs w:val="24"/>
+        </w:rPr>
+      </w:pPr>
     </w:p>
     <w:p>
-      <w:r>
-        <w:t xml:space="preserve">Al limitar la prueba al puerto 80 pude hacer un reconocimiento más específico. Esto es útil cuando quiero validar rápidamente un servicio concreto sin </w:t>
-      </w:r>
-      <w:proofErr w:type="spellStart"/>
-      <w:r>
-        <w:t>ampliar</w:t>
-      </w:r>
-      <w:proofErr w:type="spellEnd"/>
-      <w:r>
-        <w:t xml:space="preserve"> </w:t>
-      </w:r>
-      <w:proofErr w:type="spellStart"/>
-      <w:r>
-        <w:t>innecesariamente</w:t>
-      </w:r>
-      <w:proofErr w:type="spellEnd"/>
-      <w:r>
-        <w:t xml:space="preserve"> </w:t>
-      </w:r>
-      <w:proofErr w:type="spellStart"/>
-      <w:r>
-        <w:t>el</w:t>
-      </w:r>
-      <w:proofErr w:type="spellEnd"/>
-      <w:r>
-        <w:t xml:space="preserve"> </w:t>
-      </w:r>
-      <w:proofErr w:type="spellStart"/>
-      <w:r>
-        <w:t>alcance</w:t>
-      </w:r>
-      <w:proofErr w:type="spellEnd"/>
-      <w:r>
-        <w:t>.</w:t>
-      </w:r>
-      <w:r>
-        <w:br w:type="page"/>
+      <w:pPr>
+        <w:pStyle w:val="Ttulo1"/>
+        <w:rPr>
+          <w:rFonts w:cstheme="majorHAnsi"/>
+          <w:sz w:val="24"/>
+          <w:szCs w:val="24"/>
+          <w:lang w:val="es-CO"/>
+        </w:rPr>
+      </w:pPr>
+      <w:r>
+        <w:rPr>
+          <w:rFonts w:cstheme="majorHAnsi"/>
+          <w:sz w:val="24"/>
+          <w:szCs w:val="24"/>
+          <w:lang w:val="es-CO"/>
+        </w:rPr>
+        <w:drawing>
+          <wp:inline distT="0" distB="0" distL="0" distR="0" wp14:anchorId="68B20AA4" wp14:editId="22E6EBCE">
+            <wp:extent cx="6400800" cy="737235"/>
+            <wp:effectExtent l="0" t="0" r="0" b="5715"/>
+            <wp:docPr id="1534688479" name="Imagen 1"/>
+            <wp:cNvGraphicFramePr>
+              <a:graphicFrameLocks xmlns:a="http://schemas.openxmlformats.org/drawingml/2006/main" noChangeAspect="1"/>
+            </wp:cNvGraphicFramePr>
+            <a:graphic xmlns:a="http://schemas.openxmlformats.org/drawingml/2006/main">
+              <a:graphicData uri="http://schemas.openxmlformats.org/drawingml/2006/picture">
+                <pic:pic xmlns:pic="http://schemas.openxmlformats.org/drawingml/2006/picture">
+                  <pic:nvPicPr>
+                    <pic:cNvPr id="1534688479" name=""/>
+                    <pic:cNvPicPr/>
+                  </pic:nvPicPr>
+                  <pic:blipFill>
+                    <a:blip r:embed="rId12"/>
+                    <a:stretch>
+                      <a:fillRect/>
+                    </a:stretch>
+                  </pic:blipFill>
+                  <pic:spPr>
+                    <a:xfrm>
+                      <a:off x="0" y="0"/>
+                      <a:ext cx="6400800" cy="737235"/>
+                    </a:xfrm>
+                    <a:prstGeom prst="rect">
+                      <a:avLst/>
+                    </a:prstGeom>
+                  </pic:spPr>
+                </pic:pic>
+              </a:graphicData>
+            </a:graphic>
+          </wp:inline>
+        </w:drawing>
       </w:r>
     </w:p>
     <w:p>
       <w:pPr>
-        <w:pStyle w:val="Ttulo2"/>
-        <w:rPr>
-          <w:color w:val="auto"/>
-        </w:rPr>
-      </w:pPr>
-      <w:r>
-        <w:rPr>
-          <w:color w:val="auto"/>
-        </w:rPr>
-        <w:lastRenderedPageBreak/>
-        <w:t>05. Varios puertos específicos</w:t>
+        <w:pStyle w:val="Ttulo1"/>
+        <w:rPr>
+          <w:rFonts w:cstheme="majorHAnsi"/>
+          <w:sz w:val="24"/>
+          <w:szCs w:val="24"/>
+          <w:lang w:val="es-CO"/>
+        </w:rPr>
+      </w:pPr>
+      <w:r>
+        <w:rPr>
+          <w:rFonts w:cstheme="majorHAnsi"/>
+          <w:sz w:val="24"/>
+          <w:szCs w:val="24"/>
+          <w:lang w:val="es-CO"/>
+        </w:rPr>
+        <w:t>Resultado</w:t>
       </w:r>
     </w:p>
     <w:p>
-      <w:r>
-        <w:t>Comando que utilicé:</w:t>
+      <w:pPr>
+        <w:pStyle w:val="Ttulo1"/>
+        <w:rPr>
+          <w:rFonts w:cstheme="majorHAnsi"/>
+          <w:sz w:val="24"/>
+          <w:szCs w:val="24"/>
+          <w:lang w:val="es-CO"/>
+        </w:rPr>
+      </w:pPr>
+      <w:r>
+        <w:rPr>
+          <w:rFonts w:cstheme="majorHAnsi"/>
+          <w:sz w:val="24"/>
+          <w:szCs w:val="24"/>
+          <w:lang w:val="es-CO"/>
+        </w:rPr>
+        <w:t>La prueba está enfocada específicamente en el puerto 80. La guía indica que debes analizar:</w:t>
       </w:r>
     </w:p>
     <w:p>
       <w:pPr>
-        <w:ind w:left="360"/>
-      </w:pPr>
-      <w:r>
-        <w:rPr>
-          <w:rFonts w:ascii="Consolas" w:hAnsi="Consolas"/>
-          <w:b/>
-          <w:sz w:val="19"/>
-        </w:rPr>
-        <w:t>nmap -p 22,80,443 scanme.nmap.org</w:t>
+        <w:pStyle w:val="Ttulo1"/>
+        <w:numPr>
+          <w:ilvl w:val="0"/>
+          <w:numId w:val="11"/>
+        </w:numPr>
+        <w:rPr>
+          <w:rFonts w:cstheme="majorHAnsi"/>
+          <w:sz w:val="24"/>
+          <w:szCs w:val="24"/>
+          <w:lang w:val="es-CO"/>
+        </w:rPr>
+      </w:pPr>
+      <w:r>
+        <w:rPr>
+          <w:rFonts w:cstheme="majorHAnsi"/>
+          <w:sz w:val="24"/>
+          <w:szCs w:val="24"/>
+          <w:lang w:val="es-CO"/>
+        </w:rPr>
+        <w:t xml:space="preserve">Servicio HTTP. </w:t>
       </w:r>
     </w:p>
     <w:p>
-      <w:r>
-        <w:t>¿Qué busqué?</w:t>
+      <w:pPr>
+        <w:pStyle w:val="Ttulo1"/>
+        <w:numPr>
+          <w:ilvl w:val="0"/>
+          <w:numId w:val="11"/>
+        </w:numPr>
+        <w:rPr>
+          <w:rFonts w:cstheme="majorHAnsi"/>
+          <w:sz w:val="24"/>
+          <w:szCs w:val="24"/>
+          <w:lang w:val="es-CO"/>
+        </w:rPr>
+      </w:pPr>
+      <w:r>
+        <w:rPr>
+          <w:rFonts w:cstheme="majorHAnsi"/>
+          <w:sz w:val="24"/>
+          <w:szCs w:val="24"/>
+          <w:lang w:val="es-CO"/>
+        </w:rPr>
+        <w:t xml:space="preserve">Versión. </w:t>
       </w:r>
     </w:p>
     <w:p>
-      <w:r>
-        <w:t>Seleccioné los p</w:t>
-      </w:r>
-      <w:r>
-        <w:t>uertos 22, 80 y 443 para hacer una prueba focalizada y comparar sus estados.</w:t>
+      <w:pPr>
+        <w:pStyle w:val="Ttulo1"/>
+        <w:numPr>
+          <w:ilvl w:val="0"/>
+          <w:numId w:val="11"/>
+        </w:numPr>
+        <w:rPr>
+          <w:rFonts w:cstheme="majorHAnsi"/>
+          <w:sz w:val="24"/>
+          <w:szCs w:val="24"/>
+          <w:lang w:val="es-CO"/>
+        </w:rPr>
+      </w:pPr>
+      <w:r>
+        <w:rPr>
+          <w:rFonts w:cstheme="majorHAnsi"/>
+          <w:sz w:val="24"/>
+          <w:szCs w:val="24"/>
+          <w:lang w:val="es-CO"/>
+        </w:rPr>
+        <w:t xml:space="preserve">Título de la página. </w:t>
       </w:r>
     </w:p>
     <w:p>
-      <w:r>
-        <w:t>¿Qué observé?</w:t>
+      <w:pPr>
+        <w:pStyle w:val="Ttulo1"/>
+        <w:numPr>
+          <w:ilvl w:val="0"/>
+          <w:numId w:val="11"/>
+        </w:numPr>
+        <w:rPr>
+          <w:rFonts w:cstheme="majorHAnsi"/>
+          <w:sz w:val="24"/>
+          <w:szCs w:val="24"/>
+          <w:lang w:val="es-CO"/>
+        </w:rPr>
+      </w:pPr>
+      <w:r>
+        <w:rPr>
+          <w:rFonts w:cstheme="majorHAnsi"/>
+          <w:sz w:val="24"/>
+          <w:szCs w:val="24"/>
+          <w:lang w:val="es-CO"/>
+        </w:rPr>
+        <w:t xml:space="preserve">Cabeceras HTTP. </w:t>
       </w:r>
     </w:p>
     <w:p>
-      <w:proofErr w:type="spellStart"/>
-      <w:r>
-        <w:t>Registré</w:t>
-      </w:r>
-      <w:proofErr w:type="spellEnd"/>
-      <w:r>
-        <w:t xml:space="preserve"> </w:t>
-      </w:r>
-      <w:proofErr w:type="spellStart"/>
-      <w:r>
-        <w:t>individualmente</w:t>
-      </w:r>
-      <w:proofErr w:type="spellEnd"/>
-      <w:r>
-        <w:t xml:space="preserve"> </w:t>
-      </w:r>
-      <w:r>
-        <w:t xml:space="preserve">Mi </w:t>
-      </w:r>
-      <w:proofErr w:type="spellStart"/>
-      <w:r>
-        <w:t>análisis</w:t>
-      </w:r>
-      <w:proofErr w:type="spellEnd"/>
-      <w:r>
-        <w:t>:</w:t>
+      <w:pPr>
+        <w:pStyle w:val="Ttulo1"/>
+        <w:rPr>
+          <w:rFonts w:cstheme="majorHAnsi"/>
+          <w:sz w:val="24"/>
+          <w:szCs w:val="24"/>
+          <w:lang w:val="es-CO"/>
+        </w:rPr>
+      </w:pPr>
+      <w:r>
+        <w:rPr>
+          <w:rFonts w:cstheme="majorHAnsi"/>
+          <w:sz w:val="24"/>
+          <w:szCs w:val="24"/>
+          <w:lang w:val="es-CO"/>
+        </w:rPr>
+        <w:t>Mi análisis</w:t>
       </w:r>
     </w:p>
     <w:p>
-      <w:r>
-        <w:t>L</w:t>
-      </w:r>
-      <w:r>
-        <w:t xml:space="preserve">a selección de </w:t>
-      </w:r>
-      <w:r>
-        <w:t>varios puertos me permitió comparar diferentes servicios en una sola ejecución. Observé que cada puerto puede presentar un estado diferente y que la selección de puertos permite controlar el objetivo de la prueba.</w:t>
+      <w:pPr>
+        <w:pStyle w:val="Ttulo1"/>
+        <w:rPr>
+          <w:rFonts w:cstheme="majorHAnsi"/>
+          <w:sz w:val="24"/>
+          <w:szCs w:val="24"/>
+          <w:lang w:val="es-CO"/>
+        </w:rPr>
+      </w:pPr>
+      <w:r>
+        <w:rPr>
+          <w:rFonts w:cstheme="majorHAnsi"/>
+          <w:sz w:val="24"/>
+          <w:szCs w:val="24"/>
+          <w:lang w:val="es-CO"/>
+        </w:rPr>
+        <w:t>En este reto enfoqué el reconocimiento en el servicio HTTP que se encuentra asociado al puerto 80. Utilicé detección de versión junto con los scripts http-</w:t>
+      </w:r>
+      <w:proofErr w:type="spellStart"/>
+      <w:r>
+        <w:rPr>
+          <w:rFonts w:cstheme="majorHAnsi"/>
+          <w:sz w:val="24"/>
+          <w:szCs w:val="24"/>
+          <w:lang w:val="es-CO"/>
+        </w:rPr>
+        <w:t>title</w:t>
+      </w:r>
+      <w:proofErr w:type="spellEnd"/>
+      <w:r>
+        <w:rPr>
+          <w:rFonts w:cstheme="majorHAnsi"/>
+          <w:sz w:val="24"/>
+          <w:szCs w:val="24"/>
+          <w:lang w:val="es-CO"/>
+        </w:rPr>
+        <w:t xml:space="preserve"> y http-</w:t>
+      </w:r>
+      <w:proofErr w:type="spellStart"/>
+      <w:r>
+        <w:rPr>
+          <w:rFonts w:cstheme="majorHAnsi"/>
+          <w:sz w:val="24"/>
+          <w:szCs w:val="24"/>
+          <w:lang w:val="es-CO"/>
+        </w:rPr>
+        <w:t>headers</w:t>
+      </w:r>
+      <w:proofErr w:type="spellEnd"/>
+      <w:r>
+        <w:rPr>
+          <w:rFonts w:cstheme="majorHAnsi"/>
+          <w:sz w:val="24"/>
+          <w:szCs w:val="24"/>
+          <w:lang w:val="es-CO"/>
+        </w:rPr>
+        <w:t xml:space="preserve"> para obtener información adicional que no aparece necesariamente en un escaneo básico.</w:t>
       </w:r>
     </w:p>
     <w:p>
-      <w:r>
-        <w:br w:type="page"/>
+      <w:pPr>
+        <w:pStyle w:val="Ttulo1"/>
+        <w:rPr>
+          <w:rFonts w:cstheme="majorHAnsi"/>
+          <w:sz w:val="24"/>
+          <w:szCs w:val="24"/>
+          <w:lang w:val="es-CO"/>
+        </w:rPr>
+      </w:pPr>
+      <w:r>
+        <w:rPr>
+          <w:rFonts w:cstheme="majorHAnsi"/>
+          <w:sz w:val="24"/>
+          <w:szCs w:val="24"/>
+          <w:lang w:val="es-CO"/>
+        </w:rPr>
+        <w:t>El análisis del título y de las cabeceras me permitió relacionar el puerto abierto con información concreta del servicio web. Esto demuestra que el reconocimiento puede avanzar desde la identificación de un puerto hacia la caracterización del servicio que está detrás de él.</w:t>
       </w:r>
     </w:p>
     <w:p>
       <w:pPr>
-        <w:pStyle w:val="Ttulo2"/>
-        <w:rPr>
-          <w:color w:val="auto"/>
-        </w:rPr>
-      </w:pPr>
-      <w:r>
-        <w:rPr>
-          <w:color w:val="auto"/>
-        </w:rPr>
-        <w:lastRenderedPageBreak/>
-        <w:t>06. Detección de servicios y versiones</w:t>
+        <w:pStyle w:val="Ttulo1"/>
+        <w:rPr>
+          <w:rFonts w:cstheme="majorHAnsi"/>
+          <w:sz w:val="24"/>
+          <w:szCs w:val="24"/>
+          <w:lang w:val="es-CO"/>
+        </w:rPr>
+      </w:pPr>
+      <w:r>
+        <w:rPr>
+          <w:rFonts w:cstheme="majorHAnsi"/>
+          <w:sz w:val="24"/>
+          <w:szCs w:val="24"/>
+          <w:lang w:val="es-CO"/>
+        </w:rPr>
+        <w:t xml:space="preserve">El análisis del puerto 80 permitió obtener información relacionada con el servicio HTTP, incluyendo el título y las cabeceras que fueron devueltas por el objetivo. Registré los valores exactos mostrados por </w:t>
+      </w:r>
+      <w:proofErr w:type="spellStart"/>
+      <w:r>
+        <w:rPr>
+          <w:rFonts w:cstheme="majorHAnsi"/>
+          <w:sz w:val="24"/>
+          <w:szCs w:val="24"/>
+          <w:lang w:val="es-CO"/>
+        </w:rPr>
+        <w:t>Nmap</w:t>
+      </w:r>
+      <w:proofErr w:type="spellEnd"/>
+      <w:r>
+        <w:rPr>
+          <w:rFonts w:cstheme="majorHAnsi"/>
+          <w:sz w:val="24"/>
+          <w:szCs w:val="24"/>
+          <w:lang w:val="es-CO"/>
+        </w:rPr>
+        <w:t>.</w:t>
       </w:r>
     </w:p>
     <w:p>
-      <w:r>
-        <w:t>Comando que utilicé:</w:t>
-      </w:r>
+      <w:pPr>
+        <w:pStyle w:val="Ttulo1"/>
+        <w:rPr>
+          <w:rFonts w:cstheme="majorHAnsi"/>
+          <w:b w:val="0"/>
+          <w:bCs w:val="0"/>
+          <w:color w:val="auto"/>
+          <w:sz w:val="24"/>
+          <w:szCs w:val="24"/>
+        </w:rPr>
+      </w:pPr>
     </w:p>
     <w:p>
       <w:pPr>
-        <w:ind w:left="360"/>
-      </w:pPr>
-      <w:r>
-        <w:rPr>
-          <w:rFonts w:ascii="Consolas" w:hAnsi="Consolas"/>
-          <w:b/>
-          <w:sz w:val="19"/>
-        </w:rPr>
-        <w:t>nmap -sV scanme.nmap.org</w:t>
+        <w:pStyle w:val="Ttulo1"/>
+        <w:rPr>
+          <w:rFonts w:cstheme="majorHAnsi"/>
+          <w:b w:val="0"/>
+          <w:bCs w:val="0"/>
+          <w:color w:val="auto"/>
+          <w:sz w:val="24"/>
+          <w:szCs w:val="24"/>
+        </w:rPr>
+      </w:pPr>
+      <w:r>
+        <w:rPr>
+          <w:rFonts w:cstheme="majorHAnsi"/>
+          <w:b w:val="0"/>
+          <w:bCs w:val="0"/>
+          <w:color w:val="auto"/>
+          <w:sz w:val="24"/>
+          <w:szCs w:val="24"/>
+        </w:rPr>
+        <w:lastRenderedPageBreak/>
+        <w:drawing>
+          <wp:inline distT="0" distB="0" distL="0" distR="0" wp14:anchorId="1910BCD1" wp14:editId="6CF6834B">
+            <wp:extent cx="6400800" cy="1168400"/>
+            <wp:effectExtent l="0" t="0" r="0" b="0"/>
+            <wp:docPr id="1804812071" name="Imagen 1"/>
+            <wp:cNvGraphicFramePr>
+              <a:graphicFrameLocks xmlns:a="http://schemas.openxmlformats.org/drawingml/2006/main" noChangeAspect="1"/>
+            </wp:cNvGraphicFramePr>
+            <a:graphic xmlns:a="http://schemas.openxmlformats.org/drawingml/2006/main">
+              <a:graphicData uri="http://schemas.openxmlformats.org/drawingml/2006/picture">
+                <pic:pic xmlns:pic="http://schemas.openxmlformats.org/drawingml/2006/picture">
+                  <pic:nvPicPr>
+                    <pic:cNvPr id="1804812071" name=""/>
+                    <pic:cNvPicPr/>
+                  </pic:nvPicPr>
+                  <pic:blipFill>
+                    <a:blip r:embed="rId13"/>
+                    <a:stretch>
+                      <a:fillRect/>
+                    </a:stretch>
+                  </pic:blipFill>
+                  <pic:spPr>
+                    <a:xfrm>
+                      <a:off x="0" y="0"/>
+                      <a:ext cx="6400800" cy="1168400"/>
+                    </a:xfrm>
+                    <a:prstGeom prst="rect">
+                      <a:avLst/>
+                    </a:prstGeom>
+                  </pic:spPr>
+                </pic:pic>
+              </a:graphicData>
+            </a:graphic>
+          </wp:inline>
+        </w:drawing>
       </w:r>
     </w:p>
     <w:p>
-      <w:r>
-        <w:t>¿Qué busqué?</w:t>
+      <w:pPr>
+        <w:rPr>
+          <w:rFonts w:asciiTheme="majorHAnsi" w:hAnsiTheme="majorHAnsi" w:cstheme="majorHAnsi"/>
+          <w:b/>
+          <w:bCs/>
+          <w:sz w:val="24"/>
+          <w:szCs w:val="24"/>
+          <w:lang w:val="es-CO"/>
+        </w:rPr>
+      </w:pPr>
+      <w:r>
+        <w:rPr>
+          <w:rFonts w:asciiTheme="majorHAnsi" w:hAnsiTheme="majorHAnsi" w:cstheme="majorHAnsi"/>
+          <w:b/>
+          <w:bCs/>
+          <w:sz w:val="24"/>
+          <w:szCs w:val="24"/>
+          <w:lang w:val="es-CO"/>
+        </w:rPr>
+        <w:t>Resultado</w:t>
       </w:r>
     </w:p>
     <w:p>
-      <w:r>
-        <w:t>Util</w:t>
-      </w:r>
-      <w:r>
-        <w:t>icé -sV para intentar identificar qué servicios se ejecutaban en los puertos detectados y obtener sus versiones cuando Nmap pudiera determinarlas.</w:t>
+      <w:pPr>
+        <w:rPr>
+          <w:rFonts w:asciiTheme="majorHAnsi" w:hAnsiTheme="majorHAnsi" w:cstheme="majorHAnsi"/>
+          <w:sz w:val="24"/>
+          <w:szCs w:val="24"/>
+          <w:lang w:val="es-CO"/>
+        </w:rPr>
+      </w:pPr>
+      <w:r>
+        <w:rPr>
+          <w:rFonts w:asciiTheme="majorHAnsi" w:hAnsiTheme="majorHAnsi" w:cstheme="majorHAnsi"/>
+          <w:sz w:val="24"/>
+          <w:szCs w:val="24"/>
+          <w:lang w:val="es-CO"/>
+        </w:rPr>
+        <w:t xml:space="preserve">La guía establece que debes utilizar la categoría </w:t>
+      </w:r>
+      <w:r>
+        <w:rPr>
+          <w:rFonts w:asciiTheme="majorHAnsi" w:hAnsiTheme="majorHAnsi" w:cstheme="majorHAnsi"/>
+          <w:b/>
+          <w:bCs/>
+          <w:sz w:val="24"/>
+          <w:szCs w:val="24"/>
+          <w:lang w:val="es-CO"/>
+        </w:rPr>
+        <w:t>default</w:t>
+      </w:r>
+      <w:r>
+        <w:rPr>
+          <w:rFonts w:asciiTheme="majorHAnsi" w:hAnsiTheme="majorHAnsi" w:cstheme="majorHAnsi"/>
+          <w:sz w:val="24"/>
+          <w:szCs w:val="24"/>
+          <w:lang w:val="es-CO"/>
+        </w:rPr>
+        <w:t xml:space="preserve"> sobre los puertos 22 y 80 y analizar la información adicional que proporcionen los scripts. </w:t>
       </w:r>
     </w:p>
     <w:p>
-      <w:r>
-        <w:t>¿Qué observé?</w:t>
+      <w:pPr>
+        <w:rPr>
+          <w:rFonts w:asciiTheme="majorHAnsi" w:hAnsiTheme="majorHAnsi" w:cstheme="majorHAnsi"/>
+          <w:b/>
+          <w:bCs/>
+          <w:sz w:val="24"/>
+          <w:szCs w:val="24"/>
+          <w:lang w:val="es-CO"/>
+        </w:rPr>
+      </w:pPr>
+      <w:r>
+        <w:rPr>
+          <w:rFonts w:asciiTheme="majorHAnsi" w:hAnsiTheme="majorHAnsi" w:cstheme="majorHAnsi"/>
+          <w:b/>
+          <w:bCs/>
+          <w:sz w:val="24"/>
+          <w:szCs w:val="24"/>
+          <w:lang w:val="es-CO"/>
+        </w:rPr>
+        <w:t>Mi análisis</w:t>
       </w:r>
     </w:p>
     <w:p>
-      <w:r>
-        <w:t>Registré los nombres de servicios y las versiones reportadas por mi ejecución.</w:t>
+      <w:pPr>
+        <w:rPr>
+          <w:rFonts w:asciiTheme="majorHAnsi" w:hAnsiTheme="majorHAnsi" w:cstheme="majorHAnsi"/>
+          <w:sz w:val="24"/>
+          <w:szCs w:val="24"/>
+          <w:lang w:val="es-CO"/>
+        </w:rPr>
+      </w:pPr>
+      <w:r>
+        <w:rPr>
+          <w:rFonts w:asciiTheme="majorHAnsi" w:hAnsiTheme="majorHAnsi" w:cstheme="majorHAnsi"/>
+          <w:sz w:val="24"/>
+          <w:szCs w:val="24"/>
+          <w:lang w:val="es-CO"/>
+        </w:rPr>
+        <w:t xml:space="preserve">En esta prueba utilicé los scripts NSE de la categoría default para ampliar la información obtenida anteriormente. Esta técnica me permitió comprobar que </w:t>
+      </w:r>
+      <w:proofErr w:type="spellStart"/>
+      <w:r>
+        <w:rPr>
+          <w:rFonts w:asciiTheme="majorHAnsi" w:hAnsiTheme="majorHAnsi" w:cstheme="majorHAnsi"/>
+          <w:sz w:val="24"/>
+          <w:szCs w:val="24"/>
+          <w:lang w:val="es-CO"/>
+        </w:rPr>
+        <w:t>Nmap</w:t>
+      </w:r>
+      <w:proofErr w:type="spellEnd"/>
+      <w:r>
+        <w:rPr>
+          <w:rFonts w:asciiTheme="majorHAnsi" w:hAnsiTheme="majorHAnsi" w:cstheme="majorHAnsi"/>
+          <w:sz w:val="24"/>
+          <w:szCs w:val="24"/>
+          <w:lang w:val="es-CO"/>
+        </w:rPr>
+        <w:t xml:space="preserve"> no solamente identifica puertos y servicios, sino que también puede ejecutar scripts especializados para obtener información adicional.</w:t>
       </w:r>
     </w:p>
     <w:p>
-      <w:r>
-        <w:t xml:space="preserve">Mi </w:t>
+      <w:pPr>
+        <w:rPr>
+          <w:rFonts w:asciiTheme="majorHAnsi" w:hAnsiTheme="majorHAnsi" w:cstheme="majorHAnsi"/>
+          <w:sz w:val="24"/>
+          <w:szCs w:val="24"/>
+          <w:lang w:val="es-CO"/>
+        </w:rPr>
+      </w:pPr>
+      <w:r>
+        <w:rPr>
+          <w:rFonts w:asciiTheme="majorHAnsi" w:hAnsiTheme="majorHAnsi" w:cstheme="majorHAnsi"/>
+          <w:sz w:val="24"/>
+          <w:szCs w:val="24"/>
+          <w:lang w:val="es-CO"/>
+        </w:rPr>
+        <w:t>El resultado complementa el reconocimiento realizado con -</w:t>
       </w:r>
       <w:proofErr w:type="spellStart"/>
       <w:r>
-        <w:t>análisis</w:t>
+        <w:rPr>
+          <w:rFonts w:asciiTheme="majorHAnsi" w:hAnsiTheme="majorHAnsi" w:cstheme="majorHAnsi"/>
+          <w:sz w:val="24"/>
+          <w:szCs w:val="24"/>
+          <w:lang w:val="es-CO"/>
+        </w:rPr>
+        <w:t>sV</w:t>
       </w:r>
       <w:proofErr w:type="spellEnd"/>
       <w:r>
-        <w:t>:</w:t>
+        <w:rPr>
+          <w:rFonts w:asciiTheme="majorHAnsi" w:hAnsiTheme="majorHAnsi" w:cstheme="majorHAnsi"/>
+          <w:sz w:val="24"/>
+          <w:szCs w:val="24"/>
+          <w:lang w:val="es-CO"/>
+        </w:rPr>
+        <w:t>, porque los scripts pueden proporcionar información específica dependiendo del servicio encontrado.</w:t>
       </w:r>
     </w:p>
     <w:p>
-      <w:r>
-        <w:t>La opción -sV me permitió profundizar respecto al escaneo básico. No solo me interesó saber que un puerto estaba abierto, sino conocer qué servicio y versión podía estar detrás de él.</w:t>
+      <w:pPr>
+        <w:rPr>
+          <w:rFonts w:asciiTheme="majorHAnsi" w:hAnsiTheme="majorHAnsi" w:cstheme="majorHAnsi"/>
+          <w:sz w:val="24"/>
+          <w:szCs w:val="24"/>
+          <w:lang w:val="es-CO"/>
+        </w:rPr>
+      </w:pPr>
+      <w:r>
+        <w:rPr>
+          <w:rFonts w:asciiTheme="majorHAnsi" w:hAnsiTheme="majorHAnsi" w:cstheme="majorHAnsi"/>
+          <w:sz w:val="24"/>
+          <w:szCs w:val="24"/>
+          <w:lang w:val="es-CO"/>
+        </w:rPr>
+        <w:t>Los scripts NSE predeterminados proporcionaron información adicional sobre los servicios disponibles en los puertos 22 y 80. Registré únicamente los resultados que aparecieron en mi ejecución.</w:t>
       </w:r>
     </w:p>
     <w:p>
       <w:pPr>
-        <w:pStyle w:val="Ttulo2"/>
-        <w:rPr>
-          <w:color w:val="auto"/>
-        </w:rPr>
-      </w:pPr>
-      <w:r>
-        <w:rPr>
-          <w:color w:val="auto"/>
-        </w:rPr>
-        <w:t>07. Scripts NSE predeterminados</w:t>
+        <w:rPr>
+          <w:rFonts w:asciiTheme="majorHAnsi" w:hAnsiTheme="majorHAnsi" w:cstheme="majorHAnsi"/>
+          <w:sz w:val="24"/>
+          <w:szCs w:val="24"/>
+        </w:rPr>
+      </w:pPr>
+      <w:r>
+        <w:rPr>
+          <w:rFonts w:asciiTheme="majorHAnsi" w:hAnsiTheme="majorHAnsi" w:cstheme="majorHAnsi"/>
+          <w:sz w:val="24"/>
+          <w:szCs w:val="24"/>
+        </w:rPr>
+        <w:drawing>
+          <wp:inline distT="0" distB="0" distL="0" distR="0" wp14:anchorId="06ED5BB5" wp14:editId="197E756E">
+            <wp:extent cx="6400800" cy="854075"/>
+            <wp:effectExtent l="0" t="0" r="0" b="3175"/>
+            <wp:docPr id="1489185517" name="Imagen 1"/>
+            <wp:cNvGraphicFramePr>
+              <a:graphicFrameLocks xmlns:a="http://schemas.openxmlformats.org/drawingml/2006/main" noChangeAspect="1"/>
+            </wp:cNvGraphicFramePr>
+            <a:graphic xmlns:a="http://schemas.openxmlformats.org/drawingml/2006/main">
+              <a:graphicData uri="http://schemas.openxmlformats.org/drawingml/2006/picture">
+                <pic:pic xmlns:pic="http://schemas.openxmlformats.org/drawingml/2006/picture">
+                  <pic:nvPicPr>
+                    <pic:cNvPr id="1489185517" name=""/>
+                    <pic:cNvPicPr/>
+                  </pic:nvPicPr>
+                  <pic:blipFill>
+                    <a:blip r:embed="rId14"/>
+                    <a:stretch>
+                      <a:fillRect/>
+                    </a:stretch>
+                  </pic:blipFill>
+                  <pic:spPr>
+                    <a:xfrm>
+                      <a:off x="0" y="0"/>
+                      <a:ext cx="6400800" cy="854075"/>
+                    </a:xfrm>
+                    <a:prstGeom prst="rect">
+                      <a:avLst/>
+                    </a:prstGeom>
+                  </pic:spPr>
+                </pic:pic>
+              </a:graphicData>
+            </a:graphic>
+          </wp:inline>
+        </w:drawing>
       </w:r>
     </w:p>
     <w:p>
-      <w:r>
-        <w:t>Comando que utilicé:</w:t>
+      <w:pPr>
+        <w:rPr>
+          <w:rFonts w:asciiTheme="majorHAnsi" w:hAnsiTheme="majorHAnsi" w:cstheme="majorHAnsi"/>
+          <w:b/>
+          <w:bCs/>
+          <w:sz w:val="24"/>
+          <w:szCs w:val="24"/>
+          <w:lang w:val="es-CO"/>
+        </w:rPr>
+      </w:pPr>
+      <w:r>
+        <w:rPr>
+          <w:rFonts w:asciiTheme="majorHAnsi" w:hAnsiTheme="majorHAnsi" w:cstheme="majorHAnsi"/>
+          <w:b/>
+          <w:bCs/>
+          <w:sz w:val="24"/>
+          <w:szCs w:val="24"/>
+          <w:lang w:val="es-CO"/>
+        </w:rPr>
+        <w:t>Resultado</w:t>
       </w:r>
     </w:p>
     <w:p>
       <w:pPr>
-        <w:ind w:left="360"/>
-      </w:pPr>
-      <w:r>
-        <w:rPr>
-          <w:rFonts w:ascii="Consolas" w:hAnsi="Consolas"/>
-          <w:b/>
-          <w:sz w:val="19"/>
-        </w:rPr>
-        <w:t xml:space="preserve">nmap -sC </w:t>
-      </w:r>
-      <w:r>
-        <w:rPr>
-          <w:rFonts w:ascii="Consolas" w:hAnsi="Consolas"/>
-          <w:b/>
-          <w:sz w:val="19"/>
-        </w:rPr>
-        <w:t>scanme.nmap.org</w:t>
+        <w:rPr>
+          <w:rFonts w:asciiTheme="majorHAnsi" w:hAnsiTheme="majorHAnsi" w:cstheme="majorHAnsi"/>
+          <w:sz w:val="24"/>
+          <w:szCs w:val="24"/>
+          <w:lang w:val="es-CO"/>
+        </w:rPr>
+      </w:pPr>
+      <w:r>
+        <w:rPr>
+          <w:rFonts w:asciiTheme="majorHAnsi" w:hAnsiTheme="majorHAnsi" w:cstheme="majorHAnsi"/>
+          <w:sz w:val="24"/>
+          <w:szCs w:val="24"/>
+          <w:lang w:val="es-CO"/>
+        </w:rPr>
+        <w:t>La guía indica que debes revisar:</w:t>
       </w:r>
     </w:p>
     <w:p>
-      <w:r>
-        <w:t>¿Qué busqué?</w:t>
+      <w:pPr>
+        <w:numPr>
+          <w:ilvl w:val="0"/>
+          <w:numId w:val="12"/>
+        </w:numPr>
+        <w:rPr>
+          <w:rFonts w:asciiTheme="majorHAnsi" w:hAnsiTheme="majorHAnsi" w:cstheme="majorHAnsi"/>
+          <w:sz w:val="24"/>
+          <w:szCs w:val="24"/>
+          <w:lang w:val="es-CO"/>
+        </w:rPr>
+      </w:pPr>
+      <w:r>
+        <w:rPr>
+          <w:rFonts w:asciiTheme="majorHAnsi" w:hAnsiTheme="majorHAnsi" w:cstheme="majorHAnsi"/>
+          <w:sz w:val="24"/>
+          <w:szCs w:val="24"/>
+          <w:lang w:val="es-CO"/>
+        </w:rPr>
+        <w:t xml:space="preserve">Sistema operativo identificado. </w:t>
       </w:r>
     </w:p>
     <w:p>
-      <w:r>
-        <w:t>Utilicé -sC para ejecutar los scripts NSE predeterminados y obtener información complementaria sobre los servicios.</w:t>
+      <w:pPr>
+        <w:numPr>
+          <w:ilvl w:val="0"/>
+          <w:numId w:val="12"/>
+        </w:numPr>
+        <w:rPr>
+          <w:rFonts w:asciiTheme="majorHAnsi" w:hAnsiTheme="majorHAnsi" w:cstheme="majorHAnsi"/>
+          <w:sz w:val="24"/>
+          <w:szCs w:val="24"/>
+          <w:lang w:val="es-CO"/>
+        </w:rPr>
+      </w:pPr>
+      <w:r>
+        <w:rPr>
+          <w:rFonts w:asciiTheme="majorHAnsi" w:hAnsiTheme="majorHAnsi" w:cstheme="majorHAnsi"/>
+          <w:sz w:val="24"/>
+          <w:szCs w:val="24"/>
+          <w:lang w:val="es-CO"/>
+        </w:rPr>
+        <w:t xml:space="preserve">Posibles coincidencias. </w:t>
       </w:r>
     </w:p>
     <w:p>
-      <w:r>
-        <w:t>¿Qué observé?</w:t>
+      <w:pPr>
+        <w:numPr>
+          <w:ilvl w:val="0"/>
+          <w:numId w:val="12"/>
+        </w:numPr>
+        <w:rPr>
+          <w:rFonts w:asciiTheme="majorHAnsi" w:hAnsiTheme="majorHAnsi" w:cstheme="majorHAnsi"/>
+          <w:sz w:val="24"/>
+          <w:szCs w:val="24"/>
+          <w:lang w:val="es-CO"/>
+        </w:rPr>
+      </w:pPr>
+      <w:r>
+        <w:rPr>
+          <w:rFonts w:asciiTheme="majorHAnsi" w:hAnsiTheme="majorHAnsi" w:cstheme="majorHAnsi"/>
+          <w:sz w:val="24"/>
+          <w:szCs w:val="24"/>
+          <w:lang w:val="es-CO"/>
+        </w:rPr>
+        <w:t xml:space="preserve">Nivel de confianza. </w:t>
       </w:r>
     </w:p>
     <w:p>
-      <w:r>
-        <w:t>Registré los resultados relevantes de los scripts y expliqué qué información adicional aportaron.</w:t>
+      <w:pPr>
+        <w:rPr>
+          <w:rFonts w:asciiTheme="majorHAnsi" w:hAnsiTheme="majorHAnsi" w:cstheme="majorHAnsi"/>
+          <w:sz w:val="24"/>
+          <w:szCs w:val="24"/>
+          <w:lang w:val="es-CO"/>
+        </w:rPr>
+      </w:pPr>
+      <w:r>
+        <w:rPr>
+          <w:rFonts w:asciiTheme="majorHAnsi" w:hAnsiTheme="majorHAnsi" w:cstheme="majorHAnsi"/>
+          <w:sz w:val="24"/>
+          <w:szCs w:val="24"/>
+          <w:lang w:val="es-CO"/>
+        </w:rPr>
+        <w:t xml:space="preserve">La referencia histórica incluida en el material menciona </w:t>
+      </w:r>
+      <w:r>
+        <w:rPr>
+          <w:rFonts w:asciiTheme="majorHAnsi" w:hAnsiTheme="majorHAnsi" w:cstheme="majorHAnsi"/>
+          <w:b/>
+          <w:bCs/>
+          <w:sz w:val="24"/>
+          <w:szCs w:val="24"/>
+          <w:lang w:val="es-CO"/>
+        </w:rPr>
+        <w:t>Linux 2.6.X</w:t>
+      </w:r>
+      <w:r>
+        <w:rPr>
+          <w:rFonts w:asciiTheme="majorHAnsi" w:hAnsiTheme="majorHAnsi" w:cstheme="majorHAnsi"/>
+          <w:sz w:val="24"/>
+          <w:szCs w:val="24"/>
+          <w:lang w:val="es-CO"/>
+        </w:rPr>
+        <w:t xml:space="preserve">, pero aclara que es un dato histórico y que debe verificarse nuevamente. </w:t>
       </w:r>
     </w:p>
     <w:p>
-      <w:r>
-        <w:t xml:space="preserve">Mi </w:t>
-      </w:r>
-      <w:proofErr w:type="spellStart"/>
-      <w:r>
-        <w:t>análisis</w:t>
-      </w:r>
-      <w:proofErr w:type="spellEnd"/>
-      <w:r>
-        <w:t>:</w:t>
+      <w:pPr>
+        <w:rPr>
+          <w:rFonts w:asciiTheme="majorHAnsi" w:hAnsiTheme="majorHAnsi" w:cstheme="majorHAnsi"/>
+          <w:b/>
+          <w:bCs/>
+          <w:sz w:val="24"/>
+          <w:szCs w:val="24"/>
+          <w:lang w:val="es-CO"/>
+        </w:rPr>
+      </w:pPr>
+      <w:r>
+        <w:rPr>
+          <w:rFonts w:asciiTheme="majorHAnsi" w:hAnsiTheme="majorHAnsi" w:cstheme="majorHAnsi"/>
+          <w:b/>
+          <w:bCs/>
+          <w:sz w:val="24"/>
+          <w:szCs w:val="24"/>
+          <w:lang w:val="es-CO"/>
+        </w:rPr>
+        <w:t>Mi análisis</w:t>
       </w:r>
     </w:p>
     <w:p>
-      <w:r>
-        <w:t>Con los scripts NSE obtuve información complementaria que no necesariamente aparece en un escaneo básico. Esto me ayudó a comprender que Nmap también puede automatizar tareas de reconocimiento med</w:t>
-      </w:r>
-      <w:r>
-        <w:t>iante scripts.</w:t>
+      <w:pPr>
+        <w:rPr>
+          <w:rFonts w:asciiTheme="majorHAnsi" w:hAnsiTheme="majorHAnsi" w:cstheme="majorHAnsi"/>
+          <w:sz w:val="24"/>
+          <w:szCs w:val="24"/>
+          <w:lang w:val="es-CO"/>
+        </w:rPr>
+      </w:pPr>
+      <w:r>
+        <w:rPr>
+          <w:rFonts w:asciiTheme="majorHAnsi" w:hAnsiTheme="majorHAnsi" w:cstheme="majorHAnsi"/>
+          <w:sz w:val="24"/>
+          <w:szCs w:val="24"/>
+          <w:lang w:val="es-CO"/>
+        </w:rPr>
+        <w:t xml:space="preserve">Utilicé la opción -O para intentar identificar el sistema operativo del objetivo mediante técnicas de </w:t>
+      </w:r>
+      <w:proofErr w:type="spellStart"/>
+      <w:r>
+        <w:rPr>
+          <w:rFonts w:asciiTheme="majorHAnsi" w:hAnsiTheme="majorHAnsi" w:cstheme="majorHAnsi"/>
+          <w:sz w:val="24"/>
+          <w:szCs w:val="24"/>
+          <w:lang w:val="es-CO"/>
+        </w:rPr>
+        <w:t>fingerprinting</w:t>
+      </w:r>
+      <w:proofErr w:type="spellEnd"/>
+      <w:r>
+        <w:rPr>
+          <w:rFonts w:asciiTheme="majorHAnsi" w:hAnsiTheme="majorHAnsi" w:cstheme="majorHAnsi"/>
+          <w:sz w:val="24"/>
+          <w:szCs w:val="24"/>
+          <w:lang w:val="es-CO"/>
+        </w:rPr>
+        <w:t xml:space="preserve">. El resultado debe interpretarse con precaución porque </w:t>
+      </w:r>
+      <w:proofErr w:type="spellStart"/>
+      <w:r>
+        <w:rPr>
+          <w:rFonts w:asciiTheme="majorHAnsi" w:hAnsiTheme="majorHAnsi" w:cstheme="majorHAnsi"/>
+          <w:sz w:val="24"/>
+          <w:szCs w:val="24"/>
+          <w:lang w:val="es-CO"/>
+        </w:rPr>
+        <w:t>Nmap</w:t>
+      </w:r>
+      <w:proofErr w:type="spellEnd"/>
+      <w:r>
+        <w:rPr>
+          <w:rFonts w:asciiTheme="majorHAnsi" w:hAnsiTheme="majorHAnsi" w:cstheme="majorHAnsi"/>
+          <w:sz w:val="24"/>
+          <w:szCs w:val="24"/>
+          <w:lang w:val="es-CO"/>
+        </w:rPr>
+        <w:t xml:space="preserve"> realiza una estimación basada en las características observadas en las respuestas de red.</w:t>
       </w:r>
     </w:p>
     <w:p>
       <w:pPr>
-        <w:pStyle w:val="Ttulo2"/>
-        <w:rPr>
-          <w:color w:val="auto"/>
-        </w:rPr>
-      </w:pPr>
-      <w:r>
-        <w:rPr>
-          <w:color w:val="auto"/>
-        </w:rPr>
-        <w:t>08. Detección del sistema operativo</w:t>
+        <w:rPr>
+          <w:rFonts w:asciiTheme="majorHAnsi" w:hAnsiTheme="majorHAnsi" w:cstheme="majorHAnsi"/>
+          <w:sz w:val="24"/>
+          <w:szCs w:val="24"/>
+          <w:lang w:val="es-CO"/>
+        </w:rPr>
+      </w:pPr>
+      <w:r>
+        <w:rPr>
+          <w:rFonts w:asciiTheme="majorHAnsi" w:hAnsiTheme="majorHAnsi" w:cstheme="majorHAnsi"/>
+          <w:sz w:val="24"/>
+          <w:szCs w:val="24"/>
+          <w:lang w:val="es-CO"/>
+        </w:rPr>
+        <w:lastRenderedPageBreak/>
+        <w:t xml:space="preserve">Por esta razón, no considero la identificación del sistema operativo como una certeza absoluta. En mi análisis tuve en cuenta el nivel de confianza y las posibles coincidencias que presentó </w:t>
+      </w:r>
+      <w:proofErr w:type="spellStart"/>
+      <w:r>
+        <w:rPr>
+          <w:rFonts w:asciiTheme="majorHAnsi" w:hAnsiTheme="majorHAnsi" w:cstheme="majorHAnsi"/>
+          <w:sz w:val="24"/>
+          <w:szCs w:val="24"/>
+          <w:lang w:val="es-CO"/>
+        </w:rPr>
+        <w:t>Nmap</w:t>
+      </w:r>
+      <w:proofErr w:type="spellEnd"/>
+      <w:r>
+        <w:rPr>
+          <w:rFonts w:asciiTheme="majorHAnsi" w:hAnsiTheme="majorHAnsi" w:cstheme="majorHAnsi"/>
+          <w:sz w:val="24"/>
+          <w:szCs w:val="24"/>
+          <w:lang w:val="es-CO"/>
+        </w:rPr>
+        <w:t>.</w:t>
       </w:r>
     </w:p>
     <w:p>
-      <w:r>
-        <w:t>Comando q</w:t>
-      </w:r>
-      <w:r>
-        <w:t>ue utilicé:</w:t>
+      <w:pPr>
+        <w:rPr>
+          <w:rFonts w:asciiTheme="majorHAnsi" w:hAnsiTheme="majorHAnsi" w:cstheme="majorHAnsi"/>
+          <w:sz w:val="24"/>
+          <w:szCs w:val="24"/>
+          <w:lang w:val="es-CO"/>
+        </w:rPr>
+      </w:pPr>
+      <w:proofErr w:type="spellStart"/>
+      <w:r>
+        <w:rPr>
+          <w:rFonts w:asciiTheme="majorHAnsi" w:hAnsiTheme="majorHAnsi" w:cstheme="majorHAnsi"/>
+          <w:sz w:val="24"/>
+          <w:szCs w:val="24"/>
+          <w:lang w:val="es-CO"/>
+        </w:rPr>
+        <w:t>Nmap</w:t>
+      </w:r>
+      <w:proofErr w:type="spellEnd"/>
+      <w:r>
+        <w:rPr>
+          <w:rFonts w:asciiTheme="majorHAnsi" w:hAnsiTheme="majorHAnsi" w:cstheme="majorHAnsi"/>
+          <w:sz w:val="24"/>
+          <w:szCs w:val="24"/>
+          <w:lang w:val="es-CO"/>
+        </w:rPr>
+        <w:t xml:space="preserve"> reportó como posible sistema operativo: </w:t>
+      </w:r>
+      <w:r>
+        <w:rPr>
+          <w:rFonts w:asciiTheme="majorHAnsi" w:hAnsiTheme="majorHAnsi" w:cstheme="majorHAnsi"/>
+          <w:b/>
+          <w:bCs/>
+          <w:sz w:val="24"/>
+          <w:szCs w:val="24"/>
+          <w:lang w:val="es-CO"/>
+        </w:rPr>
+        <w:t>[escribir exactamente lo que aparezca en tu captura]</w:t>
+      </w:r>
+      <w:r>
+        <w:rPr>
+          <w:rFonts w:asciiTheme="majorHAnsi" w:hAnsiTheme="majorHAnsi" w:cstheme="majorHAnsi"/>
+          <w:sz w:val="24"/>
+          <w:szCs w:val="24"/>
+          <w:lang w:val="es-CO"/>
+        </w:rPr>
+        <w:t xml:space="preserve">, con un nivel de confianza de </w:t>
+      </w:r>
+      <w:r>
+        <w:rPr>
+          <w:rFonts w:asciiTheme="majorHAnsi" w:hAnsiTheme="majorHAnsi" w:cstheme="majorHAnsi"/>
+          <w:b/>
+          <w:bCs/>
+          <w:sz w:val="24"/>
+          <w:szCs w:val="24"/>
+          <w:lang w:val="es-CO"/>
+        </w:rPr>
+        <w:t>[porcentaje si aparece]</w:t>
+      </w:r>
+      <w:r>
+        <w:rPr>
+          <w:rFonts w:asciiTheme="majorHAnsi" w:hAnsiTheme="majorHAnsi" w:cstheme="majorHAnsi"/>
+          <w:sz w:val="24"/>
+          <w:szCs w:val="24"/>
+          <w:lang w:val="es-CO"/>
+        </w:rPr>
+        <w:t>.</w:t>
       </w:r>
     </w:p>
     <w:p>
       <w:pPr>
-        <w:ind w:left="360"/>
-      </w:pPr>
-      <w:r>
-        <w:rPr>
-          <w:rFonts w:ascii="Consolas" w:hAnsi="Consolas"/>
-          <w:b/>
-          <w:sz w:val="19"/>
-        </w:rPr>
-        <w:t>nmap -O scanme.nmap.org</w:t>
-      </w:r>
+        <w:rPr>
+          <w:rFonts w:asciiTheme="majorHAnsi" w:hAnsiTheme="majorHAnsi" w:cstheme="majorHAnsi"/>
+          <w:sz w:val="24"/>
+          <w:szCs w:val="24"/>
+        </w:rPr>
+      </w:pPr>
     </w:p>
     <w:p>
-      <w:r>
-        <w:t>¿Qué busqué?</w:t>
+      <w:pPr>
+        <w:pStyle w:val="Ttulo1"/>
+        <w:rPr>
+          <w:rFonts w:cstheme="majorHAnsi"/>
+          <w:b w:val="0"/>
+          <w:bCs w:val="0"/>
+          <w:color w:val="auto"/>
+          <w:sz w:val="24"/>
+          <w:szCs w:val="24"/>
+        </w:rPr>
+      </w:pPr>
+      <w:r>
+        <w:rPr>
+          <w:rFonts w:cstheme="majorHAnsi"/>
+          <w:b w:val="0"/>
+          <w:bCs w:val="0"/>
+          <w:color w:val="auto"/>
+          <w:sz w:val="24"/>
+          <w:szCs w:val="24"/>
+        </w:rPr>
+        <w:drawing>
+          <wp:inline distT="0" distB="0" distL="0" distR="0" wp14:anchorId="74C9C1AF" wp14:editId="7B1842B1">
+            <wp:extent cx="5814564" cy="1493649"/>
+            <wp:effectExtent l="0" t="0" r="0" b="0"/>
+            <wp:docPr id="11297195" name="Imagen 1"/>
+            <wp:cNvGraphicFramePr>
+              <a:graphicFrameLocks xmlns:a="http://schemas.openxmlformats.org/drawingml/2006/main" noChangeAspect="1"/>
+            </wp:cNvGraphicFramePr>
+            <a:graphic xmlns:a="http://schemas.openxmlformats.org/drawingml/2006/main">
+              <a:graphicData uri="http://schemas.openxmlformats.org/drawingml/2006/picture">
+                <pic:pic xmlns:pic="http://schemas.openxmlformats.org/drawingml/2006/picture">
+                  <pic:nvPicPr>
+                    <pic:cNvPr id="11297195" name=""/>
+                    <pic:cNvPicPr/>
+                  </pic:nvPicPr>
+                  <pic:blipFill>
+                    <a:blip r:embed="rId15"/>
+                    <a:stretch>
+                      <a:fillRect/>
+                    </a:stretch>
+                  </pic:blipFill>
+                  <pic:spPr>
+                    <a:xfrm>
+                      <a:off x="0" y="0"/>
+                      <a:ext cx="5814564" cy="1493649"/>
+                    </a:xfrm>
+                    <a:prstGeom prst="rect">
+                      <a:avLst/>
+                    </a:prstGeom>
+                  </pic:spPr>
+                </pic:pic>
+              </a:graphicData>
+            </a:graphic>
+          </wp:inline>
+        </w:drawing>
       </w:r>
     </w:p>
     <w:p>
-      <w:r>
-        <w:t>Utilicé -O para intentar identificar el sistema operativo mediante fingerprinting.</w:t>
+      <w:pPr>
+        <w:rPr>
+          <w:rFonts w:asciiTheme="majorHAnsi" w:hAnsiTheme="majorHAnsi" w:cstheme="majorHAnsi"/>
+          <w:b/>
+          <w:bCs/>
+          <w:sz w:val="24"/>
+          <w:szCs w:val="24"/>
+          <w:lang w:val="es-CO"/>
+        </w:rPr>
+      </w:pPr>
+      <w:r>
+        <w:rPr>
+          <w:rFonts w:asciiTheme="majorHAnsi" w:hAnsiTheme="majorHAnsi" w:cstheme="majorHAnsi"/>
+          <w:b/>
+          <w:bCs/>
+          <w:sz w:val="24"/>
+          <w:szCs w:val="24"/>
+          <w:lang w:val="es-CO"/>
+        </w:rPr>
+        <w:t>Resultado</w:t>
       </w:r>
     </w:p>
     <w:p>
-      <w:r>
-        <w:t>¿Qué observé?</w:t>
+      <w:pPr>
+        <w:rPr>
+          <w:rFonts w:asciiTheme="majorHAnsi" w:hAnsiTheme="majorHAnsi" w:cstheme="majorHAnsi"/>
+          <w:sz w:val="24"/>
+          <w:szCs w:val="24"/>
+          <w:lang w:val="es-CO"/>
+        </w:rPr>
+      </w:pPr>
+      <w:r>
+        <w:rPr>
+          <w:rFonts w:asciiTheme="majorHAnsi" w:hAnsiTheme="majorHAnsi" w:cstheme="majorHAnsi"/>
+          <w:sz w:val="24"/>
+          <w:szCs w:val="24"/>
+          <w:lang w:val="es-CO"/>
+        </w:rPr>
+        <w:t>Este comando combina varias capacidades de reconocimiento. Según la guía, debes comparar:</w:t>
       </w:r>
     </w:p>
     <w:p>
-      <w:r>
-        <w:t xml:space="preserve">Registré si Nmap logró realizar una identificación y expliqué si el resultado fue concluyente o tuvo </w:t>
-      </w:r>
-      <w:r>
-        <w:t>limitaciones.</w:t>
+      <w:pPr>
+        <w:numPr>
+          <w:ilvl w:val="0"/>
+          <w:numId w:val="13"/>
+        </w:numPr>
+        <w:rPr>
+          <w:rFonts w:asciiTheme="majorHAnsi" w:hAnsiTheme="majorHAnsi" w:cstheme="majorHAnsi"/>
+          <w:sz w:val="24"/>
+          <w:szCs w:val="24"/>
+          <w:lang w:val="es-CO"/>
+        </w:rPr>
+      </w:pPr>
+      <w:r>
+        <w:rPr>
+          <w:rFonts w:asciiTheme="majorHAnsi" w:hAnsiTheme="majorHAnsi" w:cstheme="majorHAnsi"/>
+          <w:sz w:val="24"/>
+          <w:szCs w:val="24"/>
+          <w:lang w:val="es-CO"/>
+        </w:rPr>
+        <w:t xml:space="preserve">Detección de sistema operativo. </w:t>
       </w:r>
     </w:p>
     <w:p>
-      <w:r>
-        <w:t xml:space="preserve">Mi </w:t>
-      </w:r>
-      <w:proofErr w:type="spellStart"/>
-      <w:r>
-        <w:t>análisis</w:t>
-      </w:r>
-      <w:proofErr w:type="spellEnd"/>
-      <w:r>
-        <w:t>:</w:t>
+      <w:pPr>
+        <w:numPr>
+          <w:ilvl w:val="0"/>
+          <w:numId w:val="13"/>
+        </w:numPr>
+        <w:rPr>
+          <w:rFonts w:asciiTheme="majorHAnsi" w:hAnsiTheme="majorHAnsi" w:cstheme="majorHAnsi"/>
+          <w:sz w:val="24"/>
+          <w:szCs w:val="24"/>
+          <w:lang w:val="es-CO"/>
+        </w:rPr>
+      </w:pPr>
+      <w:r>
+        <w:rPr>
+          <w:rFonts w:asciiTheme="majorHAnsi" w:hAnsiTheme="majorHAnsi" w:cstheme="majorHAnsi"/>
+          <w:sz w:val="24"/>
+          <w:szCs w:val="24"/>
+          <w:lang w:val="es-CO"/>
+        </w:rPr>
+        <w:t xml:space="preserve">Detección de versiones. </w:t>
       </w:r>
     </w:p>
     <w:p>
-      <w:r>
-        <w:lastRenderedPageBreak/>
-        <w:t>La detección de sistema operativo me permitió comprobar que Nmap puede intentar inferir características del sistema mediante fingerprinting. También tuve en cuenta que este tipo de id</w:t>
-      </w:r>
-      <w:r>
-        <w:t>entificación puede ser limitada y no debe interpretarse automáticamente como una certeza absoluta.</w:t>
+      <w:pPr>
+        <w:numPr>
+          <w:ilvl w:val="0"/>
+          <w:numId w:val="13"/>
+        </w:numPr>
+        <w:rPr>
+          <w:rFonts w:asciiTheme="majorHAnsi" w:hAnsiTheme="majorHAnsi" w:cstheme="majorHAnsi"/>
+          <w:sz w:val="24"/>
+          <w:szCs w:val="24"/>
+          <w:lang w:val="es-CO"/>
+        </w:rPr>
+      </w:pPr>
+      <w:r>
+        <w:rPr>
+          <w:rFonts w:asciiTheme="majorHAnsi" w:hAnsiTheme="majorHAnsi" w:cstheme="majorHAnsi"/>
+          <w:sz w:val="24"/>
+          <w:szCs w:val="24"/>
+          <w:lang w:val="es-CO"/>
+        </w:rPr>
+        <w:t xml:space="preserve">Scripts. </w:t>
       </w:r>
     </w:p>
     <w:p>
       <w:pPr>
-        <w:pStyle w:val="Ttulo2"/>
-        <w:rPr>
-          <w:color w:val="auto"/>
-        </w:rPr>
-      </w:pPr>
-      <w:r>
-        <w:rPr>
-          <w:color w:val="auto"/>
-        </w:rPr>
-        <w:t>09. Temporización</w:t>
+        <w:numPr>
+          <w:ilvl w:val="0"/>
+          <w:numId w:val="13"/>
+        </w:numPr>
+        <w:rPr>
+          <w:rFonts w:asciiTheme="majorHAnsi" w:hAnsiTheme="majorHAnsi" w:cstheme="majorHAnsi"/>
+          <w:sz w:val="24"/>
+          <w:szCs w:val="24"/>
+          <w:lang w:val="es-CO"/>
+        </w:rPr>
+      </w:pPr>
+      <w:proofErr w:type="spellStart"/>
+      <w:r>
+        <w:rPr>
+          <w:rFonts w:asciiTheme="majorHAnsi" w:hAnsiTheme="majorHAnsi" w:cstheme="majorHAnsi"/>
+          <w:sz w:val="24"/>
+          <w:szCs w:val="24"/>
+          <w:lang w:val="es-CO"/>
+        </w:rPr>
+        <w:t>Traceroute</w:t>
+      </w:r>
+      <w:proofErr w:type="spellEnd"/>
+      <w:r>
+        <w:rPr>
+          <w:rFonts w:asciiTheme="majorHAnsi" w:hAnsiTheme="majorHAnsi" w:cstheme="majorHAnsi"/>
+          <w:sz w:val="24"/>
+          <w:szCs w:val="24"/>
+          <w:lang w:val="es-CO"/>
+        </w:rPr>
+        <w:t xml:space="preserve">. </w:t>
       </w:r>
     </w:p>
     <w:p>
-      <w:r>
-        <w:t>Comando que utilicé:</w:t>
+      <w:pPr>
+        <w:rPr>
+          <w:rFonts w:asciiTheme="majorHAnsi" w:hAnsiTheme="majorHAnsi" w:cstheme="majorHAnsi"/>
+          <w:b/>
+          <w:bCs/>
+          <w:sz w:val="24"/>
+          <w:szCs w:val="24"/>
+          <w:lang w:val="es-CO"/>
+        </w:rPr>
+      </w:pPr>
+      <w:r>
+        <w:rPr>
+          <w:rFonts w:asciiTheme="majorHAnsi" w:hAnsiTheme="majorHAnsi" w:cstheme="majorHAnsi"/>
+          <w:b/>
+          <w:bCs/>
+          <w:sz w:val="24"/>
+          <w:szCs w:val="24"/>
+          <w:lang w:val="es-CO"/>
+        </w:rPr>
+        <w:t>Mi análisis</w:t>
       </w:r>
     </w:p>
     <w:p>
       <w:pPr>
-        <w:ind w:left="360"/>
-      </w:pPr>
-      <w:r>
-        <w:rPr>
-          <w:rFonts w:ascii="Consolas" w:hAnsi="Consolas"/>
-          <w:b/>
-          <w:sz w:val="19"/>
-        </w:rPr>
-        <w:t>nmap -T4 scanme.nmap.org</w:t>
+        <w:rPr>
+          <w:rFonts w:asciiTheme="majorHAnsi" w:hAnsiTheme="majorHAnsi" w:cstheme="majorHAnsi"/>
+          <w:sz w:val="24"/>
+          <w:szCs w:val="24"/>
+          <w:lang w:val="es-CO"/>
+        </w:rPr>
+      </w:pPr>
+      <w:r>
+        <w:rPr>
+          <w:rFonts w:asciiTheme="majorHAnsi" w:hAnsiTheme="majorHAnsi" w:cstheme="majorHAnsi"/>
+          <w:sz w:val="24"/>
+          <w:szCs w:val="24"/>
+          <w:lang w:val="es-CO"/>
+        </w:rPr>
+        <w:t>Con -A realicé un reconocimiento más completo del objetivo porque esta opción combina diferentes técnicas en una sola ejecución. Esto me permitió comparar la información obtenida con los comandos individuales realizados anteriormente.</w:t>
       </w:r>
     </w:p>
     <w:p>
-      <w:r>
-        <w:t>¿Qué busqué?</w:t>
+      <w:pPr>
+        <w:rPr>
+          <w:rFonts w:asciiTheme="majorHAnsi" w:hAnsiTheme="majorHAnsi" w:cstheme="majorHAnsi"/>
+          <w:sz w:val="24"/>
+          <w:szCs w:val="24"/>
+          <w:lang w:val="es-CO"/>
+        </w:rPr>
+      </w:pPr>
+      <w:r>
+        <w:rPr>
+          <w:rFonts w:asciiTheme="majorHAnsi" w:hAnsiTheme="majorHAnsi" w:cstheme="majorHAnsi"/>
+          <w:sz w:val="24"/>
+          <w:szCs w:val="24"/>
+          <w:lang w:val="es-CO"/>
+        </w:rPr>
+        <w:t>El principal aprendizaje de esta prueba fue que una sola ejecución puede proporcionar una visión mucho más amplia, pero también genera más información que debe ser analizada cuidadosamente para distinguir los datos relevantes.</w:t>
       </w:r>
     </w:p>
     <w:p>
-      <w:r>
-        <w:t>Utilicé -T4 para comparar el comportamiento de un escaneo con una temporización más rápida.</w:t>
+      <w:pPr>
+        <w:rPr>
+          <w:rFonts w:asciiTheme="majorHAnsi" w:hAnsiTheme="majorHAnsi" w:cstheme="majorHAnsi"/>
+          <w:sz w:val="24"/>
+          <w:szCs w:val="24"/>
+          <w:lang w:val="es-CO"/>
+        </w:rPr>
+      </w:pPr>
+      <w:r>
+        <w:rPr>
+          <w:rFonts w:asciiTheme="majorHAnsi" w:hAnsiTheme="majorHAnsi" w:cstheme="majorHAnsi"/>
+          <w:sz w:val="24"/>
+          <w:szCs w:val="24"/>
+          <w:lang w:val="es-CO"/>
+        </w:rPr>
+        <w:t>La ejecución de -A permitió obtener información combinada sobre servicios, versiones, sistema operativo, scripts y ruta de red. Comparé estos resultados con los obtenidos en los retos anteriores.</w:t>
       </w:r>
     </w:p>
     <w:p>
-      <w:r>
-        <w:t>¿Qué observé?</w:t>
-      </w:r>
+      <w:pPr>
+        <w:rPr>
+          <w:rFonts w:asciiTheme="majorHAnsi" w:hAnsiTheme="majorHAnsi" w:cstheme="majorHAnsi"/>
+          <w:sz w:val="24"/>
+          <w:szCs w:val="24"/>
+        </w:rPr>
+      </w:pPr>
     </w:p>
     <w:p>
-      <w:r>
-        <w:t>Comparé la ejecución con mi escane</w:t>
-      </w:r>
-      <w:r>
-        <w:t>o base y observé las diferencias de tiempo y salida.</w:t>
+      <w:pPr>
+        <w:rPr>
+          <w:rFonts w:asciiTheme="majorHAnsi" w:hAnsiTheme="majorHAnsi" w:cstheme="majorHAnsi"/>
+          <w:sz w:val="24"/>
+          <w:szCs w:val="24"/>
+        </w:rPr>
+      </w:pPr>
+      <w:r>
+        <w:rPr>
+          <w:rFonts w:asciiTheme="majorHAnsi" w:hAnsiTheme="majorHAnsi" w:cstheme="majorHAnsi"/>
+          <w:sz w:val="24"/>
+          <w:szCs w:val="24"/>
+        </w:rPr>
+        <w:lastRenderedPageBreak/>
+        <w:drawing>
+          <wp:inline distT="0" distB="0" distL="0" distR="0" wp14:anchorId="20ECE02C" wp14:editId="711E6ACB">
+            <wp:extent cx="6400800" cy="3068955"/>
+            <wp:effectExtent l="0" t="0" r="0" b="0"/>
+            <wp:docPr id="560515371" name="Imagen 1"/>
+            <wp:cNvGraphicFramePr>
+              <a:graphicFrameLocks xmlns:a="http://schemas.openxmlformats.org/drawingml/2006/main" noChangeAspect="1"/>
+            </wp:cNvGraphicFramePr>
+            <a:graphic xmlns:a="http://schemas.openxmlformats.org/drawingml/2006/main">
+              <a:graphicData uri="http://schemas.openxmlformats.org/drawingml/2006/picture">
+                <pic:pic xmlns:pic="http://schemas.openxmlformats.org/drawingml/2006/picture">
+                  <pic:nvPicPr>
+                    <pic:cNvPr id="560515371" name=""/>
+                    <pic:cNvPicPr/>
+                  </pic:nvPicPr>
+                  <pic:blipFill>
+                    <a:blip r:embed="rId16"/>
+                    <a:stretch>
+                      <a:fillRect/>
+                    </a:stretch>
+                  </pic:blipFill>
+                  <pic:spPr>
+                    <a:xfrm>
+                      <a:off x="0" y="0"/>
+                      <a:ext cx="6400800" cy="3068955"/>
+                    </a:xfrm>
+                    <a:prstGeom prst="rect">
+                      <a:avLst/>
+                    </a:prstGeom>
+                  </pic:spPr>
+                </pic:pic>
+              </a:graphicData>
+            </a:graphic>
+          </wp:inline>
+        </w:drawing>
       </w:r>
     </w:p>
     <w:p>
-      <w:r>
-        <w:t xml:space="preserve">Mi </w:t>
-      </w:r>
-      <w:proofErr w:type="spellStart"/>
-      <w:r>
-        <w:t>análisis</w:t>
-      </w:r>
-      <w:proofErr w:type="spellEnd"/>
-      <w:r>
-        <w:t>:</w:t>
-      </w:r>
+      <w:pPr>
+        <w:rPr>
+          <w:rFonts w:asciiTheme="majorHAnsi" w:hAnsiTheme="majorHAnsi" w:cstheme="majorHAnsi"/>
+          <w:sz w:val="24"/>
+          <w:szCs w:val="24"/>
+        </w:rPr>
+      </w:pPr>
     </w:p>
     <w:p>
-      <w:r>
-        <w:t xml:space="preserve">Con -T4 analicé el efecto de una temporización más rápida. Comprendí que acelerar un escaneo implica considerar el tráfico generado y que la </w:t>
-      </w:r>
-      <w:r>
-        <w:t>velocidad debe utilizarse de manera responsable, especialmente cuando se trabaja sobre sistemas reales.</w:t>
+      <w:pPr>
+        <w:rPr>
+          <w:rFonts w:asciiTheme="majorHAnsi" w:hAnsiTheme="majorHAnsi" w:cstheme="majorHAnsi"/>
+          <w:b/>
+          <w:bCs/>
+          <w:sz w:val="24"/>
+          <w:szCs w:val="24"/>
+          <w:lang w:val="es-CO"/>
+        </w:rPr>
+      </w:pPr>
+      <w:r>
+        <w:rPr>
+          <w:rFonts w:asciiTheme="majorHAnsi" w:hAnsiTheme="majorHAnsi" w:cstheme="majorHAnsi"/>
+          <w:b/>
+          <w:bCs/>
+          <w:sz w:val="24"/>
+          <w:szCs w:val="24"/>
+          <w:lang w:val="es-CO"/>
+        </w:rPr>
+        <w:t>Resultado</w:t>
       </w:r>
     </w:p>
     <w:p>
       <w:pPr>
-        <w:pStyle w:val="Ttulo2"/>
-        <w:rPr>
-          <w:color w:val="auto"/>
-        </w:rPr>
-      </w:pPr>
-      <w:r>
-        <w:rPr>
-          <w:color w:val="auto"/>
-        </w:rPr>
-        <w:t>10. Trazado de ruta</w:t>
+        <w:rPr>
+          <w:rFonts w:asciiTheme="majorHAnsi" w:hAnsiTheme="majorHAnsi" w:cstheme="majorHAnsi"/>
+          <w:sz w:val="24"/>
+          <w:szCs w:val="24"/>
+          <w:lang w:val="es-CO"/>
+        </w:rPr>
+      </w:pPr>
+      <w:r>
+        <w:rPr>
+          <w:rFonts w:asciiTheme="majorHAnsi" w:hAnsiTheme="majorHAnsi" w:cstheme="majorHAnsi"/>
+          <w:sz w:val="24"/>
+          <w:szCs w:val="24"/>
+          <w:lang w:val="es-CO"/>
+        </w:rPr>
+        <w:t xml:space="preserve">Aquí se analizan los </w:t>
+      </w:r>
+      <w:r>
+        <w:rPr>
+          <w:rFonts w:asciiTheme="majorHAnsi" w:hAnsiTheme="majorHAnsi" w:cstheme="majorHAnsi"/>
+          <w:b/>
+          <w:bCs/>
+          <w:sz w:val="24"/>
+          <w:szCs w:val="24"/>
+          <w:lang w:val="es-CO"/>
+        </w:rPr>
+        <w:t>20 puertos más comunes</w:t>
+      </w:r>
+      <w:r>
+        <w:rPr>
+          <w:rFonts w:asciiTheme="majorHAnsi" w:hAnsiTheme="majorHAnsi" w:cstheme="majorHAnsi"/>
+          <w:sz w:val="24"/>
+          <w:szCs w:val="24"/>
+          <w:lang w:val="es-CO"/>
+        </w:rPr>
+        <w:t xml:space="preserve"> y, especialmente, la columna </w:t>
+      </w:r>
+      <w:r>
+        <w:rPr>
+          <w:rFonts w:asciiTheme="majorHAnsi" w:hAnsiTheme="majorHAnsi" w:cstheme="majorHAnsi"/>
+          <w:b/>
+          <w:bCs/>
+          <w:sz w:val="24"/>
+          <w:szCs w:val="24"/>
+          <w:lang w:val="es-CO"/>
+        </w:rPr>
+        <w:t>REASON</w:t>
+      </w:r>
+      <w:r>
+        <w:rPr>
+          <w:rFonts w:asciiTheme="majorHAnsi" w:hAnsiTheme="majorHAnsi" w:cstheme="majorHAnsi"/>
+          <w:sz w:val="24"/>
+          <w:szCs w:val="24"/>
+          <w:lang w:val="es-CO"/>
+        </w:rPr>
+        <w:t xml:space="preserve">, que indica la razón por la cual </w:t>
+      </w:r>
+      <w:proofErr w:type="spellStart"/>
+      <w:r>
+        <w:rPr>
+          <w:rFonts w:asciiTheme="majorHAnsi" w:hAnsiTheme="majorHAnsi" w:cstheme="majorHAnsi"/>
+          <w:sz w:val="24"/>
+          <w:szCs w:val="24"/>
+          <w:lang w:val="es-CO"/>
+        </w:rPr>
+        <w:t>Nmap</w:t>
+      </w:r>
+      <w:proofErr w:type="spellEnd"/>
+      <w:r>
+        <w:rPr>
+          <w:rFonts w:asciiTheme="majorHAnsi" w:hAnsiTheme="majorHAnsi" w:cstheme="majorHAnsi"/>
+          <w:sz w:val="24"/>
+          <w:szCs w:val="24"/>
+          <w:lang w:val="es-CO"/>
+        </w:rPr>
+        <w:t xml:space="preserve"> determinó el estado de cada puerto. </w:t>
       </w:r>
     </w:p>
     <w:p>
-      <w:r>
-        <w:t>Comando que utilicé:</w:t>
+      <w:pPr>
+        <w:rPr>
+          <w:rFonts w:asciiTheme="majorHAnsi" w:hAnsiTheme="majorHAnsi" w:cstheme="majorHAnsi"/>
+          <w:b/>
+          <w:bCs/>
+          <w:sz w:val="24"/>
+          <w:szCs w:val="24"/>
+          <w:lang w:val="es-CO"/>
+        </w:rPr>
+      </w:pPr>
+      <w:r>
+        <w:rPr>
+          <w:rFonts w:asciiTheme="majorHAnsi" w:hAnsiTheme="majorHAnsi" w:cstheme="majorHAnsi"/>
+          <w:b/>
+          <w:bCs/>
+          <w:sz w:val="24"/>
+          <w:szCs w:val="24"/>
+          <w:lang w:val="es-CO"/>
+        </w:rPr>
+        <w:t>Mi análisis</w:t>
       </w:r>
     </w:p>
     <w:p>
       <w:pPr>
-        <w:ind w:left="360"/>
-      </w:pPr>
-      <w:r>
-        <w:rPr>
-          <w:rFonts w:ascii="Consolas" w:hAnsi="Consolas"/>
-          <w:b/>
-          <w:sz w:val="19"/>
-        </w:rPr>
-        <w:t>nmap --traceroute scanme.nmap.org</w:t>
+        <w:rPr>
+          <w:rFonts w:asciiTheme="majorHAnsi" w:hAnsiTheme="majorHAnsi" w:cstheme="majorHAnsi"/>
+          <w:sz w:val="24"/>
+          <w:szCs w:val="24"/>
+          <w:lang w:val="es-CO"/>
+        </w:rPr>
+      </w:pPr>
+      <w:r>
+        <w:rPr>
+          <w:rFonts w:asciiTheme="majorHAnsi" w:hAnsiTheme="majorHAnsi" w:cstheme="majorHAnsi"/>
+          <w:sz w:val="24"/>
+          <w:szCs w:val="24"/>
+          <w:lang w:val="es-CO"/>
+        </w:rPr>
+        <w:t>En este reto utilicé --top-</w:t>
+      </w:r>
+      <w:proofErr w:type="spellStart"/>
+      <w:r>
+        <w:rPr>
+          <w:rFonts w:asciiTheme="majorHAnsi" w:hAnsiTheme="majorHAnsi" w:cstheme="majorHAnsi"/>
+          <w:sz w:val="24"/>
+          <w:szCs w:val="24"/>
+          <w:lang w:val="es-CO"/>
+        </w:rPr>
+        <w:t>ports</w:t>
+      </w:r>
+      <w:proofErr w:type="spellEnd"/>
+      <w:r>
+        <w:rPr>
+          <w:rFonts w:asciiTheme="majorHAnsi" w:hAnsiTheme="majorHAnsi" w:cstheme="majorHAnsi"/>
+          <w:sz w:val="24"/>
+          <w:szCs w:val="24"/>
+          <w:lang w:val="es-CO"/>
+        </w:rPr>
+        <w:t xml:space="preserve"> 20 para concentrar el análisis en los veinte puertos más comunes. La opción --</w:t>
+      </w:r>
+      <w:proofErr w:type="spellStart"/>
+      <w:r>
+        <w:rPr>
+          <w:rFonts w:asciiTheme="majorHAnsi" w:hAnsiTheme="majorHAnsi" w:cstheme="majorHAnsi"/>
+          <w:sz w:val="24"/>
+          <w:szCs w:val="24"/>
+          <w:lang w:val="es-CO"/>
+        </w:rPr>
+        <w:t>reason</w:t>
+      </w:r>
+      <w:proofErr w:type="spellEnd"/>
+      <w:r>
+        <w:rPr>
+          <w:rFonts w:asciiTheme="majorHAnsi" w:hAnsiTheme="majorHAnsi" w:cstheme="majorHAnsi"/>
+          <w:sz w:val="24"/>
+          <w:szCs w:val="24"/>
+          <w:lang w:val="es-CO"/>
+        </w:rPr>
+        <w:t xml:space="preserve"> fue especialmente útil porque me permitió observar la razón que </w:t>
+      </w:r>
+      <w:proofErr w:type="spellStart"/>
+      <w:r>
+        <w:rPr>
+          <w:rFonts w:asciiTheme="majorHAnsi" w:hAnsiTheme="majorHAnsi" w:cstheme="majorHAnsi"/>
+          <w:sz w:val="24"/>
+          <w:szCs w:val="24"/>
+          <w:lang w:val="es-CO"/>
+        </w:rPr>
+        <w:t>Nmap</w:t>
+      </w:r>
+      <w:proofErr w:type="spellEnd"/>
+      <w:r>
+        <w:rPr>
+          <w:rFonts w:asciiTheme="majorHAnsi" w:hAnsiTheme="majorHAnsi" w:cstheme="majorHAnsi"/>
+          <w:sz w:val="24"/>
+          <w:szCs w:val="24"/>
+          <w:lang w:val="es-CO"/>
+        </w:rPr>
+        <w:t xml:space="preserve"> utilizó para determinar el estado de cada puerto.</w:t>
       </w:r>
     </w:p>
     <w:p>
-      <w:r>
-        <w:t>¿Qué busqué?</w:t>
+      <w:pPr>
+        <w:rPr>
+          <w:rFonts w:asciiTheme="majorHAnsi" w:hAnsiTheme="majorHAnsi" w:cstheme="majorHAnsi"/>
+          <w:sz w:val="24"/>
+          <w:szCs w:val="24"/>
+          <w:lang w:val="es-CO"/>
+        </w:rPr>
+      </w:pPr>
+      <w:r>
+        <w:rPr>
+          <w:rFonts w:asciiTheme="majorHAnsi" w:hAnsiTheme="majorHAnsi" w:cstheme="majorHAnsi"/>
+          <w:sz w:val="24"/>
+          <w:szCs w:val="24"/>
+          <w:lang w:val="es-CO"/>
+        </w:rPr>
+        <w:t xml:space="preserve">Esto me ayudó a comprender que </w:t>
+      </w:r>
+      <w:proofErr w:type="spellStart"/>
+      <w:r>
+        <w:rPr>
+          <w:rFonts w:asciiTheme="majorHAnsi" w:hAnsiTheme="majorHAnsi" w:cstheme="majorHAnsi"/>
+          <w:sz w:val="24"/>
+          <w:szCs w:val="24"/>
+          <w:lang w:val="es-CO"/>
+        </w:rPr>
+        <w:t>Nmap</w:t>
+      </w:r>
+      <w:proofErr w:type="spellEnd"/>
+      <w:r>
+        <w:rPr>
+          <w:rFonts w:asciiTheme="majorHAnsi" w:hAnsiTheme="majorHAnsi" w:cstheme="majorHAnsi"/>
+          <w:sz w:val="24"/>
+          <w:szCs w:val="24"/>
+          <w:lang w:val="es-CO"/>
+        </w:rPr>
+        <w:t xml:space="preserve"> no solamente informa si un puerto está abierto, cerrado o filtrado, sino que también puede proporcionar información sobre cómo llegó a esa conclusión.</w:t>
       </w:r>
     </w:p>
     <w:p>
-      <w:r>
-        <w:t>Utilicé --traceroute para obtener información sobre los saltos de red entre mi equipo y el objetivo.</w:t>
+      <w:pPr>
+        <w:rPr>
+          <w:rFonts w:asciiTheme="majorHAnsi" w:hAnsiTheme="majorHAnsi" w:cstheme="majorHAnsi"/>
+          <w:sz w:val="24"/>
+          <w:szCs w:val="24"/>
+          <w:lang w:val="es-CO"/>
+        </w:rPr>
+      </w:pPr>
+      <w:proofErr w:type="spellStart"/>
+      <w:r>
+        <w:rPr>
+          <w:rFonts w:asciiTheme="majorHAnsi" w:hAnsiTheme="majorHAnsi" w:cstheme="majorHAnsi"/>
+          <w:sz w:val="24"/>
+          <w:szCs w:val="24"/>
+          <w:lang w:val="es-CO"/>
+        </w:rPr>
+        <w:t>Nmap</w:t>
+      </w:r>
+      <w:proofErr w:type="spellEnd"/>
+      <w:r>
+        <w:rPr>
+          <w:rFonts w:asciiTheme="majorHAnsi" w:hAnsiTheme="majorHAnsi" w:cstheme="majorHAnsi"/>
+          <w:sz w:val="24"/>
+          <w:szCs w:val="24"/>
+          <w:lang w:val="es-CO"/>
+        </w:rPr>
+        <w:t xml:space="preserve"> mostró los veinte puertos principales considerados por la prueba junto con sus respectivos estados y razones. Los resultados específicos fueron registrados a partir de mi ejecución.</w:t>
       </w:r>
     </w:p>
     <w:p>
-      <w:r>
-        <w:t>¿Qué observé?</w:t>
+      <w:pPr>
+        <w:rPr>
+          <w:rFonts w:asciiTheme="majorHAnsi" w:hAnsiTheme="majorHAnsi" w:cstheme="majorHAnsi"/>
+          <w:sz w:val="24"/>
+          <w:szCs w:val="24"/>
+        </w:rPr>
+      </w:pPr>
+      <w:r>
+        <w:rPr>
+          <w:rFonts w:asciiTheme="majorHAnsi" w:hAnsiTheme="majorHAnsi" w:cstheme="majorHAnsi"/>
+          <w:sz w:val="24"/>
+          <w:szCs w:val="24"/>
+        </w:rPr>
+        <w:lastRenderedPageBreak/>
+        <w:drawing>
+          <wp:inline distT="0" distB="0" distL="0" distR="0" wp14:anchorId="5F75BD3B" wp14:editId="755679DB">
+            <wp:extent cx="6400800" cy="3522980"/>
+            <wp:effectExtent l="0" t="0" r="0" b="1270"/>
+            <wp:docPr id="822352997" name="Imagen 1"/>
+            <wp:cNvGraphicFramePr>
+              <a:graphicFrameLocks xmlns:a="http://schemas.openxmlformats.org/drawingml/2006/main" noChangeAspect="1"/>
+            </wp:cNvGraphicFramePr>
+            <a:graphic xmlns:a="http://schemas.openxmlformats.org/drawingml/2006/main">
+              <a:graphicData uri="http://schemas.openxmlformats.org/drawingml/2006/picture">
+                <pic:pic xmlns:pic="http://schemas.openxmlformats.org/drawingml/2006/picture">
+                  <pic:nvPicPr>
+                    <pic:cNvPr id="822352997" name=""/>
+                    <pic:cNvPicPr/>
+                  </pic:nvPicPr>
+                  <pic:blipFill>
+                    <a:blip r:embed="rId17"/>
+                    <a:stretch>
+                      <a:fillRect/>
+                    </a:stretch>
+                  </pic:blipFill>
+                  <pic:spPr>
+                    <a:xfrm>
+                      <a:off x="0" y="0"/>
+                      <a:ext cx="6400800" cy="3522980"/>
+                    </a:xfrm>
+                    <a:prstGeom prst="rect">
+                      <a:avLst/>
+                    </a:prstGeom>
+                  </pic:spPr>
+                </pic:pic>
+              </a:graphicData>
+            </a:graphic>
+          </wp:inline>
+        </w:drawing>
       </w:r>
     </w:p>
     <w:p>
-      <w:r>
-        <w:t>Registré los saltos que mi ejecución pudo identificar y expliqué qué información aportaron al reconocimiento.</w:t>
+      <w:pPr>
+        <w:rPr>
+          <w:rFonts w:asciiTheme="majorHAnsi" w:hAnsiTheme="majorHAnsi" w:cstheme="majorHAnsi"/>
+          <w:sz w:val="24"/>
+          <w:szCs w:val="24"/>
+          <w:lang w:val="es-CO"/>
+        </w:rPr>
+      </w:pPr>
+      <w:r>
+        <w:rPr>
+          <w:rFonts w:asciiTheme="majorHAnsi" w:hAnsiTheme="majorHAnsi" w:cstheme="majorHAnsi"/>
+          <w:sz w:val="24"/>
+          <w:szCs w:val="24"/>
+          <w:lang w:val="es-CO"/>
+        </w:rPr>
+        <w:t xml:space="preserve">La guía establece expresamente que debes comparar </w:t>
+      </w:r>
+      <w:r>
+        <w:rPr>
+          <w:rFonts w:asciiTheme="majorHAnsi" w:hAnsiTheme="majorHAnsi" w:cstheme="majorHAnsi"/>
+          <w:b/>
+          <w:bCs/>
+          <w:sz w:val="24"/>
+          <w:szCs w:val="24"/>
+          <w:lang w:val="es-CO"/>
+        </w:rPr>
+        <w:t>SYN (-</w:t>
+      </w:r>
+      <w:proofErr w:type="spellStart"/>
+      <w:r>
+        <w:rPr>
+          <w:rFonts w:asciiTheme="majorHAnsi" w:hAnsiTheme="majorHAnsi" w:cstheme="majorHAnsi"/>
+          <w:b/>
+          <w:bCs/>
+          <w:sz w:val="24"/>
+          <w:szCs w:val="24"/>
+          <w:lang w:val="es-CO"/>
+        </w:rPr>
+        <w:t>sS</w:t>
+      </w:r>
+      <w:proofErr w:type="spellEnd"/>
+      <w:r>
+        <w:rPr>
+          <w:rFonts w:asciiTheme="majorHAnsi" w:hAnsiTheme="majorHAnsi" w:cstheme="majorHAnsi"/>
+          <w:b/>
+          <w:bCs/>
+          <w:sz w:val="24"/>
+          <w:szCs w:val="24"/>
+          <w:lang w:val="es-CO"/>
+        </w:rPr>
+        <w:t xml:space="preserve">) frente a TCP </w:t>
+      </w:r>
+      <w:proofErr w:type="spellStart"/>
+      <w:r>
+        <w:rPr>
+          <w:rFonts w:asciiTheme="majorHAnsi" w:hAnsiTheme="majorHAnsi" w:cstheme="majorHAnsi"/>
+          <w:b/>
+          <w:bCs/>
+          <w:sz w:val="24"/>
+          <w:szCs w:val="24"/>
+          <w:lang w:val="es-CO"/>
+        </w:rPr>
+        <w:t>Connect</w:t>
+      </w:r>
+      <w:proofErr w:type="spellEnd"/>
+      <w:r>
+        <w:rPr>
+          <w:rFonts w:asciiTheme="majorHAnsi" w:hAnsiTheme="majorHAnsi" w:cstheme="majorHAnsi"/>
+          <w:b/>
+          <w:bCs/>
+          <w:sz w:val="24"/>
+          <w:szCs w:val="24"/>
+          <w:lang w:val="es-CO"/>
+        </w:rPr>
+        <w:t xml:space="preserve"> (-</w:t>
+      </w:r>
+      <w:proofErr w:type="spellStart"/>
+      <w:r>
+        <w:rPr>
+          <w:rFonts w:asciiTheme="majorHAnsi" w:hAnsiTheme="majorHAnsi" w:cstheme="majorHAnsi"/>
+          <w:b/>
+          <w:bCs/>
+          <w:sz w:val="24"/>
+          <w:szCs w:val="24"/>
+          <w:lang w:val="es-CO"/>
+        </w:rPr>
+        <w:t>sT</w:t>
+      </w:r>
+      <w:proofErr w:type="spellEnd"/>
+      <w:r>
+        <w:rPr>
+          <w:rFonts w:asciiTheme="majorHAnsi" w:hAnsiTheme="majorHAnsi" w:cstheme="majorHAnsi"/>
+          <w:b/>
+          <w:bCs/>
+          <w:sz w:val="24"/>
+          <w:szCs w:val="24"/>
+          <w:lang w:val="es-CO"/>
+        </w:rPr>
+        <w:t>)</w:t>
+      </w:r>
+      <w:r>
+        <w:rPr>
+          <w:rFonts w:asciiTheme="majorHAnsi" w:hAnsiTheme="majorHAnsi" w:cstheme="majorHAnsi"/>
+          <w:sz w:val="24"/>
+          <w:szCs w:val="24"/>
+          <w:lang w:val="es-CO"/>
+        </w:rPr>
+        <w:t xml:space="preserve">, observando estados, tiempo y comportamiento. </w:t>
       </w:r>
     </w:p>
     <w:p>
-      <w:r>
-        <w:t xml:space="preserve">Mi </w:t>
-      </w:r>
-      <w:proofErr w:type="spellStart"/>
-      <w:r>
-        <w:t>análisis</w:t>
-      </w:r>
-      <w:proofErr w:type="spellEnd"/>
-      <w:r>
-        <w:t>:</w:t>
+      <w:pPr>
+        <w:rPr>
+          <w:rFonts w:asciiTheme="majorHAnsi" w:hAnsiTheme="majorHAnsi" w:cstheme="majorHAnsi"/>
+          <w:b/>
+          <w:bCs/>
+          <w:sz w:val="24"/>
+          <w:szCs w:val="24"/>
+          <w:lang w:val="es-CO"/>
+        </w:rPr>
+      </w:pPr>
+      <w:r>
+        <w:rPr>
+          <w:rFonts w:asciiTheme="majorHAnsi" w:hAnsiTheme="majorHAnsi" w:cstheme="majorHAnsi"/>
+          <w:b/>
+          <w:bCs/>
+          <w:sz w:val="24"/>
+          <w:szCs w:val="24"/>
+          <w:lang w:val="es-CO"/>
+        </w:rPr>
+        <w:t>Mi análisis</w:t>
       </w:r>
     </w:p>
     <w:p>
-      <w:r>
-        <w:t>El traceroute complementó mi reconocimiento con información de conectividad. Los saltos</w:t>
-      </w:r>
-      <w:r>
-        <w:t xml:space="preserve"> observados me permitieron entender que el reconocimiento no se limita a puertos y servicios, sino que también puede aportar contexto sobre el camino de red hacia el objetivo.</w:t>
+      <w:pPr>
+        <w:rPr>
+          <w:rFonts w:asciiTheme="majorHAnsi" w:hAnsiTheme="majorHAnsi" w:cstheme="majorHAnsi"/>
+          <w:sz w:val="24"/>
+          <w:szCs w:val="24"/>
+          <w:lang w:val="es-CO"/>
+        </w:rPr>
+      </w:pPr>
+      <w:r>
+        <w:rPr>
+          <w:rFonts w:asciiTheme="majorHAnsi" w:hAnsiTheme="majorHAnsi" w:cstheme="majorHAnsi"/>
+          <w:sz w:val="24"/>
+          <w:szCs w:val="24"/>
+          <w:lang w:val="es-CO"/>
+        </w:rPr>
+        <w:t>Para realizar una comparación controlada utilicé las dos técnicas sobre exactamente los mismos cuatro puertos: 22, 80, 9929 y 31337.</w:t>
       </w:r>
     </w:p>
     <w:p>
       <w:pPr>
-        <w:pStyle w:val="Ttulo1"/>
-        <w:rPr>
-          <w:color w:val="auto"/>
-        </w:rPr>
-      </w:pPr>
-      <w:r>
-        <w:rPr>
-          <w:color w:val="auto"/>
-        </w:rPr>
-        <w:t>6</w:t>
-      </w:r>
-      <w:r>
-        <w:rPr>
-          <w:color w:val="auto"/>
-        </w:rPr>
-        <w:t>. Tabla de resultados</w:t>
+        <w:rPr>
+          <w:rFonts w:asciiTheme="majorHAnsi" w:hAnsiTheme="majorHAnsi" w:cstheme="majorHAnsi"/>
+          <w:sz w:val="24"/>
+          <w:szCs w:val="24"/>
+          <w:lang w:val="es-CO"/>
+        </w:rPr>
+      </w:pPr>
+      <w:r>
+        <w:rPr>
+          <w:rFonts w:asciiTheme="majorHAnsi" w:hAnsiTheme="majorHAnsi" w:cstheme="majorHAnsi"/>
+          <w:sz w:val="24"/>
+          <w:szCs w:val="24"/>
+          <w:lang w:val="es-CO"/>
+        </w:rPr>
+        <w:t>Con -</w:t>
+      </w:r>
+      <w:proofErr w:type="spellStart"/>
+      <w:r>
+        <w:rPr>
+          <w:rFonts w:asciiTheme="majorHAnsi" w:hAnsiTheme="majorHAnsi" w:cstheme="majorHAnsi"/>
+          <w:sz w:val="24"/>
+          <w:szCs w:val="24"/>
+          <w:lang w:val="es-CO"/>
+        </w:rPr>
+        <w:t>sS</w:t>
+      </w:r>
+      <w:proofErr w:type="spellEnd"/>
+      <w:r>
+        <w:rPr>
+          <w:rFonts w:asciiTheme="majorHAnsi" w:hAnsiTheme="majorHAnsi" w:cstheme="majorHAnsi"/>
+          <w:sz w:val="24"/>
+          <w:szCs w:val="24"/>
+          <w:lang w:val="es-CO"/>
+        </w:rPr>
+        <w:t xml:space="preserve"> realicé un SYN </w:t>
+      </w:r>
+      <w:proofErr w:type="spellStart"/>
+      <w:r>
+        <w:rPr>
+          <w:rFonts w:asciiTheme="majorHAnsi" w:hAnsiTheme="majorHAnsi" w:cstheme="majorHAnsi"/>
+          <w:sz w:val="24"/>
+          <w:szCs w:val="24"/>
+          <w:lang w:val="es-CO"/>
+        </w:rPr>
+        <w:t>scan</w:t>
+      </w:r>
+      <w:proofErr w:type="spellEnd"/>
+      <w:r>
+        <w:rPr>
+          <w:rFonts w:asciiTheme="majorHAnsi" w:hAnsiTheme="majorHAnsi" w:cstheme="majorHAnsi"/>
+          <w:sz w:val="24"/>
+          <w:szCs w:val="24"/>
+          <w:lang w:val="es-CO"/>
+        </w:rPr>
+        <w:t>, mientras que -</w:t>
+      </w:r>
+      <w:proofErr w:type="spellStart"/>
+      <w:r>
+        <w:rPr>
+          <w:rFonts w:asciiTheme="majorHAnsi" w:hAnsiTheme="majorHAnsi" w:cstheme="majorHAnsi"/>
+          <w:sz w:val="24"/>
+          <w:szCs w:val="24"/>
+          <w:lang w:val="es-CO"/>
+        </w:rPr>
+        <w:t>sT</w:t>
+      </w:r>
+      <w:proofErr w:type="spellEnd"/>
+      <w:r>
+        <w:rPr>
+          <w:rFonts w:asciiTheme="majorHAnsi" w:hAnsiTheme="majorHAnsi" w:cstheme="majorHAnsi"/>
+          <w:sz w:val="24"/>
+          <w:szCs w:val="24"/>
+          <w:lang w:val="es-CO"/>
+        </w:rPr>
+        <w:t xml:space="preserve"> utiliza la conexión TCP del sistema operativo. Comparar ambas técnicas me permitió observar si existían diferencias en los estados reportados, el tiempo de ejecución o el comportamiento del escaneo.</w:t>
       </w:r>
     </w:p>
     <w:p>
-      <w:r>
-        <w:t xml:space="preserve">Esta es mi tabla consolidada. Debo completar las columnas de resultado y observaciones con la información que </w:t>
-      </w:r>
-      <w:r>
-        <w:t>aparece en mis capturas.</w:t>
+      <w:pPr>
+        <w:rPr>
+          <w:rFonts w:asciiTheme="majorHAnsi" w:hAnsiTheme="majorHAnsi" w:cstheme="majorHAnsi"/>
+          <w:b/>
+          <w:bCs/>
+          <w:sz w:val="24"/>
+          <w:szCs w:val="24"/>
+          <w:lang w:val="es-CO"/>
+        </w:rPr>
+      </w:pPr>
+      <w:r>
+        <w:rPr>
+          <w:rFonts w:asciiTheme="majorHAnsi" w:hAnsiTheme="majorHAnsi" w:cstheme="majorHAnsi"/>
+          <w:b/>
+          <w:bCs/>
+          <w:sz w:val="24"/>
+          <w:szCs w:val="24"/>
+          <w:lang w:val="es-CO"/>
+        </w:rPr>
+        <w:t>Tabla para este reto</w:t>
       </w:r>
     </w:p>
     <w:tbl>
       <w:tblPr>
-        <w:tblStyle w:val="Tablaconcuadrcula"/>
         <w:tblW w:w="0" w:type="auto"/>
-        <w:jc w:val="center"/>
+        <w:tblCellSpacing w:w="15" w:type="dxa"/>
+        <w:tblCellMar>
+          <w:top w:w="15" w:type="dxa"/>
+          <w:left w:w="15" w:type="dxa"/>
+          <w:bottom w:w="15" w:type="dxa"/>
+          <w:right w:w="15" w:type="dxa"/>
+        </w:tblCellMar>
         <w:tblLook w:val="04A0" w:firstRow="1" w:lastRow="0" w:firstColumn="1" w:lastColumn="0" w:noHBand="0" w:noVBand="1"/>
       </w:tblPr>
       <w:tblGrid>
-        <w:gridCol w:w="2016"/>
-        <w:gridCol w:w="2016"/>
-        <w:gridCol w:w="2016"/>
-        <w:gridCol w:w="2016"/>
-        <w:gridCol w:w="2016"/>
+        <w:gridCol w:w="1906"/>
+        <w:gridCol w:w="2638"/>
+        <w:gridCol w:w="2653"/>
       </w:tblGrid>
       <w:tr>
         <w:trPr>
-          <w:jc w:val="center"/>
+          <w:tblHeader/>
+          <w:tblCellSpacing w:w="15" w:type="dxa"/>
         </w:trPr>
         <w:tc>
           <w:tcPr>
-            <w:tcW w:w="2016" w:type="dxa"/>
-            <w:shd w:val="clear" w:color="auto" w:fill="D9E1F2"/>
+            <w:tcW w:w="0" w:type="auto"/>
             <w:vAlign w:val="center"/>
+            <w:hideMark/>
           </w:tcPr>
           <w:p>
+            <w:pPr>
+              <w:rPr>
+                <w:rFonts w:asciiTheme="majorHAnsi" w:hAnsiTheme="majorHAnsi" w:cstheme="majorHAnsi"/>
+                <w:b/>
+                <w:bCs/>
+                <w:sz w:val="24"/>
+                <w:szCs w:val="24"/>
+                <w:lang w:val="es-CO"/>
+              </w:rPr>
+            </w:pPr>
             <w:r>
               <w:rPr>
-                <w:rFonts w:ascii="Arial" w:hAnsi="Arial"/>
+                <w:rFonts w:asciiTheme="majorHAnsi" w:hAnsiTheme="majorHAnsi" w:cstheme="majorHAnsi"/>
                 <w:b/>
-                <w:sz w:val="16"/>
+                <w:bCs/>
+                <w:sz w:val="24"/>
+                <w:szCs w:val="24"/>
+                <w:lang w:val="es-CO"/>
               </w:rPr>
-              <w:t>#</w:t>
+              <w:t>Aspecto</w:t>
             </w:r>
           </w:p>
         </w:tc>
         <w:tc>
           <w:tcPr>
-            <w:tcW w:w="2016" w:type="dxa"/>
-            <w:shd w:val="clear" w:color="auto" w:fill="D9E1F2"/>
+            <w:tcW w:w="0" w:type="auto"/>
             <w:vAlign w:val="center"/>
+            <w:hideMark/>
           </w:tcPr>
           <w:p>
+            <w:pPr>
+              <w:rPr>
+                <w:rFonts w:asciiTheme="majorHAnsi" w:hAnsiTheme="majorHAnsi" w:cstheme="majorHAnsi"/>
+                <w:b/>
+                <w:bCs/>
+                <w:sz w:val="24"/>
+                <w:szCs w:val="24"/>
+                <w:lang w:val="es-CO"/>
+              </w:rPr>
+            </w:pPr>
             <w:r>
               <w:rPr>
-                <w:rFonts w:ascii="Arial" w:hAnsi="Arial"/>
+                <w:rFonts w:asciiTheme="majorHAnsi" w:hAnsiTheme="majorHAnsi" w:cstheme="majorHAnsi"/>
                 <w:b/>
-                <w:sz w:val="16"/>
+                <w:bCs/>
+                <w:sz w:val="24"/>
+                <w:szCs w:val="24"/>
+                <w:lang w:val="es-CO"/>
               </w:rPr>
-              <w:t>Comando utilizado</w:t>
+              <w:t>-</w:t>
+            </w:r>
+            <w:proofErr w:type="spellStart"/>
+            <w:r>
+              <w:rPr>
+                <w:rFonts w:asciiTheme="majorHAnsi" w:hAnsiTheme="majorHAnsi" w:cstheme="majorHAnsi"/>
+                <w:b/>
+                <w:bCs/>
+                <w:sz w:val="24"/>
+                <w:szCs w:val="24"/>
+                <w:lang w:val="es-CO"/>
+              </w:rPr>
+              <w:t>sS</w:t>
+            </w:r>
+            <w:proofErr w:type="spellEnd"/>
+          </w:p>
+        </w:tc>
+        <w:tc>
+          <w:tcPr>
+            <w:tcW w:w="0" w:type="auto"/>
+            <w:vAlign w:val="center"/>
+            <w:hideMark/>
+          </w:tcPr>
+          <w:p>
+            <w:pPr>
+              <w:rPr>
+                <w:rFonts w:asciiTheme="majorHAnsi" w:hAnsiTheme="majorHAnsi" w:cstheme="majorHAnsi"/>
+                <w:b/>
+                <w:bCs/>
+                <w:sz w:val="24"/>
+                <w:szCs w:val="24"/>
+                <w:lang w:val="es-CO"/>
+              </w:rPr>
+            </w:pPr>
+            <w:r>
+              <w:rPr>
+                <w:rFonts w:asciiTheme="majorHAnsi" w:hAnsiTheme="majorHAnsi" w:cstheme="majorHAnsi"/>
+                <w:b/>
+                <w:bCs/>
+                <w:sz w:val="24"/>
+                <w:szCs w:val="24"/>
+                <w:lang w:val="es-CO"/>
+              </w:rPr>
+              <w:t>-</w:t>
+            </w:r>
+            <w:proofErr w:type="spellStart"/>
+            <w:r>
+              <w:rPr>
+                <w:rFonts w:asciiTheme="majorHAnsi" w:hAnsiTheme="majorHAnsi" w:cstheme="majorHAnsi"/>
+                <w:b/>
+                <w:bCs/>
+                <w:sz w:val="24"/>
+                <w:szCs w:val="24"/>
+                <w:lang w:val="es-CO"/>
+              </w:rPr>
+              <w:t>sT</w:t>
+            </w:r>
+            <w:proofErr w:type="spellEnd"/>
+          </w:p>
+        </w:tc>
+      </w:tr>
+      <w:tr>
+        <w:trPr>
+          <w:tblCellSpacing w:w="15" w:type="dxa"/>
+        </w:trPr>
+        <w:tc>
+          <w:tcPr>
+            <w:tcW w:w="0" w:type="auto"/>
+            <w:vAlign w:val="center"/>
+            <w:hideMark/>
+          </w:tcPr>
+          <w:p>
+            <w:pPr>
+              <w:rPr>
+                <w:rFonts w:asciiTheme="majorHAnsi" w:hAnsiTheme="majorHAnsi" w:cstheme="majorHAnsi"/>
+                <w:sz w:val="24"/>
+                <w:szCs w:val="24"/>
+                <w:lang w:val="es-CO"/>
+              </w:rPr>
+            </w:pPr>
+            <w:r>
+              <w:rPr>
+                <w:rFonts w:asciiTheme="majorHAnsi" w:hAnsiTheme="majorHAnsi" w:cstheme="majorHAnsi"/>
+                <w:sz w:val="24"/>
+                <w:szCs w:val="24"/>
+                <w:lang w:val="es-CO"/>
+              </w:rPr>
+              <w:t>Técnica</w:t>
             </w:r>
           </w:p>
         </w:tc>
         <w:tc>
           <w:tcPr>
-            <w:tcW w:w="2016" w:type="dxa"/>
-            <w:shd w:val="clear" w:color="auto" w:fill="D9E1F2"/>
+            <w:tcW w:w="0" w:type="auto"/>
             <w:vAlign w:val="center"/>
+            <w:hideMark/>
           </w:tcPr>
           <w:p>
+            <w:pPr>
+              <w:rPr>
+                <w:rFonts w:asciiTheme="majorHAnsi" w:hAnsiTheme="majorHAnsi" w:cstheme="majorHAnsi"/>
+                <w:sz w:val="24"/>
+                <w:szCs w:val="24"/>
+                <w:lang w:val="es-CO"/>
+              </w:rPr>
+            </w:pPr>
             <w:r>
               <w:rPr>
-                <w:rFonts w:ascii="Arial" w:hAnsi="Arial"/>
-                <w:b/>
-                <w:sz w:val="16"/>
+                <w:rFonts w:asciiTheme="majorHAnsi" w:hAnsiTheme="majorHAnsi" w:cstheme="majorHAnsi"/>
+                <w:sz w:val="24"/>
+                <w:szCs w:val="24"/>
+                <w:lang w:val="es-CO"/>
               </w:rPr>
-              <w:t>Objetivo</w:t>
+              <w:t>SYN Scan</w:t>
             </w:r>
           </w:p>
         </w:tc>
         <w:tc>
           <w:tcPr>
-            <w:tcW w:w="2016" w:type="dxa"/>
-            <w:shd w:val="clear" w:color="auto" w:fill="D9E1F2"/>
+            <w:tcW w:w="0" w:type="auto"/>
             <w:vAlign w:val="center"/>
+            <w:hideMark/>
           </w:tcPr>
           <w:p>
+            <w:pPr>
+              <w:rPr>
+                <w:rFonts w:asciiTheme="majorHAnsi" w:hAnsiTheme="majorHAnsi" w:cstheme="majorHAnsi"/>
+                <w:sz w:val="24"/>
+                <w:szCs w:val="24"/>
+                <w:lang w:val="es-CO"/>
+              </w:rPr>
+            </w:pPr>
             <w:r>
               <w:rPr>
-                <w:rFonts w:ascii="Arial" w:hAnsi="Arial"/>
-                <w:b/>
-                <w:sz w:val="16"/>
+                <w:rFonts w:asciiTheme="majorHAnsi" w:hAnsiTheme="majorHAnsi" w:cstheme="majorHAnsi"/>
+                <w:sz w:val="24"/>
+                <w:szCs w:val="24"/>
+                <w:lang w:val="es-CO"/>
               </w:rPr>
-              <w:t>Resultado de mi ejecución</w:t>
+              <w:t xml:space="preserve">TCP </w:t>
+            </w:r>
+            <w:proofErr w:type="spellStart"/>
+            <w:r>
+              <w:rPr>
+                <w:rFonts w:asciiTheme="majorHAnsi" w:hAnsiTheme="majorHAnsi" w:cstheme="majorHAnsi"/>
+                <w:sz w:val="24"/>
+                <w:szCs w:val="24"/>
+                <w:lang w:val="es-CO"/>
+              </w:rPr>
+              <w:t>Connect</w:t>
+            </w:r>
+            <w:proofErr w:type="spellEnd"/>
+          </w:p>
+        </w:tc>
+      </w:tr>
+      <w:tr>
+        <w:trPr>
+          <w:tblCellSpacing w:w="15" w:type="dxa"/>
+        </w:trPr>
+        <w:tc>
+          <w:tcPr>
+            <w:tcW w:w="0" w:type="auto"/>
+            <w:vAlign w:val="center"/>
+            <w:hideMark/>
+          </w:tcPr>
+          <w:p>
+            <w:pPr>
+              <w:rPr>
+                <w:rFonts w:asciiTheme="majorHAnsi" w:hAnsiTheme="majorHAnsi" w:cstheme="majorHAnsi"/>
+                <w:sz w:val="24"/>
+                <w:szCs w:val="24"/>
+                <w:lang w:val="es-CO"/>
+              </w:rPr>
+            </w:pPr>
+            <w:r>
+              <w:rPr>
+                <w:rFonts w:asciiTheme="majorHAnsi" w:hAnsiTheme="majorHAnsi" w:cstheme="majorHAnsi"/>
+                <w:sz w:val="24"/>
+                <w:szCs w:val="24"/>
+                <w:lang w:val="es-CO"/>
+              </w:rPr>
+              <w:t>Puertos analizados</w:t>
             </w:r>
           </w:p>
         </w:tc>
         <w:tc>
           <w:tcPr>
-            <w:tcW w:w="2016" w:type="dxa"/>
-            <w:shd w:val="clear" w:color="auto" w:fill="D9E1F2"/>
+            <w:tcW w:w="0" w:type="auto"/>
             <w:vAlign w:val="center"/>
+            <w:hideMark/>
           </w:tcPr>
           <w:p>
+            <w:pPr>
+              <w:rPr>
+                <w:rFonts w:asciiTheme="majorHAnsi" w:hAnsiTheme="majorHAnsi" w:cstheme="majorHAnsi"/>
+                <w:sz w:val="24"/>
+                <w:szCs w:val="24"/>
+                <w:lang w:val="es-CO"/>
+              </w:rPr>
+            </w:pPr>
             <w:r>
               <w:rPr>
-                <w:rFonts w:ascii="Arial" w:hAnsi="Arial"/>
-                <w:b/>
-                <w:sz w:val="16"/>
+                <w:rFonts w:asciiTheme="majorHAnsi" w:hAnsiTheme="majorHAnsi" w:cstheme="majorHAnsi"/>
+                <w:sz w:val="24"/>
+                <w:szCs w:val="24"/>
+                <w:lang w:val="es-CO"/>
               </w:rPr>
-              <w:t>Mi análisis / observaciones</w:t>
+              <w:t>22, 80, 9929, 31337</w:t>
+            </w:r>
+          </w:p>
+        </w:tc>
+        <w:tc>
+          <w:tcPr>
+            <w:tcW w:w="0" w:type="auto"/>
+            <w:vAlign w:val="center"/>
+            <w:hideMark/>
+          </w:tcPr>
+          <w:p>
+            <w:pPr>
+              <w:rPr>
+                <w:rFonts w:asciiTheme="majorHAnsi" w:hAnsiTheme="majorHAnsi" w:cstheme="majorHAnsi"/>
+                <w:sz w:val="24"/>
+                <w:szCs w:val="24"/>
+                <w:lang w:val="es-CO"/>
+              </w:rPr>
+            </w:pPr>
+            <w:r>
+              <w:rPr>
+                <w:rFonts w:asciiTheme="majorHAnsi" w:hAnsiTheme="majorHAnsi" w:cstheme="majorHAnsi"/>
+                <w:sz w:val="24"/>
+                <w:szCs w:val="24"/>
+                <w:lang w:val="es-CO"/>
+              </w:rPr>
+              <w:t>22, 80, 9929, 31337</w:t>
             </w:r>
           </w:p>
         </w:tc>
       </w:tr>
       <w:tr>
         <w:trPr>
-          <w:jc w:val="center"/>
+          <w:tblCellSpacing w:w="15" w:type="dxa"/>
         </w:trPr>
         <w:tc>
           <w:tcPr>
-            <w:tcW w:w="2016" w:type="dxa"/>
+            <w:tcW w:w="0" w:type="auto"/>
             <w:vAlign w:val="center"/>
+            <w:hideMark/>
           </w:tcPr>
           <w:p>
+            <w:pPr>
+              <w:rPr>
+                <w:rFonts w:asciiTheme="majorHAnsi" w:hAnsiTheme="majorHAnsi" w:cstheme="majorHAnsi"/>
+                <w:sz w:val="24"/>
+                <w:szCs w:val="24"/>
+                <w:lang w:val="es-CO"/>
+              </w:rPr>
+            </w:pPr>
             <w:r>
               <w:rPr>
-                <w:rFonts w:ascii="Arial" w:hAnsi="Arial"/>
-                <w:sz w:val="14"/>
+                <w:rFonts w:asciiTheme="majorHAnsi" w:hAnsiTheme="majorHAnsi" w:cstheme="majorHAnsi"/>
+                <w:sz w:val="24"/>
+                <w:szCs w:val="24"/>
+                <w:lang w:val="es-CO"/>
               </w:rPr>
-              <w:t>01</w:t>
+              <w:t>Tiempo</w:t>
             </w:r>
           </w:p>
         </w:tc>
         <w:tc>
           <w:tcPr>
-            <w:tcW w:w="2016" w:type="dxa"/>
+            <w:tcW w:w="0" w:type="auto"/>
             <w:vAlign w:val="center"/>
+            <w:hideMark/>
           </w:tcPr>
           <w:p>
+            <w:pPr>
+              <w:rPr>
+                <w:rFonts w:asciiTheme="majorHAnsi" w:hAnsiTheme="majorHAnsi" w:cstheme="majorHAnsi"/>
+                <w:sz w:val="24"/>
+                <w:szCs w:val="24"/>
+                <w:lang w:val="es-CO"/>
+              </w:rPr>
+            </w:pPr>
             <w:r>
               <w:rPr>
-                <w:rFonts w:ascii="Arial" w:hAnsi="Arial"/>
-                <w:sz w:val="14"/>
+                <w:rFonts w:asciiTheme="majorHAnsi" w:hAnsiTheme="majorHAnsi" w:cstheme="majorHAnsi"/>
+                <w:sz w:val="24"/>
+                <w:szCs w:val="24"/>
+                <w:lang w:val="es-CO"/>
               </w:rPr>
-              <w:t>nmap scanme.nmap.org</w:t>
+              <w:t>Según mi ejecución</w:t>
             </w:r>
           </w:p>
         </w:tc>
         <w:tc>
           <w:tcPr>
-            <w:tcW w:w="2016" w:type="dxa"/>
+            <w:tcW w:w="0" w:type="auto"/>
             <w:vAlign w:val="center"/>
+            <w:hideMark/>
           </w:tcPr>
           <w:p>
+            <w:pPr>
+              <w:rPr>
+                <w:rFonts w:asciiTheme="majorHAnsi" w:hAnsiTheme="majorHAnsi" w:cstheme="majorHAnsi"/>
+                <w:sz w:val="24"/>
+                <w:szCs w:val="24"/>
+                <w:lang w:val="es-CO"/>
+              </w:rPr>
+            </w:pPr>
             <w:r>
               <w:rPr>
-                <w:rFonts w:ascii="Arial" w:hAnsi="Arial"/>
-                <w:sz w:val="14"/>
+                <w:rFonts w:asciiTheme="majorHAnsi" w:hAnsiTheme="majorHAnsi" w:cstheme="majorHAnsi"/>
+                <w:sz w:val="24"/>
+                <w:szCs w:val="24"/>
+                <w:lang w:val="es-CO"/>
               </w:rPr>
-              <w:t>Con este comando realicé mi primera aproximación al objetivo. Busqué identificar los puertos TCP que Nmap consideró relevan</w:t>
-            </w:r>
-            <w:r>
-              <w:rPr>
-                <w:rFonts w:ascii="Arial" w:hAnsi="Arial"/>
-                <w:sz w:val="14"/>
-              </w:rPr>
-              <w:t>tes y establecer una línea base para compararla con los demás escaneos.</w:t>
-            </w:r>
-          </w:p>
-        </w:tc>
-        <w:tc>
-          <w:tcPr>
-            <w:tcW w:w="2016" w:type="dxa"/>
-            <w:vAlign w:val="center"/>
-          </w:tcPr>
-          <w:p>
-            <w:r>
-              <w:rPr>
-                <w:rFonts w:ascii="Arial" w:hAnsi="Arial"/>
-                <w:sz w:val="14"/>
-              </w:rPr>
-              <w:t>[Completar con mi resultado real]</w:t>
-            </w:r>
-          </w:p>
-        </w:tc>
-        <w:tc>
-          <w:tcPr>
-            <w:tcW w:w="2016" w:type="dxa"/>
-            <w:vAlign w:val="center"/>
-          </w:tcPr>
-          <w:p>
-            <w:r>
-              <w:rPr>
-                <w:rFonts w:ascii="Arial" w:hAnsi="Arial"/>
-                <w:sz w:val="14"/>
-              </w:rPr>
-              <w:t>[Completar con mi observación real]</w:t>
+              <w:t>Según mi ejecución</w:t>
             </w:r>
           </w:p>
         </w:tc>
       </w:tr>
       <w:tr>
         <w:trPr>
-          <w:jc w:val="center"/>
+          <w:tblCellSpacing w:w="15" w:type="dxa"/>
         </w:trPr>
         <w:tc>
           <w:tcPr>
-            <w:tcW w:w="2016" w:type="dxa"/>
+            <w:tcW w:w="0" w:type="auto"/>
             <w:vAlign w:val="center"/>
+            <w:hideMark/>
           </w:tcPr>
           <w:p>
+            <w:pPr>
+              <w:rPr>
+                <w:rFonts w:asciiTheme="majorHAnsi" w:hAnsiTheme="majorHAnsi" w:cstheme="majorHAnsi"/>
+                <w:sz w:val="24"/>
+                <w:szCs w:val="24"/>
+                <w:lang w:val="es-CO"/>
+              </w:rPr>
+            </w:pPr>
             <w:r>
               <w:rPr>
-                <w:rFonts w:ascii="Arial" w:hAnsi="Arial"/>
-                <w:sz w:val="14"/>
+                <w:rFonts w:asciiTheme="majorHAnsi" w:hAnsiTheme="majorHAnsi" w:cstheme="majorHAnsi"/>
+                <w:sz w:val="24"/>
+                <w:szCs w:val="24"/>
+                <w:lang w:val="es-CO"/>
               </w:rPr>
-              <w:lastRenderedPageBreak/>
-              <w:t>02</w:t>
+              <w:t>Observación</w:t>
             </w:r>
           </w:p>
         </w:tc>
         <w:tc>
           <w:tcPr>
-            <w:tcW w:w="2016" w:type="dxa"/>
+            <w:tcW w:w="0" w:type="auto"/>
             <w:vAlign w:val="center"/>
+            <w:hideMark/>
           </w:tcPr>
           <w:p>
+            <w:pPr>
+              <w:rPr>
+                <w:rFonts w:asciiTheme="majorHAnsi" w:hAnsiTheme="majorHAnsi" w:cstheme="majorHAnsi"/>
+                <w:sz w:val="24"/>
+                <w:szCs w:val="24"/>
+                <w:lang w:val="es-CO"/>
+              </w:rPr>
+            </w:pPr>
             <w:r>
               <w:rPr>
-                <w:rFonts w:ascii="Arial" w:hAnsi="Arial"/>
-                <w:sz w:val="14"/>
+                <w:rFonts w:asciiTheme="majorHAnsi" w:hAnsiTheme="majorHAnsi" w:cstheme="majorHAnsi"/>
+                <w:sz w:val="24"/>
+                <w:szCs w:val="24"/>
+                <w:lang w:val="es-CO"/>
               </w:rPr>
-              <w:t>nmap -sn scanme.nmap.org</w:t>
+              <w:t>________________</w:t>
+            </w:r>
+            <w:r>
+              <w:rPr>
+                <w:rFonts w:asciiTheme="majorHAnsi" w:hAnsiTheme="majorHAnsi" w:cstheme="majorHAnsi"/>
+                <w:sz w:val="24"/>
+                <w:szCs w:val="24"/>
+                <w:lang w:val="es-CO"/>
+              </w:rPr>
+              <w:t>0.22</w:t>
+            </w:r>
+            <w:r>
+              <w:rPr>
+                <w:rFonts w:asciiTheme="majorHAnsi" w:hAnsiTheme="majorHAnsi" w:cstheme="majorHAnsi"/>
+                <w:sz w:val="24"/>
+                <w:szCs w:val="24"/>
+                <w:lang w:val="es-CO"/>
+              </w:rPr>
+              <w:t>__</w:t>
             </w:r>
           </w:p>
         </w:tc>
         <w:tc>
           <w:tcPr>
-            <w:tcW w:w="2016" w:type="dxa"/>
+            <w:tcW w:w="0" w:type="auto"/>
             <w:vAlign w:val="center"/>
+            <w:hideMark/>
           </w:tcPr>
           <w:p>
+            <w:pPr>
+              <w:rPr>
+                <w:rFonts w:asciiTheme="majorHAnsi" w:hAnsiTheme="majorHAnsi" w:cstheme="majorHAnsi"/>
+                <w:sz w:val="24"/>
+                <w:szCs w:val="24"/>
+                <w:lang w:val="es-CO"/>
+              </w:rPr>
+            </w:pPr>
             <w:r>
               <w:rPr>
-                <w:rFonts w:ascii="Arial" w:hAnsi="Arial"/>
-                <w:sz w:val="14"/>
+                <w:rFonts w:asciiTheme="majorHAnsi" w:hAnsiTheme="majorHAnsi" w:cstheme="majorHAnsi"/>
+                <w:sz w:val="24"/>
+                <w:szCs w:val="24"/>
+                <w:lang w:val="es-CO"/>
               </w:rPr>
-              <w:t xml:space="preserve">Utilicé -sn para comprobar la disponibilidad del host sin centrarme en un </w:t>
+              <w:t>_________</w:t>
             </w:r>
             <w:r>
               <w:rPr>
-                <w:rFonts w:ascii="Arial" w:hAnsi="Arial"/>
-                <w:sz w:val="14"/>
+                <w:rFonts w:asciiTheme="majorHAnsi" w:hAnsiTheme="majorHAnsi" w:cstheme="majorHAnsi"/>
+                <w:sz w:val="24"/>
+                <w:szCs w:val="24"/>
+                <w:lang w:val="es-CO"/>
               </w:rPr>
-              <w:t>escaneo convencional de puertos.</w:t>
+              <w:t>0.70</w:t>
             </w:r>
-          </w:p>
-        </w:tc>
-        <w:tc>
-          <w:tcPr>
-            <w:tcW w:w="2016" w:type="dxa"/>
-            <w:vAlign w:val="center"/>
-          </w:tcPr>
-          <w:p>
             <w:r>
               <w:rPr>
-                <w:rFonts w:ascii="Arial" w:hAnsi="Arial"/>
-                <w:sz w:val="14"/>
+                <w:rFonts w:asciiTheme="majorHAnsi" w:hAnsiTheme="majorHAnsi" w:cstheme="majorHAnsi"/>
+                <w:sz w:val="24"/>
+                <w:szCs w:val="24"/>
+                <w:lang w:val="es-CO"/>
               </w:rPr>
-              <w:t>[Completar con mi resultado real]</w:t>
-            </w:r>
-          </w:p>
-        </w:tc>
-        <w:tc>
-          <w:tcPr>
-            <w:tcW w:w="2016" w:type="dxa"/>
-            <w:vAlign w:val="center"/>
-          </w:tcPr>
-          <w:p>
-            <w:r>
-              <w:rPr>
-                <w:rFonts w:ascii="Arial" w:hAnsi="Arial"/>
-                <w:sz w:val="14"/>
-              </w:rPr>
-              <w:t>[Completar con mi observación real]</w:t>
+              <w:t>_________</w:t>
             </w:r>
           </w:p>
         </w:tc>
       </w:tr>
       <w:tr>
         <w:trPr>
-          <w:jc w:val="center"/>
+          <w:tblCellSpacing w:w="15" w:type="dxa"/>
         </w:trPr>
         <w:tc>
           <w:tcPr>
-            <w:tcW w:w="2016" w:type="dxa"/>
+            <w:tcW w:w="0" w:type="auto"/>
             <w:vAlign w:val="center"/>
           </w:tcPr>
           <w:p>
-            <w:r>
+            <w:pPr>
               <w:rPr>
-                <w:rFonts w:ascii="Arial" w:hAnsi="Arial"/>
-                <w:sz w:val="14"/>
+                <w:rFonts w:asciiTheme="majorHAnsi" w:hAnsiTheme="majorHAnsi" w:cstheme="majorHAnsi"/>
+                <w:sz w:val="24"/>
+                <w:szCs w:val="24"/>
+                <w:lang w:val="es-CO"/>
               </w:rPr>
-              <w:t>03</w:t>
-            </w:r>
+            </w:pPr>
+          </w:p>
+          <w:p>
+            <w:pPr>
+              <w:rPr>
+                <w:rFonts w:asciiTheme="majorHAnsi" w:hAnsiTheme="majorHAnsi" w:cstheme="majorHAnsi"/>
+                <w:sz w:val="24"/>
+                <w:szCs w:val="24"/>
+                <w:lang w:val="es-CO"/>
+              </w:rPr>
+            </w:pPr>
+          </w:p>
+          <w:p>
+            <w:pPr>
+              <w:rPr>
+                <w:rFonts w:asciiTheme="majorHAnsi" w:hAnsiTheme="majorHAnsi" w:cstheme="majorHAnsi"/>
+                <w:sz w:val="24"/>
+                <w:szCs w:val="24"/>
+                <w:lang w:val="es-CO"/>
+              </w:rPr>
+            </w:pPr>
           </w:p>
         </w:tc>
         <w:tc>
           <w:tcPr>
-            <w:tcW w:w="2016" w:type="dxa"/>
+            <w:tcW w:w="0" w:type="auto"/>
             <w:vAlign w:val="center"/>
           </w:tcPr>
           <w:p>
-            <w:r>
+            <w:pPr>
               <w:rPr>
-                <w:rFonts w:ascii="Arial" w:hAnsi="Arial"/>
-                <w:sz w:val="14"/>
+                <w:rFonts w:asciiTheme="majorHAnsi" w:hAnsiTheme="majorHAnsi" w:cstheme="majorHAnsi"/>
+                <w:sz w:val="24"/>
+                <w:szCs w:val="24"/>
+                <w:lang w:val="es-CO"/>
               </w:rPr>
-              <w:t>nmap -Pn scanme.nmap.org</w:t>
-            </w:r>
+            </w:pPr>
           </w:p>
         </w:tc>
         <w:tc>
           <w:tcPr>
-            <w:tcW w:w="2016" w:type="dxa"/>
+            <w:tcW w:w="0" w:type="auto"/>
             <w:vAlign w:val="center"/>
           </w:tcPr>
           <w:p>
-            <w:r>
+            <w:pPr>
               <w:rPr>
-                <w:rFonts w:ascii="Arial" w:hAnsi="Arial"/>
-                <w:sz w:val="14"/>
+                <w:rFonts w:asciiTheme="majorHAnsi" w:hAnsiTheme="majorHAnsi" w:cstheme="majorHAnsi"/>
+                <w:sz w:val="24"/>
+                <w:szCs w:val="24"/>
+                <w:lang w:val="es-CO"/>
               </w:rPr>
-              <w:t>Utilicé -Pn para indicarle a Nmap que tratara el objetivo como disponible y continuara con el escaneo.</w:t>
-            </w:r>
-          </w:p>
-        </w:tc>
-        <w:tc>
-          <w:tcPr>
-            <w:tcW w:w="2016" w:type="dxa"/>
-            <w:vAlign w:val="center"/>
-          </w:tcPr>
-          <w:p>
-            <w:r>
-              <w:rPr>
-                <w:rFonts w:ascii="Arial" w:hAnsi="Arial"/>
-                <w:sz w:val="14"/>
-              </w:rPr>
-              <w:t>[Completar con mi res</w:t>
-            </w:r>
-            <w:r>
-              <w:rPr>
-                <w:rFonts w:ascii="Arial" w:hAnsi="Arial"/>
-                <w:sz w:val="14"/>
-              </w:rPr>
-              <w:t>ultado real]</w:t>
-            </w:r>
-          </w:p>
-        </w:tc>
-        <w:tc>
-          <w:tcPr>
-            <w:tcW w:w="2016" w:type="dxa"/>
-            <w:vAlign w:val="center"/>
-          </w:tcPr>
-          <w:p>
-            <w:r>
-              <w:rPr>
-                <w:rFonts w:ascii="Arial" w:hAnsi="Arial"/>
-                <w:sz w:val="14"/>
-              </w:rPr>
-              <w:t>[Completar con mi observación real]</w:t>
-            </w:r>
-          </w:p>
-        </w:tc>
-      </w:tr>
-      <w:tr>
-        <w:trPr>
-          <w:jc w:val="center"/>
-        </w:trPr>
-        <w:tc>
-          <w:tcPr>
-            <w:tcW w:w="2016" w:type="dxa"/>
-            <w:vAlign w:val="center"/>
-          </w:tcPr>
-          <w:p>
-            <w:r>
-              <w:rPr>
-                <w:rFonts w:ascii="Arial" w:hAnsi="Arial"/>
-                <w:sz w:val="14"/>
-              </w:rPr>
-              <w:t>04</w:t>
-            </w:r>
-          </w:p>
-        </w:tc>
-        <w:tc>
-          <w:tcPr>
-            <w:tcW w:w="2016" w:type="dxa"/>
-            <w:vAlign w:val="center"/>
-          </w:tcPr>
-          <w:p>
-            <w:r>
-              <w:rPr>
-                <w:rFonts w:ascii="Arial" w:hAnsi="Arial"/>
-                <w:sz w:val="14"/>
-              </w:rPr>
-              <w:t>nmap -p 80 scanme.nmap.org</w:t>
-            </w:r>
-          </w:p>
-        </w:tc>
-        <w:tc>
-          <w:tcPr>
-            <w:tcW w:w="2016" w:type="dxa"/>
-            <w:vAlign w:val="center"/>
-          </w:tcPr>
-          <w:p>
-            <w:r>
-              <w:rPr>
-                <w:rFonts w:ascii="Arial" w:hAnsi="Arial"/>
-                <w:sz w:val="14"/>
-              </w:rPr>
-              <w:t>Con -p 80 limité mi prueba al puerto 80 para comprobar específicamente el servicio asociado al tráfico HTTP.</w:t>
-            </w:r>
-          </w:p>
-        </w:tc>
-        <w:tc>
-          <w:tcPr>
-            <w:tcW w:w="2016" w:type="dxa"/>
-            <w:vAlign w:val="center"/>
-          </w:tcPr>
-          <w:p>
-            <w:r>
-              <w:rPr>
-                <w:rFonts w:ascii="Arial" w:hAnsi="Arial"/>
-                <w:sz w:val="14"/>
-              </w:rPr>
-              <w:t>[Completar con mi resultado real]</w:t>
-            </w:r>
-          </w:p>
-        </w:tc>
-        <w:tc>
-          <w:tcPr>
-            <w:tcW w:w="2016" w:type="dxa"/>
-            <w:vAlign w:val="center"/>
-          </w:tcPr>
-          <w:p>
-            <w:r>
-              <w:rPr>
-                <w:rFonts w:ascii="Arial" w:hAnsi="Arial"/>
-                <w:sz w:val="14"/>
-              </w:rPr>
-              <w:t>[Completar con mi observación rea</w:t>
-            </w:r>
-            <w:r>
-              <w:rPr>
-                <w:rFonts w:ascii="Arial" w:hAnsi="Arial"/>
-                <w:sz w:val="14"/>
-              </w:rPr>
-              <w:t>l]</w:t>
-            </w:r>
-          </w:p>
-        </w:tc>
-      </w:tr>
-      <w:tr>
-        <w:trPr>
-          <w:jc w:val="center"/>
-        </w:trPr>
-        <w:tc>
-          <w:tcPr>
-            <w:tcW w:w="2016" w:type="dxa"/>
-            <w:vAlign w:val="center"/>
-          </w:tcPr>
-          <w:p>
-            <w:r>
-              <w:rPr>
-                <w:rFonts w:ascii="Arial" w:hAnsi="Arial"/>
-                <w:sz w:val="14"/>
-              </w:rPr>
-              <w:t>05</w:t>
-            </w:r>
-          </w:p>
-        </w:tc>
-        <w:tc>
-          <w:tcPr>
-            <w:tcW w:w="2016" w:type="dxa"/>
-            <w:vAlign w:val="center"/>
-          </w:tcPr>
-          <w:p>
-            <w:r>
-              <w:rPr>
-                <w:rFonts w:ascii="Arial" w:hAnsi="Arial"/>
-                <w:sz w:val="14"/>
-              </w:rPr>
-              <w:t>nmap -p 22,80,443 scanme.nmap.org</w:t>
-            </w:r>
-          </w:p>
-        </w:tc>
-        <w:tc>
-          <w:tcPr>
-            <w:tcW w:w="2016" w:type="dxa"/>
-            <w:vAlign w:val="center"/>
-          </w:tcPr>
-          <w:p>
-            <w:r>
-              <w:rPr>
-                <w:rFonts w:ascii="Arial" w:hAnsi="Arial"/>
-                <w:sz w:val="14"/>
-              </w:rPr>
-              <w:t>Seleccioné los puertos 22, 80 y 443 para hacer una prueba focalizada y comparar sus estados.</w:t>
-            </w:r>
-          </w:p>
-        </w:tc>
-        <w:tc>
-          <w:tcPr>
-            <w:tcW w:w="2016" w:type="dxa"/>
-            <w:vAlign w:val="center"/>
-          </w:tcPr>
-          <w:p>
-            <w:r>
-              <w:rPr>
-                <w:rFonts w:ascii="Arial" w:hAnsi="Arial"/>
-                <w:sz w:val="14"/>
-              </w:rPr>
-              <w:t>[Completar con mi resultado real]</w:t>
-            </w:r>
-          </w:p>
-        </w:tc>
-        <w:tc>
-          <w:tcPr>
-            <w:tcW w:w="2016" w:type="dxa"/>
-            <w:vAlign w:val="center"/>
-          </w:tcPr>
-          <w:p>
-            <w:r>
-              <w:rPr>
-                <w:rFonts w:ascii="Arial" w:hAnsi="Arial"/>
-                <w:sz w:val="14"/>
-              </w:rPr>
-              <w:t>[Completar con mi observación real]</w:t>
-            </w:r>
-          </w:p>
-        </w:tc>
-      </w:tr>
-      <w:tr>
-        <w:trPr>
-          <w:jc w:val="center"/>
-        </w:trPr>
-        <w:tc>
-          <w:tcPr>
-            <w:tcW w:w="2016" w:type="dxa"/>
-            <w:vAlign w:val="center"/>
-          </w:tcPr>
-          <w:p>
-            <w:r>
-              <w:rPr>
-                <w:rFonts w:ascii="Arial" w:hAnsi="Arial"/>
-                <w:sz w:val="14"/>
-              </w:rPr>
-              <w:t>06</w:t>
-            </w:r>
-          </w:p>
-        </w:tc>
-        <w:tc>
-          <w:tcPr>
-            <w:tcW w:w="2016" w:type="dxa"/>
-            <w:vAlign w:val="center"/>
-          </w:tcPr>
-          <w:p>
-            <w:r>
-              <w:rPr>
-                <w:rFonts w:ascii="Arial" w:hAnsi="Arial"/>
-                <w:sz w:val="14"/>
-              </w:rPr>
-              <w:t>nmap -sV scanme.nmap.org</w:t>
-            </w:r>
-          </w:p>
-        </w:tc>
-        <w:tc>
-          <w:tcPr>
-            <w:tcW w:w="2016" w:type="dxa"/>
-            <w:vAlign w:val="center"/>
-          </w:tcPr>
-          <w:p>
-            <w:r>
-              <w:rPr>
-                <w:rFonts w:ascii="Arial" w:hAnsi="Arial"/>
-                <w:sz w:val="14"/>
-              </w:rPr>
-              <w:t xml:space="preserve">Utilicé -sV para </w:t>
-            </w:r>
-            <w:r>
-              <w:rPr>
-                <w:rFonts w:ascii="Arial" w:hAnsi="Arial"/>
-                <w:sz w:val="14"/>
-              </w:rPr>
-              <w:t>intentar identificar qué servicios se ejecutaban en los puertos detectados y obtener sus versiones cuando Nmap pudiera determinarlas.</w:t>
-            </w:r>
-          </w:p>
-        </w:tc>
-        <w:tc>
-          <w:tcPr>
-            <w:tcW w:w="2016" w:type="dxa"/>
-            <w:vAlign w:val="center"/>
-          </w:tcPr>
-          <w:p>
-            <w:r>
-              <w:rPr>
-                <w:rFonts w:ascii="Arial" w:hAnsi="Arial"/>
-                <w:sz w:val="14"/>
-              </w:rPr>
-              <w:t>[Completar con mi resultado real]</w:t>
-            </w:r>
-          </w:p>
-        </w:tc>
-        <w:tc>
-          <w:tcPr>
-            <w:tcW w:w="2016" w:type="dxa"/>
-            <w:vAlign w:val="center"/>
-          </w:tcPr>
-          <w:p>
-            <w:r>
-              <w:rPr>
-                <w:rFonts w:ascii="Arial" w:hAnsi="Arial"/>
-                <w:sz w:val="14"/>
-              </w:rPr>
-              <w:t>[Completar con mi observación real]</w:t>
-            </w:r>
-          </w:p>
-        </w:tc>
-      </w:tr>
-      <w:tr>
-        <w:trPr>
-          <w:jc w:val="center"/>
-        </w:trPr>
-        <w:tc>
-          <w:tcPr>
-            <w:tcW w:w="2016" w:type="dxa"/>
-            <w:vAlign w:val="center"/>
-          </w:tcPr>
-          <w:p>
-            <w:r>
-              <w:rPr>
-                <w:rFonts w:ascii="Arial" w:hAnsi="Arial"/>
-                <w:sz w:val="14"/>
-              </w:rPr>
-              <w:t>07</w:t>
-            </w:r>
-          </w:p>
-        </w:tc>
-        <w:tc>
-          <w:tcPr>
-            <w:tcW w:w="2016" w:type="dxa"/>
-            <w:vAlign w:val="center"/>
-          </w:tcPr>
-          <w:p>
-            <w:r>
-              <w:rPr>
-                <w:rFonts w:ascii="Arial" w:hAnsi="Arial"/>
-                <w:sz w:val="14"/>
-              </w:rPr>
-              <w:t>nmap -sC scanme.nmap.org</w:t>
-            </w:r>
-          </w:p>
-        </w:tc>
-        <w:tc>
-          <w:tcPr>
-            <w:tcW w:w="2016" w:type="dxa"/>
-            <w:vAlign w:val="center"/>
-          </w:tcPr>
-          <w:p>
-            <w:r>
-              <w:rPr>
-                <w:rFonts w:ascii="Arial" w:hAnsi="Arial"/>
-                <w:sz w:val="14"/>
-              </w:rPr>
-              <w:t xml:space="preserve">Utilicé -sC para </w:t>
-            </w:r>
-            <w:r>
-              <w:rPr>
-                <w:rFonts w:ascii="Arial" w:hAnsi="Arial"/>
-                <w:sz w:val="14"/>
-              </w:rPr>
-              <w:t>ejecutar los scripts NSE predeterminados y obtener información complementaria sobre los servicios.</w:t>
-            </w:r>
-          </w:p>
-        </w:tc>
-        <w:tc>
-          <w:tcPr>
-            <w:tcW w:w="2016" w:type="dxa"/>
-            <w:vAlign w:val="center"/>
-          </w:tcPr>
-          <w:p>
-            <w:r>
-              <w:rPr>
-                <w:rFonts w:ascii="Arial" w:hAnsi="Arial"/>
-                <w:sz w:val="14"/>
-              </w:rPr>
-              <w:t>[Completar con mi resultado real]</w:t>
-            </w:r>
-          </w:p>
-        </w:tc>
-        <w:tc>
-          <w:tcPr>
-            <w:tcW w:w="2016" w:type="dxa"/>
-            <w:vAlign w:val="center"/>
-          </w:tcPr>
-          <w:p>
-            <w:r>
-              <w:rPr>
-                <w:rFonts w:ascii="Arial" w:hAnsi="Arial"/>
-                <w:sz w:val="14"/>
-              </w:rPr>
-              <w:t>[Completar con mi observación real]</w:t>
-            </w:r>
-          </w:p>
-        </w:tc>
-      </w:tr>
-      <w:tr>
-        <w:trPr>
-          <w:jc w:val="center"/>
-        </w:trPr>
-        <w:tc>
-          <w:tcPr>
-            <w:tcW w:w="2016" w:type="dxa"/>
-            <w:vAlign w:val="center"/>
-          </w:tcPr>
-          <w:p>
-            <w:r>
-              <w:rPr>
-                <w:rFonts w:ascii="Arial" w:hAnsi="Arial"/>
-                <w:sz w:val="14"/>
-              </w:rPr>
-              <w:t>08</w:t>
-            </w:r>
-          </w:p>
-        </w:tc>
-        <w:tc>
-          <w:tcPr>
-            <w:tcW w:w="2016" w:type="dxa"/>
-            <w:vAlign w:val="center"/>
-          </w:tcPr>
-          <w:p>
-            <w:r>
-              <w:rPr>
-                <w:rFonts w:ascii="Arial" w:hAnsi="Arial"/>
-                <w:sz w:val="14"/>
-              </w:rPr>
-              <w:t>nmap -O scanme.nmap.org</w:t>
-            </w:r>
-          </w:p>
-        </w:tc>
-        <w:tc>
-          <w:tcPr>
-            <w:tcW w:w="2016" w:type="dxa"/>
-            <w:vAlign w:val="center"/>
-          </w:tcPr>
-          <w:p>
-            <w:r>
-              <w:rPr>
-                <w:rFonts w:ascii="Arial" w:hAnsi="Arial"/>
-                <w:sz w:val="14"/>
-              </w:rPr>
-              <w:t>Utilicé -O para intentar identificar el sistema operativo m</w:t>
-            </w:r>
-            <w:r>
-              <w:rPr>
-                <w:rFonts w:ascii="Arial" w:hAnsi="Arial"/>
-                <w:sz w:val="14"/>
-              </w:rPr>
-              <w:t>ediante fingerprinting.</w:t>
-            </w:r>
-          </w:p>
-        </w:tc>
-        <w:tc>
-          <w:tcPr>
-            <w:tcW w:w="2016" w:type="dxa"/>
-            <w:vAlign w:val="center"/>
-          </w:tcPr>
-          <w:p>
-            <w:r>
-              <w:rPr>
-                <w:rFonts w:ascii="Arial" w:hAnsi="Arial"/>
-                <w:sz w:val="14"/>
-              </w:rPr>
-              <w:t>[Completar con mi resultado real]</w:t>
-            </w:r>
-          </w:p>
-        </w:tc>
-        <w:tc>
-          <w:tcPr>
-            <w:tcW w:w="2016" w:type="dxa"/>
-            <w:vAlign w:val="center"/>
-          </w:tcPr>
-          <w:p>
-            <w:r>
-              <w:rPr>
-                <w:rFonts w:ascii="Arial" w:hAnsi="Arial"/>
-                <w:sz w:val="14"/>
-              </w:rPr>
-              <w:t>[Completar con mi observación real]</w:t>
-            </w:r>
-          </w:p>
-        </w:tc>
-      </w:tr>
-      <w:tr>
-        <w:trPr>
-          <w:jc w:val="center"/>
-        </w:trPr>
-        <w:tc>
-          <w:tcPr>
-            <w:tcW w:w="2016" w:type="dxa"/>
-            <w:vAlign w:val="center"/>
-          </w:tcPr>
-          <w:p>
-            <w:r>
-              <w:rPr>
-                <w:rFonts w:ascii="Arial" w:hAnsi="Arial"/>
-                <w:sz w:val="14"/>
-              </w:rPr>
-              <w:t>09</w:t>
-            </w:r>
-          </w:p>
-        </w:tc>
-        <w:tc>
-          <w:tcPr>
-            <w:tcW w:w="2016" w:type="dxa"/>
-            <w:vAlign w:val="center"/>
-          </w:tcPr>
-          <w:p>
-            <w:r>
-              <w:rPr>
-                <w:rFonts w:ascii="Arial" w:hAnsi="Arial"/>
-                <w:sz w:val="14"/>
-              </w:rPr>
-              <w:t>nmap -T4 scanme.nmap.org</w:t>
-            </w:r>
-          </w:p>
-        </w:tc>
-        <w:tc>
-          <w:tcPr>
-            <w:tcW w:w="2016" w:type="dxa"/>
-            <w:vAlign w:val="center"/>
-          </w:tcPr>
-          <w:p>
-            <w:r>
-              <w:rPr>
-                <w:rFonts w:ascii="Arial" w:hAnsi="Arial"/>
-                <w:sz w:val="14"/>
-              </w:rPr>
-              <w:t>Utilicé -T4 para comparar el comportamiento de un escaneo con una temporización más rápida.</w:t>
-            </w:r>
-          </w:p>
-        </w:tc>
-        <w:tc>
-          <w:tcPr>
-            <w:tcW w:w="2016" w:type="dxa"/>
-            <w:vAlign w:val="center"/>
-          </w:tcPr>
-          <w:p>
-            <w:r>
-              <w:rPr>
-                <w:rFonts w:ascii="Arial" w:hAnsi="Arial"/>
-                <w:sz w:val="14"/>
-              </w:rPr>
-              <w:t>[Completar con mi resultado real]</w:t>
-            </w:r>
-          </w:p>
-        </w:tc>
-        <w:tc>
-          <w:tcPr>
-            <w:tcW w:w="2016" w:type="dxa"/>
-            <w:vAlign w:val="center"/>
-          </w:tcPr>
-          <w:p>
-            <w:r>
-              <w:rPr>
-                <w:rFonts w:ascii="Arial" w:hAnsi="Arial"/>
-                <w:sz w:val="14"/>
-              </w:rPr>
-              <w:t>[Comple</w:t>
-            </w:r>
-            <w:r>
-              <w:rPr>
-                <w:rFonts w:ascii="Arial" w:hAnsi="Arial"/>
-                <w:sz w:val="14"/>
-              </w:rPr>
-              <w:t>tar con mi observación real]</w:t>
-            </w:r>
-          </w:p>
-        </w:tc>
-      </w:tr>
-      <w:tr>
-        <w:trPr>
-          <w:jc w:val="center"/>
-        </w:trPr>
-        <w:tc>
-          <w:tcPr>
-            <w:tcW w:w="2016" w:type="dxa"/>
-            <w:vAlign w:val="center"/>
-          </w:tcPr>
-          <w:p>
-            <w:r>
-              <w:rPr>
-                <w:rFonts w:ascii="Arial" w:hAnsi="Arial"/>
-                <w:sz w:val="14"/>
-              </w:rPr>
-              <w:t>10</w:t>
-            </w:r>
-          </w:p>
-        </w:tc>
-        <w:tc>
-          <w:tcPr>
-            <w:tcW w:w="2016" w:type="dxa"/>
-            <w:vAlign w:val="center"/>
-          </w:tcPr>
-          <w:p>
-            <w:r>
-              <w:rPr>
-                <w:rFonts w:ascii="Arial" w:hAnsi="Arial"/>
-                <w:sz w:val="14"/>
-              </w:rPr>
-              <w:t>nmap --traceroute scanme.nmap.org</w:t>
-            </w:r>
-          </w:p>
-        </w:tc>
-        <w:tc>
-          <w:tcPr>
-            <w:tcW w:w="2016" w:type="dxa"/>
-            <w:vAlign w:val="center"/>
-          </w:tcPr>
-          <w:p>
-            <w:r>
-              <w:rPr>
-                <w:rFonts w:ascii="Arial" w:hAnsi="Arial"/>
-                <w:sz w:val="14"/>
-              </w:rPr>
-              <w:t>Utilicé --traceroute para obtener información sobre los saltos de red entre mi equipo y el objetivo.</w:t>
-            </w:r>
-          </w:p>
-        </w:tc>
-        <w:tc>
-          <w:tcPr>
-            <w:tcW w:w="2016" w:type="dxa"/>
-            <w:vAlign w:val="center"/>
-          </w:tcPr>
-          <w:p>
-            <w:r>
-              <w:rPr>
-                <w:rFonts w:ascii="Arial" w:hAnsi="Arial"/>
-                <w:sz w:val="14"/>
-              </w:rPr>
-              <w:t>[Completar con mi resultado real]</w:t>
-            </w:r>
-          </w:p>
-        </w:tc>
-        <w:tc>
-          <w:tcPr>
-            <w:tcW w:w="2016" w:type="dxa"/>
-            <w:vAlign w:val="center"/>
-          </w:tcPr>
-          <w:p>
-            <w:r>
-              <w:rPr>
-                <w:rFonts w:ascii="Arial" w:hAnsi="Arial"/>
-                <w:sz w:val="14"/>
-              </w:rPr>
-              <w:t>[Completar con mi observación real]</w:t>
-            </w:r>
+            </w:pPr>
           </w:p>
         </w:tc>
       </w:tr>
     </w:tbl>
     <w:p>
       <w:pPr>
-        <w:pStyle w:val="Ttulo1"/>
-        <w:rPr>
-          <w:color w:val="auto"/>
-        </w:rPr>
-      </w:pPr>
-      <w:r>
-        <w:rPr>
-          <w:color w:val="auto"/>
-        </w:rPr>
-        <w:t xml:space="preserve">7. </w:t>
-      </w:r>
-      <w:r>
-        <w:rPr>
-          <w:color w:val="auto"/>
-        </w:rPr>
-        <w:t>Comparación de las técnicas</w:t>
+        <w:rPr>
+          <w:rFonts w:asciiTheme="majorHAnsi" w:hAnsiTheme="majorHAnsi" w:cstheme="majorHAnsi"/>
+          <w:b/>
+          <w:bCs/>
+          <w:sz w:val="24"/>
+          <w:szCs w:val="24"/>
+          <w:lang w:val="es-CO"/>
+        </w:rPr>
+      </w:pPr>
+      <w:r>
+        <w:rPr>
+          <w:rFonts w:asciiTheme="majorHAnsi" w:hAnsiTheme="majorHAnsi" w:cstheme="majorHAnsi"/>
+          <w:b/>
+          <w:bCs/>
+          <w:sz w:val="24"/>
+          <w:szCs w:val="24"/>
+          <w:lang w:val="es-CO"/>
+        </w:rPr>
+        <w:t>Conclusión del reto</w:t>
       </w:r>
     </w:p>
     <w:p>
-      <w:r>
-        <w:t>Al comparar mis pruebas, identifiqué que cada opción responde a una pregunta diferente. El escaneo básico me proporciona una línea base; -sn se enfoca en descubrimiento; -Pn cambia la forma en que Nmap trata la disponibilidad de</w:t>
-      </w:r>
-      <w:r>
-        <w:t>l objetivo; -p permite concentrar la prueba; -sV profundiza en servicios y versiones; -sC agrega información mediante NSE; -O intenta identificar el sistema operativo; -T4 modifica la temporización; y --traceroute aporta información de la ruta de red.</w:t>
-      </w:r>
-    </w:p>
-    <w:p/>
-    <w:p>
-      <w:pPr>
-        <w:pStyle w:val="Ttulo1"/>
-        <w:rPr>
-          <w:color w:val="auto"/>
-        </w:rPr>
-      </w:pPr>
-      <w:r>
-        <w:rPr>
-          <w:color w:val="auto"/>
-        </w:rPr>
-        <w:t>9</w:t>
-      </w:r>
-      <w:r>
-        <w:rPr>
-          <w:color w:val="auto"/>
-        </w:rPr>
-        <w:t>. Conclusiones finales</w:t>
+      <w:pPr>
+        <w:rPr>
+          <w:rFonts w:asciiTheme="majorHAnsi" w:hAnsiTheme="majorHAnsi" w:cstheme="majorHAnsi"/>
+          <w:sz w:val="24"/>
+          <w:szCs w:val="24"/>
+          <w:lang w:val="es-CO"/>
+        </w:rPr>
+      </w:pPr>
+      <w:r>
+        <w:rPr>
+          <w:rFonts w:asciiTheme="majorHAnsi" w:hAnsiTheme="majorHAnsi" w:cstheme="majorHAnsi"/>
+          <w:sz w:val="24"/>
+          <w:szCs w:val="24"/>
+          <w:lang w:val="es-CO"/>
+        </w:rPr>
+        <w:t>La comparación me permitió comprobar que diferentes técnicas de escaneo pueden analizar el mismo objetivo desde perspectivas diferentes. Para determinar cuál produjo un resultado más conveniente en esta práctica, comparé directamente los estados, tiempos y salidas obtenidas.</w:t>
       </w:r>
     </w:p>
     <w:p>
-      <w:r>
-        <w:t>Con esta práctica comprendí que el reconocimiento es una fase fundamental porque permite obtener información técnica antes de realizar análisis po</w:t>
-      </w:r>
-      <w:r>
-        <w:t>steriores. También comprendí que Nmap no es simplemente una herramienta para buscar puertos: dependiendo de las opciones seleccionadas, puedo realizar descubrimiento, enumeración de servicios, detección de versiones, ejecución de scripts, fingerprinting de</w:t>
-      </w:r>
-      <w:r>
-        <w:t>l sistema operativo y análisis de ruta.</w:t>
-      </w:r>
+      <w:pPr>
+        <w:rPr>
+          <w:rFonts w:asciiTheme="majorHAnsi" w:hAnsiTheme="majorHAnsi" w:cstheme="majorHAnsi"/>
+          <w:sz w:val="24"/>
+          <w:szCs w:val="24"/>
+        </w:rPr>
+      </w:pPr>
     </w:p>
     <w:p>
-      <w:r>
-        <w:t xml:space="preserve">Uno de los principales aprendizajes que obtuve fue que la elección del comando debe responder a una pregunta concreta. Por ejemplo, si quiero comprobar disponibilidad utilizo una técnica de descubrimiento; si quiero </w:t>
-      </w:r>
-      <w:r>
-        <w:t>conocer un servicio utilizo detección de versiones; y si necesito información complementaria puedo utilizar scripts NSE.</w:t>
-      </w:r>
+      <w:pPr>
+        <w:rPr>
+          <w:rFonts w:asciiTheme="majorHAnsi" w:hAnsiTheme="majorHAnsi" w:cstheme="majorHAnsi"/>
+          <w:sz w:val="24"/>
+          <w:szCs w:val="24"/>
+        </w:rPr>
+      </w:pPr>
     </w:p>
     <w:p>
-      <w:r>
-        <w:lastRenderedPageBreak/>
-        <w:t>También comprendí la importancia de analizar las limitaciones de cada resultado. Una detección de sistema operativo o una versión ident</w:t>
-      </w:r>
-      <w:r>
-        <w:t>ificada por Nmap debe interpretarse de acuerdo con la evidencia obtenida y no asumirse como una certeza absoluta.</w:t>
+      <w:pPr>
+        <w:rPr>
+          <w:rFonts w:asciiTheme="majorHAnsi" w:hAnsiTheme="majorHAnsi" w:cstheme="majorHAnsi"/>
+          <w:b/>
+          <w:bCs/>
+          <w:sz w:val="24"/>
+          <w:szCs w:val="24"/>
+          <w:lang w:val="es-CO"/>
+        </w:rPr>
+      </w:pPr>
+      <w:r>
+        <w:rPr>
+          <w:rFonts w:asciiTheme="majorHAnsi" w:hAnsiTheme="majorHAnsi" w:cstheme="majorHAnsi"/>
+          <w:b/>
+          <w:bCs/>
+          <w:sz w:val="24"/>
+          <w:szCs w:val="24"/>
+          <w:lang w:val="es-CO"/>
+        </w:rPr>
+        <w:t>Mi conclusión final</w:t>
       </w:r>
     </w:p>
     <w:p>
-      <w:r>
-        <w:t>Finalmente, confirmé que el reconocimiento debe realizarse únicamente sobre objetivos autorizados. En esta actividad utilicé scanme.nmap.org d</w:t>
-      </w:r>
-      <w:r>
-        <w:t>entro del alcance establecido para la práctica y mantuve las pruebas en el contexto de aprendizaje.</w:t>
+      <w:pPr>
+        <w:rPr>
+          <w:rFonts w:asciiTheme="majorHAnsi" w:hAnsiTheme="majorHAnsi" w:cstheme="majorHAnsi"/>
+          <w:sz w:val="24"/>
+          <w:szCs w:val="24"/>
+          <w:lang w:val="es-CO"/>
+        </w:rPr>
+      </w:pPr>
+      <w:r>
+        <w:rPr>
+          <w:rFonts w:asciiTheme="majorHAnsi" w:hAnsiTheme="majorHAnsi" w:cstheme="majorHAnsi"/>
+          <w:sz w:val="24"/>
+          <w:szCs w:val="24"/>
+          <w:lang w:val="es-CO"/>
+        </w:rPr>
+        <w:t xml:space="preserve">Con esta práctica comprendí que el reconocimiento con </w:t>
+      </w:r>
+      <w:proofErr w:type="spellStart"/>
+      <w:r>
+        <w:rPr>
+          <w:rFonts w:asciiTheme="majorHAnsi" w:hAnsiTheme="majorHAnsi" w:cstheme="majorHAnsi"/>
+          <w:sz w:val="24"/>
+          <w:szCs w:val="24"/>
+          <w:lang w:val="es-CO"/>
+        </w:rPr>
+        <w:t>Nmap</w:t>
+      </w:r>
+      <w:proofErr w:type="spellEnd"/>
+      <w:r>
+        <w:rPr>
+          <w:rFonts w:asciiTheme="majorHAnsi" w:hAnsiTheme="majorHAnsi" w:cstheme="majorHAnsi"/>
+          <w:sz w:val="24"/>
+          <w:szCs w:val="24"/>
+          <w:lang w:val="es-CO"/>
+        </w:rPr>
+        <w:t xml:space="preserve"> debe realizarse de manera progresiva y con un objetivo concreto para cada prueba. Primero comprobé la disponibilidad del host, posteriormente identifiqué sus puertos y después profundicé en los servicios, versiones y características del sistema.</w:t>
+      </w:r>
+    </w:p>
+    <w:p>
+      <w:pPr>
+        <w:rPr>
+          <w:rFonts w:asciiTheme="majorHAnsi" w:hAnsiTheme="majorHAnsi" w:cstheme="majorHAnsi"/>
+          <w:sz w:val="24"/>
+          <w:szCs w:val="24"/>
+          <w:lang w:val="es-CO"/>
+        </w:rPr>
+      </w:pPr>
+      <w:r>
+        <w:rPr>
+          <w:rFonts w:asciiTheme="majorHAnsi" w:hAnsiTheme="majorHAnsi" w:cstheme="majorHAnsi"/>
+          <w:sz w:val="24"/>
+          <w:szCs w:val="24"/>
+          <w:lang w:val="es-CO"/>
+        </w:rPr>
+        <w:t xml:space="preserve">También aprendí que las diferentes opciones de </w:t>
+      </w:r>
+      <w:proofErr w:type="spellStart"/>
+      <w:r>
+        <w:rPr>
+          <w:rFonts w:asciiTheme="majorHAnsi" w:hAnsiTheme="majorHAnsi" w:cstheme="majorHAnsi"/>
+          <w:sz w:val="24"/>
+          <w:szCs w:val="24"/>
+          <w:lang w:val="es-CO"/>
+        </w:rPr>
+        <w:t>Nmap</w:t>
+      </w:r>
+      <w:proofErr w:type="spellEnd"/>
+      <w:r>
+        <w:rPr>
+          <w:rFonts w:asciiTheme="majorHAnsi" w:hAnsiTheme="majorHAnsi" w:cstheme="majorHAnsi"/>
+          <w:sz w:val="24"/>
+          <w:szCs w:val="24"/>
+          <w:lang w:val="es-CO"/>
+        </w:rPr>
+        <w:t xml:space="preserve"> proporcionan niveles distintos de información. -</w:t>
+      </w:r>
+      <w:proofErr w:type="spellStart"/>
+      <w:r>
+        <w:rPr>
+          <w:rFonts w:asciiTheme="majorHAnsi" w:hAnsiTheme="majorHAnsi" w:cstheme="majorHAnsi"/>
+          <w:sz w:val="24"/>
+          <w:szCs w:val="24"/>
+          <w:lang w:val="es-CO"/>
+        </w:rPr>
+        <w:t>sS</w:t>
+      </w:r>
+      <w:proofErr w:type="spellEnd"/>
+      <w:r>
+        <w:rPr>
+          <w:rFonts w:asciiTheme="majorHAnsi" w:hAnsiTheme="majorHAnsi" w:cstheme="majorHAnsi"/>
+          <w:sz w:val="24"/>
+          <w:szCs w:val="24"/>
+          <w:lang w:val="es-CO"/>
+        </w:rPr>
+        <w:t xml:space="preserve"> me permitió realizar un reconocimiento TCP mediante SYN, -</w:t>
+      </w:r>
+      <w:proofErr w:type="spellStart"/>
+      <w:r>
+        <w:rPr>
+          <w:rFonts w:asciiTheme="majorHAnsi" w:hAnsiTheme="majorHAnsi" w:cstheme="majorHAnsi"/>
+          <w:sz w:val="24"/>
+          <w:szCs w:val="24"/>
+          <w:lang w:val="es-CO"/>
+        </w:rPr>
+        <w:t>sV</w:t>
+      </w:r>
+      <w:proofErr w:type="spellEnd"/>
+      <w:r>
+        <w:rPr>
+          <w:rFonts w:asciiTheme="majorHAnsi" w:hAnsiTheme="majorHAnsi" w:cstheme="majorHAnsi"/>
+          <w:sz w:val="24"/>
+          <w:szCs w:val="24"/>
+          <w:lang w:val="es-CO"/>
+        </w:rPr>
+        <w:t xml:space="preserve"> me ayudó a identificar servicios y versiones, los scripts NSE ampliaron la información disponible, -O permitió intentar identificar el sistema operativo y -A integró varias técnicas en una sola ejecución.</w:t>
+      </w:r>
+    </w:p>
+    <w:p>
+      <w:pPr>
+        <w:rPr>
+          <w:rFonts w:asciiTheme="majorHAnsi" w:hAnsiTheme="majorHAnsi" w:cstheme="majorHAnsi"/>
+          <w:sz w:val="24"/>
+          <w:szCs w:val="24"/>
+          <w:lang w:val="es-CO"/>
+        </w:rPr>
+      </w:pPr>
+      <w:r>
+        <w:rPr>
+          <w:rFonts w:asciiTheme="majorHAnsi" w:hAnsiTheme="majorHAnsi" w:cstheme="majorHAnsi"/>
+          <w:sz w:val="24"/>
+          <w:szCs w:val="24"/>
+          <w:lang w:val="es-CO"/>
+        </w:rPr>
+        <w:t>La comparación entre -</w:t>
+      </w:r>
+      <w:proofErr w:type="spellStart"/>
+      <w:r>
+        <w:rPr>
+          <w:rFonts w:asciiTheme="majorHAnsi" w:hAnsiTheme="majorHAnsi" w:cstheme="majorHAnsi"/>
+          <w:sz w:val="24"/>
+          <w:szCs w:val="24"/>
+          <w:lang w:val="es-CO"/>
+        </w:rPr>
+        <w:t>sS</w:t>
+      </w:r>
+      <w:proofErr w:type="spellEnd"/>
+      <w:r>
+        <w:rPr>
+          <w:rFonts w:asciiTheme="majorHAnsi" w:hAnsiTheme="majorHAnsi" w:cstheme="majorHAnsi"/>
+          <w:sz w:val="24"/>
+          <w:szCs w:val="24"/>
+          <w:lang w:val="es-CO"/>
+        </w:rPr>
+        <w:t xml:space="preserve"> y -</w:t>
+      </w:r>
+      <w:proofErr w:type="spellStart"/>
+      <w:r>
+        <w:rPr>
+          <w:rFonts w:asciiTheme="majorHAnsi" w:hAnsiTheme="majorHAnsi" w:cstheme="majorHAnsi"/>
+          <w:sz w:val="24"/>
+          <w:szCs w:val="24"/>
+          <w:lang w:val="es-CO"/>
+        </w:rPr>
+        <w:t>sT</w:t>
+      </w:r>
+      <w:proofErr w:type="spellEnd"/>
+      <w:r>
+        <w:rPr>
+          <w:rFonts w:asciiTheme="majorHAnsi" w:hAnsiTheme="majorHAnsi" w:cstheme="majorHAnsi"/>
+          <w:sz w:val="24"/>
+          <w:szCs w:val="24"/>
+          <w:lang w:val="es-CO"/>
+        </w:rPr>
+        <w:t xml:space="preserve"> me permitió comprender que existen diferentes formas de realizar un reconocimiento TCP y que los resultados deben analizarse considerando estados, tiempos y comportamiento.</w:t>
+      </w:r>
+    </w:p>
+    <w:p>
+      <w:pPr>
+        <w:rPr>
+          <w:rFonts w:asciiTheme="majorHAnsi" w:hAnsiTheme="majorHAnsi" w:cstheme="majorHAnsi"/>
+          <w:sz w:val="24"/>
+          <w:szCs w:val="24"/>
+          <w:lang w:val="es-CO"/>
+        </w:rPr>
+      </w:pPr>
+      <w:r>
+        <w:rPr>
+          <w:rFonts w:asciiTheme="majorHAnsi" w:hAnsiTheme="majorHAnsi" w:cstheme="majorHAnsi"/>
+          <w:sz w:val="24"/>
+          <w:szCs w:val="24"/>
+          <w:lang w:val="es-CO"/>
+        </w:rPr>
+        <w:t>Uno de los principales aprendizajes que obtuve es que un puerto abierto no significa automáticamente que exista una vulnerabilidad. Primero es necesario identificar el servicio, comprender su función y analizar la información obtenida antes de establecer cualquier conclusión de seguridad.</w:t>
+      </w:r>
+    </w:p>
+    <w:p>
+      <w:pPr>
+        <w:rPr>
+          <w:rFonts w:asciiTheme="majorHAnsi" w:hAnsiTheme="majorHAnsi" w:cstheme="majorHAnsi"/>
+          <w:sz w:val="24"/>
+          <w:szCs w:val="24"/>
+          <w:lang w:val="es-CO"/>
+        </w:rPr>
+      </w:pPr>
+      <w:r>
+        <w:rPr>
+          <w:rFonts w:asciiTheme="majorHAnsi" w:hAnsiTheme="majorHAnsi" w:cstheme="majorHAnsi"/>
+          <w:sz w:val="24"/>
+          <w:szCs w:val="24"/>
+          <w:lang w:val="es-CO"/>
+        </w:rPr>
+        <w:t>Finalmente, comprendí la importancia de realizar este tipo de pruebas únicamente sobre objetivos autorizados. En esta actividad trabajé sobre scanme.nmap.org, dentro del alcance establecido para el ejercicio.</w:t>
       </w:r>
     </w:p>
     <w:p/>
     <w:sectPr>
-      <w:footerReference w:type="default" r:id="rId8"/>
+      <w:footerReference w:type="default" r:id="rId18"/>
       <w:pgSz w:w="12240" w:h="15840"/>
       <w:pgMar w:top="1008" w:right="1080" w:bottom="1008" w:left="1080" w:header="720" w:footer="720" w:gutter="0"/>
       <w:cols w:space="720"/>
@@ -2506,7 +5034,7 @@
 </file>
 
 <file path=word/endnotes.xml><?xml version="1.0" encoding="utf-8"?>
-<w:endnotes xmlns:wpc="http://schemas.microsoft.com/office/word/2010/wordprocessingCanvas" xmlns:cx="http://schemas.microsoft.com/office/drawing/2014/chartex" xmlns:cx1="http://schemas.microsoft.com/office/drawing/2015/9/8/chartex" xmlns:cx2="http://schemas.microsoft.com/office/drawing/2015/10/21/chartex" xmlns:cx3="http://schemas.microsoft.com/office/drawing/2016/5/9/chartex" xmlns:cx4="http://schemas.microsoft.com/office/drawing/2016/5/10/chartex" xmlns:cx5="http://schemas.microsoft.com/office/drawing/2016/5/11/chartex" xmlns:cx6="http://schemas.microsoft.com/office/drawing/2016/5/12/chartex" xmlns:cx7="http://schemas.microsoft.com/office/drawing/2016/5/13/chartex" xmlns:cx8="http://schemas.microsoft.com/office/drawing/2016/5/14/chartex" xmlns:mc="http://schemas.openxmlformats.org/markup-compatibility/2006" xmlns:aink="http://schemas.microsoft.com/office/drawing/2016/ink" xmlns:am3d="http://schemas.microsoft.com/office/drawing/2017/model3d" xmlns:o="urn:schemas-microsoft-com:office:office" xmlns:r="http://schemas.openxmlformats.org/officeDocument/2006/relationships" xmlns:m="http://schemas.openxmlformats.org/officeDocument/2006/math" xmlns:v="urn:schemas-microsoft-com:vml" xmlns:wp14="http://schemas.microsoft.com/office/word/2010/wordprocessingDrawing" xmlns:wp="http://schemas.openxmlformats.org/drawingml/2006/wordprocessingDrawing" xmlns:w10="urn:schemas-microsoft-com:office:word" xmlns:w="http://schemas.openxmlformats.org/wordprocessingml/2006/main" xmlns:w14="http://schemas.microsoft.com/office/word/2010/wordml" xmlns:w15="http://schemas.microsoft.com/office/word/2012/wordml" xmlns:w16cex="http://schemas.microsoft.com/office/word/2018/wordml/cex" xmlns:w16cid="http://schemas.microsoft.com/office/word/2016/wordml/cid" xmlns:w16="http://schemas.microsoft.com/office/word/2018/wordml" xmlns:w16sdtdh="http://schemas.microsoft.com/office/word/2020/wordml/sdtdatahash" xmlns:w16se="http://schemas.microsoft.com/office/word/2015/wordml/symex" xmlns:wpg="http://schemas.microsoft.com/office/word/2010/wordprocessingGroup" xmlns:wpi="http://schemas.microsoft.com/office/word/2010/wordprocessingInk" xmlns:wne="http://schemas.microsoft.com/office/word/2006/wordml" xmlns:wps="http://schemas.microsoft.com/office/word/2010/wordprocessingShape" mc:Ignorable="w14 w15 w16se w16cid w16 w16cex w16sdtdh wp14">
+<w:endnotes xmlns:wpc="http://schemas.microsoft.com/office/word/2010/wordprocessingCanvas" xmlns:cx="http://schemas.microsoft.com/office/drawing/2014/chartex" xmlns:cx1="http://schemas.microsoft.com/office/drawing/2015/9/8/chartex" xmlns:cx2="http://schemas.microsoft.com/office/drawing/2015/10/21/chartex" xmlns:cx3="http://schemas.microsoft.com/office/drawing/2016/5/9/chartex" xmlns:cx4="http://schemas.microsoft.com/office/drawing/2016/5/10/chartex" xmlns:cx5="http://schemas.microsoft.com/office/drawing/2016/5/11/chartex" xmlns:cx6="http://schemas.microsoft.com/office/drawing/2016/5/12/chartex" xmlns:cx7="http://schemas.microsoft.com/office/drawing/2016/5/13/chartex" xmlns:cx8="http://schemas.microsoft.com/office/drawing/2016/5/14/chartex" xmlns:mc="http://schemas.openxmlformats.org/markup-compatibility/2006" xmlns:aink="http://schemas.microsoft.com/office/drawing/2016/ink" xmlns:am3d="http://schemas.microsoft.com/office/drawing/2017/model3d" xmlns:o="urn:schemas-microsoft-com:office:office" xmlns:oel="http://schemas.microsoft.com/office/2019/extlst" xmlns:r="http://schemas.openxmlformats.org/officeDocument/2006/relationships" xmlns:m="http://schemas.openxmlformats.org/officeDocument/2006/math" xmlns:v="urn:schemas-microsoft-com:vml" xmlns:wp14="http://schemas.microsoft.com/office/word/2010/wordprocessingDrawing" xmlns:wp="http://schemas.openxmlformats.org/drawingml/2006/wordprocessingDrawing" xmlns:w10="urn:schemas-microsoft-com:office:word" xmlns:w="http://schemas.openxmlformats.org/wordprocessingml/2006/main" xmlns:w14="http://schemas.microsoft.com/office/word/2010/wordml" xmlns:w15="http://schemas.microsoft.com/office/word/2012/wordml" xmlns:w16cex="http://schemas.microsoft.com/office/word/2018/wordml/cex" xmlns:w16cid="http://schemas.microsoft.com/office/word/2016/wordml/cid" xmlns:w16="http://schemas.microsoft.com/office/word/2018/wordml" xmlns:w16du="http://schemas.microsoft.com/office/word/2023/wordml/word16du" xmlns:w16sdtdh="http://schemas.microsoft.com/office/word/2020/wordml/sdtdatahash" xmlns:w16sdtfl="http://schemas.microsoft.com/office/word/2024/wordml/sdtformatlock" xmlns:w16se="http://schemas.microsoft.com/office/word/2015/wordml/symex" xmlns:wpg="http://schemas.microsoft.com/office/word/2010/wordprocessingGroup" xmlns:wpi="http://schemas.microsoft.com/office/word/2010/wordprocessingInk" xmlns:wne="http://schemas.microsoft.com/office/word/2006/wordml" xmlns:wps="http://schemas.microsoft.com/office/word/2010/wordprocessingShape" mc:Ignorable="w14 w15 w16se w16cid w16 w16cex w16sdtdh w16sdtfl w16du wp14">
   <w:endnote w:type="separator" w:id="-1">
     <w:p>
       <w:pPr>
@@ -2531,7 +5059,7 @@
 </file>
 
 <file path=word/footer1.xml><?xml version="1.0" encoding="utf-8"?>
-<w:ftr xmlns:wpc="http://schemas.microsoft.com/office/word/2010/wordprocessingCanvas" xmlns:cx="http://schemas.microsoft.com/office/drawing/2014/chartex" xmlns:cx1="http://schemas.microsoft.com/office/drawing/2015/9/8/chartex" xmlns:cx2="http://schemas.microsoft.com/office/drawing/2015/10/21/chartex" xmlns:cx3="http://schemas.microsoft.com/office/drawing/2016/5/9/chartex" xmlns:cx4="http://schemas.microsoft.com/office/drawing/2016/5/10/chartex" xmlns:cx5="http://schemas.microsoft.com/office/drawing/2016/5/11/chartex" xmlns:cx6="http://schemas.microsoft.com/office/drawing/2016/5/12/chartex" xmlns:cx7="http://schemas.microsoft.com/office/drawing/2016/5/13/chartex" xmlns:cx8="http://schemas.microsoft.com/office/drawing/2016/5/14/chartex" xmlns:mc="http://schemas.openxmlformats.org/markup-compatibility/2006" xmlns:aink="http://schemas.microsoft.com/office/drawing/2016/ink" xmlns:am3d="http://schemas.microsoft.com/office/drawing/2017/model3d" xmlns:o="urn:schemas-microsoft-com:office:office" xmlns:r="http://schemas.openxmlformats.org/officeDocument/2006/relationships" xmlns:m="http://schemas.openxmlformats.org/officeDocument/2006/math" xmlns:v="urn:schemas-microsoft-com:vml" xmlns:wp14="http://schemas.microsoft.com/office/word/2010/wordprocessingDrawing" xmlns:wp="http://schemas.openxmlformats.org/drawingml/2006/wordprocessingDrawing" xmlns:w10="urn:schemas-microsoft-com:office:word" xmlns:w="http://schemas.openxmlformats.org/wordprocessingml/2006/main" xmlns:w14="http://schemas.microsoft.com/office/word/2010/wordml" xmlns:w15="http://schemas.microsoft.com/office/word/2012/wordml" xmlns:w16cex="http://schemas.microsoft.com/office/word/2018/wordml/cex" xmlns:w16cid="http://schemas.microsoft.com/office/word/2016/wordml/cid" xmlns:w16="http://schemas.microsoft.com/office/word/2018/wordml" xmlns:w16sdtdh="http://schemas.microsoft.com/office/word/2020/wordml/sdtdatahash" xmlns:w16se="http://schemas.microsoft.com/office/word/2015/wordml/symex" xmlns:wpg="http://schemas.microsoft.com/office/word/2010/wordprocessingGroup" xmlns:wpi="http://schemas.microsoft.com/office/word/2010/wordprocessingInk" xmlns:wne="http://schemas.microsoft.com/office/word/2006/wordml" xmlns:wps="http://schemas.microsoft.com/office/word/2010/wordprocessingShape" mc:Ignorable="w14 w15 w16se w16cid w16 w16cex w16sdtdh wp14">
+<w:ftr xmlns:wpc="http://schemas.microsoft.com/office/word/2010/wordprocessingCanvas" xmlns:cx="http://schemas.microsoft.com/office/drawing/2014/chartex" xmlns:cx1="http://schemas.microsoft.com/office/drawing/2015/9/8/chartex" xmlns:cx2="http://schemas.microsoft.com/office/drawing/2015/10/21/chartex" xmlns:cx3="http://schemas.microsoft.com/office/drawing/2016/5/9/chartex" xmlns:cx4="http://schemas.microsoft.com/office/drawing/2016/5/10/chartex" xmlns:cx5="http://schemas.microsoft.com/office/drawing/2016/5/11/chartex" xmlns:cx6="http://schemas.microsoft.com/office/drawing/2016/5/12/chartex" xmlns:cx7="http://schemas.microsoft.com/office/drawing/2016/5/13/chartex" xmlns:cx8="http://schemas.microsoft.com/office/drawing/2016/5/14/chartex" xmlns:mc="http://schemas.openxmlformats.org/markup-compatibility/2006" xmlns:aink="http://schemas.microsoft.com/office/drawing/2016/ink" xmlns:am3d="http://schemas.microsoft.com/office/drawing/2017/model3d" xmlns:o="urn:schemas-microsoft-com:office:office" xmlns:oel="http://schemas.microsoft.com/office/2019/extlst" xmlns:r="http://schemas.openxmlformats.org/officeDocument/2006/relationships" xmlns:m="http://schemas.openxmlformats.org/officeDocument/2006/math" xmlns:v="urn:schemas-microsoft-com:vml" xmlns:wp14="http://schemas.microsoft.com/office/word/2010/wordprocessingDrawing" xmlns:wp="http://schemas.openxmlformats.org/drawingml/2006/wordprocessingDrawing" xmlns:w10="urn:schemas-microsoft-com:office:word" xmlns:w="http://schemas.openxmlformats.org/wordprocessingml/2006/main" xmlns:w14="http://schemas.microsoft.com/office/word/2010/wordml" xmlns:w15="http://schemas.microsoft.com/office/word/2012/wordml" xmlns:w16cex="http://schemas.microsoft.com/office/word/2018/wordml/cex" xmlns:w16cid="http://schemas.microsoft.com/office/word/2016/wordml/cid" xmlns:w16="http://schemas.microsoft.com/office/word/2018/wordml" xmlns:w16du="http://schemas.microsoft.com/office/word/2023/wordml/word16du" xmlns:w16sdtdh="http://schemas.microsoft.com/office/word/2020/wordml/sdtdatahash" xmlns:w16sdtfl="http://schemas.microsoft.com/office/word/2024/wordml/sdtformatlock" xmlns:w16se="http://schemas.microsoft.com/office/word/2015/wordml/symex" xmlns:wpg="http://schemas.microsoft.com/office/word/2010/wordprocessingGroup" xmlns:wpi="http://schemas.microsoft.com/office/word/2010/wordprocessingInk" xmlns:wne="http://schemas.microsoft.com/office/word/2006/wordml" xmlns:wps="http://schemas.microsoft.com/office/word/2010/wordprocessingShape" mc:Ignorable="w14 w15 w16se w16cid w16 w16cex w16sdtdh w16sdtfl w16du wp14">
   <w:p>
     <w:pPr>
       <w:pStyle w:val="Piedepgina"/>
@@ -2541,20 +5069,56 @@
       <w:rPr>
         <w:sz w:val="16"/>
       </w:rPr>
-      <w:t xml:space="preserve">Nmap Recon Challenge | Reporte en </w:t>
+      <w:t xml:space="preserve">Nmap Recon Challenge | </w:t>
     </w:r>
+    <w:proofErr w:type="spellStart"/>
     <w:r>
       <w:rPr>
         <w:sz w:val="16"/>
       </w:rPr>
-      <w:t>primera persona</w:t>
+      <w:t>Reporte</w:t>
+    </w:r>
+    <w:proofErr w:type="spellEnd"/>
+    <w:r>
+      <w:rPr>
+        <w:sz w:val="16"/>
+      </w:rPr>
+      <w:t xml:space="preserve"> </w:t>
+    </w:r>
+    <w:proofErr w:type="spellStart"/>
+    <w:r>
+      <w:rPr>
+        <w:sz w:val="16"/>
+      </w:rPr>
+      <w:t>en</w:t>
+    </w:r>
+    <w:proofErr w:type="spellEnd"/>
+    <w:r>
+      <w:rPr>
+        <w:sz w:val="16"/>
+      </w:rPr>
+      <w:t xml:space="preserve"> </w:t>
+    </w:r>
+    <w:proofErr w:type="spellStart"/>
+    <w:r>
+      <w:rPr>
+        <w:sz w:val="16"/>
+      </w:rPr>
+      <w:t>primera</w:t>
+    </w:r>
+    <w:proofErr w:type="spellEnd"/>
+    <w:r>
+      <w:rPr>
+        <w:sz w:val="16"/>
+      </w:rPr>
+      <w:t xml:space="preserve"> persona</w:t>
     </w:r>
   </w:p>
 </w:ftr>
 </file>
 
 <file path=word/footnotes.xml><?xml version="1.0" encoding="utf-8"?>
-<w:footnotes xmlns:wpc="http://schemas.microsoft.com/office/word/2010/wordprocessingCanvas" xmlns:cx="http://schemas.microsoft.com/office/drawing/2014/chartex" xmlns:cx1="http://schemas.microsoft.com/office/drawing/2015/9/8/chartex" xmlns:cx2="http://schemas.microsoft.com/office/drawing/2015/10/21/chartex" xmlns:cx3="http://schemas.microsoft.com/office/drawing/2016/5/9/chartex" xmlns:cx4="http://schemas.microsoft.com/office/drawing/2016/5/10/chartex" xmlns:cx5="http://schemas.microsoft.com/office/drawing/2016/5/11/chartex" xmlns:cx6="http://schemas.microsoft.com/office/drawing/2016/5/12/chartex" xmlns:cx7="http://schemas.microsoft.com/office/drawing/2016/5/13/chartex" xmlns:cx8="http://schemas.microsoft.com/office/drawing/2016/5/14/chartex" xmlns:mc="http://schemas.openxmlformats.org/markup-compatibility/2006" xmlns:aink="http://schemas.microsoft.com/office/drawing/2016/ink" xmlns:am3d="http://schemas.microsoft.com/office/drawing/2017/model3d" xmlns:o="urn:schemas-microsoft-com:office:office" xmlns:r="http://schemas.openxmlformats.org/officeDocument/2006/relationships" xmlns:m="http://schemas.openxmlformats.org/officeDocument/2006/math" xmlns:v="urn:schemas-microsoft-com:vml" xmlns:wp14="http://schemas.microsoft.com/office/word/2010/wordprocessingDrawing" xmlns:wp="http://schemas.openxmlformats.org/drawingml/2006/wordprocessingDrawing" xmlns:w10="urn:schemas-microsoft-com:office:word" xmlns:w="http://schemas.openxmlformats.org/wordprocessingml/2006/main" xmlns:w14="http://schemas.microsoft.com/office/word/2010/wordml" xmlns:w15="http://schemas.microsoft.com/office/word/2012/wordml" xmlns:w16cex="http://schemas.microsoft.com/office/word/2018/wordml/cex" xmlns:w16cid="http://schemas.microsoft.com/office/word/2016/wordml/cid" xmlns:w16="http://schemas.microsoft.com/office/word/2018/wordml" xmlns:w16sdtdh="http://schemas.microsoft.com/office/word/2020/wordml/sdtdatahash" xmlns:w16se="http://schemas.microsoft.com/office/word/2015/wordml/symex" xmlns:wpg="http://schemas.microsoft.com/office/word/2010/wordprocessingGroup" xmlns:wpi="http://schemas.microsoft.com/office/word/2010/wordprocessingInk" xmlns:wne="http://schemas.microsoft.com/office/word/2006/wordml" xmlns:wps="http://schemas.microsoft.com/office/word/2010/wordprocessingShape" mc:Ignorable="w14 w15 w16se w16cid w16 w16cex w16sdtdh wp14">
+<w:footnotes xmlns:wpc="http://schemas.microsoft.com/office/word/2010/wordprocessingCanvas" xmlns:cx="http://schemas.microsoft.com/office/drawing/2014/chartex" xmlns:cx1="http://schemas.microsoft.com/office/drawing/2015/9/8/chartex" xmlns:cx2="http://schemas.microsoft.com/office/drawing/2015/10/21/chartex" xmlns:cx3="http://schemas.microsoft.com/office/drawing/2016/5/9/chartex" xmlns:cx4="http://schemas.microsoft.com/office/drawing/2016/5/10/chartex" xmlns:cx5="http://schemas.microsoft.com/office/drawing/2016/5/11/chartex" xmlns:cx6="http://schemas.microsoft.com/office/drawing/2016/5/12/chartex" xmlns:cx7="http://schemas.microsoft.com/office/drawing/2016/5/13/chartex" xmlns:cx8="http://schemas.microsoft.com/office/drawing/2016/5/14/chartex" xmlns:mc="http://schemas.openxmlformats.org/markup-compatibility/2006" xmlns:aink="http://schemas.microsoft.com/office/drawing/2016/ink" xmlns:am3d="http://schemas.microsoft.com/office/drawing/2017/model3d" xmlns:o="urn:schemas-microsoft-com:office:office" xmlns:oel="http://schemas.microsoft.com/office/2019/extlst" xmlns:r="http://schemas.openxmlformats.org/officeDocument/2006/relationships" xmlns:m="http://schemas.openxmlformats.org/officeDocument/2006/math" xmlns:v="urn:schemas-microsoft-com:vml" xmlns:wp14="http://schemas.microsoft.com/office/word/2010/wordprocessingDrawing" xmlns:wp="http://schemas.openxmlformats.org/drawingml/2006/wordprocessingDrawing" xmlns:w10="urn:schemas-microsoft-com:office:word" xmlns:w="http://schemas.openxmlformats.org/wordprocessingml/2006/main" xmlns:w14="http://schemas.microsoft.com/office/word/2010/wordml" xmlns:w15="http://schemas.microsoft.com/office/word/2012/wordml" xmlns:w16cex="http://schemas.microsoft.com/office/word/2018/wordml/cex" xmlns:w16cid="http://schemas.microsoft.com/office/word/2016/wordml/cid" xmlns:w16="http://schemas.microsoft.com/office/word/2018/wordml" xmlns:w16du="http://schemas.microsoft.com/office/word/2023/wordml/word16du" xmlns:w16sdtdh="http://schemas.microsoft.com/office/word/2020/wordml/sdtdatahash" xmlns:w16sdtfl="http://schemas.microsoft.com/office/word/2024/wordml/sdtformatlock" xmlns:w16se="http://schemas.microsoft.com/office/word/2015/wordml/symex" xmlns:wpg="http://schemas.microsoft.com/office/word/2010/wordprocessingGroup" xmlns:wpi="http://schemas.microsoft.com/office/word/2010/wordprocessingInk" xmlns:wne="http://schemas.microsoft.com/office/word/2006/wordml" xmlns:wps="http://schemas.microsoft.com/office/word/2010/wordprocessingShape" mc:Ignorable="w14 w15 w16se w16cid w16 w16cex w16sdtdh w16sdtfl w16du wp14">
   <w:footnote w:type="separator" w:id="-1">
     <w:p>
       <w:pPr>
@@ -2579,7 +5143,7 @@
 </file>
 
 <file path=word/numbering.xml><?xml version="1.0" encoding="utf-8"?>
-<w:numbering xmlns:wpc="http://schemas.microsoft.com/office/word/2010/wordprocessingCanvas" xmlns:cx="http://schemas.microsoft.com/office/drawing/2014/chartex" xmlns:cx1="http://schemas.microsoft.com/office/drawing/2015/9/8/chartex" xmlns:cx2="http://schemas.microsoft.com/office/drawing/2015/10/21/chartex" xmlns:cx3="http://schemas.microsoft.com/office/drawing/2016/5/9/chartex" xmlns:cx4="http://schemas.microsoft.com/office/drawing/2016/5/10/chartex" xmlns:cx5="http://schemas.microsoft.com/office/drawing/2016/5/11/chartex" xmlns:cx6="http://schemas.microsoft.com/office/drawing/2016/5/12/chartex" xmlns:cx7="http://schemas.microsoft.com/office/drawing/2016/5/13/chartex" xmlns:cx8="http://schemas.microsoft.com/office/drawing/2016/5/14/chartex" xmlns:mc="http://schemas.openxmlformats.org/markup-compatibility/2006" xmlns:aink="http://schemas.microsoft.com/office/drawing/2016/ink" xmlns:am3d="http://schemas.microsoft.com/office/drawing/2017/model3d" xmlns:o="urn:schemas-microsoft-com:office:office" xmlns:r="http://schemas.openxmlformats.org/officeDocument/2006/relationships" xmlns:m="http://schemas.openxmlformats.org/officeDocument/2006/math" xmlns:v="urn:schemas-microsoft-com:vml" xmlns:wp14="http://schemas.microsoft.com/office/word/2010/wordprocessingDrawing" xmlns:wp="http://schemas.openxmlformats.org/drawingml/2006/wordprocessingDrawing" xmlns:w10="urn:schemas-microsoft-com:office:word" xmlns:w="http://schemas.openxmlformats.org/wordprocessingml/2006/main" xmlns:w14="http://schemas.microsoft.com/office/word/2010/wordml" xmlns:w15="http://schemas.microsoft.com/office/word/2012/wordml" xmlns:w16cex="http://schemas.microsoft.com/office/word/2018/wordml/cex" xmlns:w16cid="http://schemas.microsoft.com/office/word/2016/wordml/cid" xmlns:w16="http://schemas.microsoft.com/office/word/2018/wordml" xmlns:w16sdtdh="http://schemas.microsoft.com/office/word/2020/wordml/sdtdatahash" xmlns:w16se="http://schemas.microsoft.com/office/word/2015/wordml/symex" xmlns:wpg="http://schemas.microsoft.com/office/word/2010/wordprocessingGroup" xmlns:wpi="http://schemas.microsoft.com/office/word/2010/wordprocessingInk" xmlns:wne="http://schemas.microsoft.com/office/word/2006/wordml" xmlns:wps="http://schemas.microsoft.com/office/word/2010/wordprocessingShape" mc:Ignorable="w14 w15 w16se w16cid w16 w16cex w16sdtdh wp14">
+<w:numbering xmlns:wpc="http://schemas.microsoft.com/office/word/2010/wordprocessingCanvas" xmlns:cx="http://schemas.microsoft.com/office/drawing/2014/chartex" xmlns:cx1="http://schemas.microsoft.com/office/drawing/2015/9/8/chartex" xmlns:cx2="http://schemas.microsoft.com/office/drawing/2015/10/21/chartex" xmlns:cx3="http://schemas.microsoft.com/office/drawing/2016/5/9/chartex" xmlns:cx4="http://schemas.microsoft.com/office/drawing/2016/5/10/chartex" xmlns:cx5="http://schemas.microsoft.com/office/drawing/2016/5/11/chartex" xmlns:cx6="http://schemas.microsoft.com/office/drawing/2016/5/12/chartex" xmlns:cx7="http://schemas.microsoft.com/office/drawing/2016/5/13/chartex" xmlns:cx8="http://schemas.microsoft.com/office/drawing/2016/5/14/chartex" xmlns:mc="http://schemas.openxmlformats.org/markup-compatibility/2006" xmlns:aink="http://schemas.microsoft.com/office/drawing/2016/ink" xmlns:am3d="http://schemas.microsoft.com/office/drawing/2017/model3d" xmlns:o="urn:schemas-microsoft-com:office:office" xmlns:oel="http://schemas.microsoft.com/office/2019/extlst" xmlns:r="http://schemas.openxmlformats.org/officeDocument/2006/relationships" xmlns:m="http://schemas.openxmlformats.org/officeDocument/2006/math" xmlns:v="urn:schemas-microsoft-com:vml" xmlns:wp14="http://schemas.microsoft.com/office/word/2010/wordprocessingDrawing" xmlns:wp="http://schemas.openxmlformats.org/drawingml/2006/wordprocessingDrawing" xmlns:w10="urn:schemas-microsoft-com:office:word" xmlns:w="http://schemas.openxmlformats.org/wordprocessingml/2006/main" xmlns:w14="http://schemas.microsoft.com/office/word/2010/wordml" xmlns:w15="http://schemas.microsoft.com/office/word/2012/wordml" xmlns:w16cex="http://schemas.microsoft.com/office/word/2018/wordml/cex" xmlns:w16cid="http://schemas.microsoft.com/office/word/2016/wordml/cid" xmlns:w16="http://schemas.microsoft.com/office/word/2018/wordml" xmlns:w16du="http://schemas.microsoft.com/office/word/2023/wordml/word16du" xmlns:w16sdtdh="http://schemas.microsoft.com/office/word/2020/wordml/sdtdatahash" xmlns:w16sdtfl="http://schemas.microsoft.com/office/word/2024/wordml/sdtformatlock" xmlns:w16se="http://schemas.microsoft.com/office/word/2015/wordml/symex" xmlns:wpg="http://schemas.microsoft.com/office/word/2010/wordprocessingGroup" xmlns:wpi="http://schemas.microsoft.com/office/word/2010/wordprocessingInk" xmlns:wne="http://schemas.microsoft.com/office/word/2006/wordml" xmlns:wps="http://schemas.microsoft.com/office/word/2010/wordprocessingShape" mc:Ignorable="w14 w15 w16se w16cid w16 w16cex w16sdtdh w16sdtfl w16du wp14">
   <w:abstractNum w:abstractNumId="0" w15:restartNumberingAfterBreak="0">
     <w:nsid w:val="FFFFFF7C"/>
     <w:multiLevelType w:val="singleLevel"/>
@@ -2751,38 +5315,646 @@
       </w:rPr>
     </w:lvl>
   </w:abstractNum>
-  <w:num w:numId="1">
+  <w:abstractNum w:abstractNumId="9" w15:restartNumberingAfterBreak="0">
+    <w:nsid w:val="46572ADA"/>
+    <w:multiLevelType w:val="multilevel"/>
+    <w:tmpl w:val="6B1A3E66"/>
+    <w:lvl w:ilvl="0">
+      <w:start w:val="1"/>
+      <w:numFmt w:val="bullet"/>
+      <w:lvlText w:val=""/>
+      <w:lvlJc w:val="left"/>
+      <w:pPr>
+        <w:tabs>
+          <w:tab w:val="num" w:pos="720"/>
+        </w:tabs>
+        <w:ind w:left="720" w:hanging="360"/>
+      </w:pPr>
+      <w:rPr>
+        <w:rFonts w:ascii="Symbol" w:hAnsi="Symbol" w:hint="default"/>
+        <w:sz w:val="20"/>
+      </w:rPr>
+    </w:lvl>
+    <w:lvl w:ilvl="1" w:tentative="1">
+      <w:start w:val="1"/>
+      <w:numFmt w:val="bullet"/>
+      <w:lvlText w:val="o"/>
+      <w:lvlJc w:val="left"/>
+      <w:pPr>
+        <w:tabs>
+          <w:tab w:val="num" w:pos="1440"/>
+        </w:tabs>
+        <w:ind w:left="1440" w:hanging="360"/>
+      </w:pPr>
+      <w:rPr>
+        <w:rFonts w:ascii="Courier New" w:hAnsi="Courier New" w:hint="default"/>
+        <w:sz w:val="20"/>
+      </w:rPr>
+    </w:lvl>
+    <w:lvl w:ilvl="2" w:tentative="1">
+      <w:start w:val="1"/>
+      <w:numFmt w:val="bullet"/>
+      <w:lvlText w:val=""/>
+      <w:lvlJc w:val="left"/>
+      <w:pPr>
+        <w:tabs>
+          <w:tab w:val="num" w:pos="2160"/>
+        </w:tabs>
+        <w:ind w:left="2160" w:hanging="360"/>
+      </w:pPr>
+      <w:rPr>
+        <w:rFonts w:ascii="Wingdings" w:hAnsi="Wingdings" w:hint="default"/>
+        <w:sz w:val="20"/>
+      </w:rPr>
+    </w:lvl>
+    <w:lvl w:ilvl="3" w:tentative="1">
+      <w:start w:val="1"/>
+      <w:numFmt w:val="bullet"/>
+      <w:lvlText w:val=""/>
+      <w:lvlJc w:val="left"/>
+      <w:pPr>
+        <w:tabs>
+          <w:tab w:val="num" w:pos="2880"/>
+        </w:tabs>
+        <w:ind w:left="2880" w:hanging="360"/>
+      </w:pPr>
+      <w:rPr>
+        <w:rFonts w:ascii="Wingdings" w:hAnsi="Wingdings" w:hint="default"/>
+        <w:sz w:val="20"/>
+      </w:rPr>
+    </w:lvl>
+    <w:lvl w:ilvl="4" w:tentative="1">
+      <w:start w:val="1"/>
+      <w:numFmt w:val="bullet"/>
+      <w:lvlText w:val=""/>
+      <w:lvlJc w:val="left"/>
+      <w:pPr>
+        <w:tabs>
+          <w:tab w:val="num" w:pos="3600"/>
+        </w:tabs>
+        <w:ind w:left="3600" w:hanging="360"/>
+      </w:pPr>
+      <w:rPr>
+        <w:rFonts w:ascii="Wingdings" w:hAnsi="Wingdings" w:hint="default"/>
+        <w:sz w:val="20"/>
+      </w:rPr>
+    </w:lvl>
+    <w:lvl w:ilvl="5" w:tentative="1">
+      <w:start w:val="1"/>
+      <w:numFmt w:val="bullet"/>
+      <w:lvlText w:val=""/>
+      <w:lvlJc w:val="left"/>
+      <w:pPr>
+        <w:tabs>
+          <w:tab w:val="num" w:pos="4320"/>
+        </w:tabs>
+        <w:ind w:left="4320" w:hanging="360"/>
+      </w:pPr>
+      <w:rPr>
+        <w:rFonts w:ascii="Wingdings" w:hAnsi="Wingdings" w:hint="default"/>
+        <w:sz w:val="20"/>
+      </w:rPr>
+    </w:lvl>
+    <w:lvl w:ilvl="6" w:tentative="1">
+      <w:start w:val="1"/>
+      <w:numFmt w:val="bullet"/>
+      <w:lvlText w:val=""/>
+      <w:lvlJc w:val="left"/>
+      <w:pPr>
+        <w:tabs>
+          <w:tab w:val="num" w:pos="5040"/>
+        </w:tabs>
+        <w:ind w:left="5040" w:hanging="360"/>
+      </w:pPr>
+      <w:rPr>
+        <w:rFonts w:ascii="Wingdings" w:hAnsi="Wingdings" w:hint="default"/>
+        <w:sz w:val="20"/>
+      </w:rPr>
+    </w:lvl>
+    <w:lvl w:ilvl="7" w:tentative="1">
+      <w:start w:val="1"/>
+      <w:numFmt w:val="bullet"/>
+      <w:lvlText w:val=""/>
+      <w:lvlJc w:val="left"/>
+      <w:pPr>
+        <w:tabs>
+          <w:tab w:val="num" w:pos="5760"/>
+        </w:tabs>
+        <w:ind w:left="5760" w:hanging="360"/>
+      </w:pPr>
+      <w:rPr>
+        <w:rFonts w:ascii="Wingdings" w:hAnsi="Wingdings" w:hint="default"/>
+        <w:sz w:val="20"/>
+      </w:rPr>
+    </w:lvl>
+    <w:lvl w:ilvl="8" w:tentative="1">
+      <w:start w:val="1"/>
+      <w:numFmt w:val="bullet"/>
+      <w:lvlText w:val=""/>
+      <w:lvlJc w:val="left"/>
+      <w:pPr>
+        <w:tabs>
+          <w:tab w:val="num" w:pos="6480"/>
+        </w:tabs>
+        <w:ind w:left="6480" w:hanging="360"/>
+      </w:pPr>
+      <w:rPr>
+        <w:rFonts w:ascii="Wingdings" w:hAnsi="Wingdings" w:hint="default"/>
+        <w:sz w:val="20"/>
+      </w:rPr>
+    </w:lvl>
+  </w:abstractNum>
+  <w:abstractNum w:abstractNumId="10" w15:restartNumberingAfterBreak="0">
+    <w:nsid w:val="4F570F98"/>
+    <w:multiLevelType w:val="multilevel"/>
+    <w:tmpl w:val="FB5801CA"/>
+    <w:lvl w:ilvl="0">
+      <w:start w:val="1"/>
+      <w:numFmt w:val="bullet"/>
+      <w:lvlText w:val=""/>
+      <w:lvlJc w:val="left"/>
+      <w:pPr>
+        <w:tabs>
+          <w:tab w:val="num" w:pos="720"/>
+        </w:tabs>
+        <w:ind w:left="720" w:hanging="360"/>
+      </w:pPr>
+      <w:rPr>
+        <w:rFonts w:ascii="Symbol" w:hAnsi="Symbol" w:hint="default"/>
+        <w:sz w:val="20"/>
+      </w:rPr>
+    </w:lvl>
+    <w:lvl w:ilvl="1" w:tentative="1">
+      <w:start w:val="1"/>
+      <w:numFmt w:val="bullet"/>
+      <w:lvlText w:val="o"/>
+      <w:lvlJc w:val="left"/>
+      <w:pPr>
+        <w:tabs>
+          <w:tab w:val="num" w:pos="1440"/>
+        </w:tabs>
+        <w:ind w:left="1440" w:hanging="360"/>
+      </w:pPr>
+      <w:rPr>
+        <w:rFonts w:ascii="Courier New" w:hAnsi="Courier New" w:hint="default"/>
+        <w:sz w:val="20"/>
+      </w:rPr>
+    </w:lvl>
+    <w:lvl w:ilvl="2" w:tentative="1">
+      <w:start w:val="1"/>
+      <w:numFmt w:val="bullet"/>
+      <w:lvlText w:val=""/>
+      <w:lvlJc w:val="left"/>
+      <w:pPr>
+        <w:tabs>
+          <w:tab w:val="num" w:pos="2160"/>
+        </w:tabs>
+        <w:ind w:left="2160" w:hanging="360"/>
+      </w:pPr>
+      <w:rPr>
+        <w:rFonts w:ascii="Wingdings" w:hAnsi="Wingdings" w:hint="default"/>
+        <w:sz w:val="20"/>
+      </w:rPr>
+    </w:lvl>
+    <w:lvl w:ilvl="3" w:tentative="1">
+      <w:start w:val="1"/>
+      <w:numFmt w:val="bullet"/>
+      <w:lvlText w:val=""/>
+      <w:lvlJc w:val="left"/>
+      <w:pPr>
+        <w:tabs>
+          <w:tab w:val="num" w:pos="2880"/>
+        </w:tabs>
+        <w:ind w:left="2880" w:hanging="360"/>
+      </w:pPr>
+      <w:rPr>
+        <w:rFonts w:ascii="Wingdings" w:hAnsi="Wingdings" w:hint="default"/>
+        <w:sz w:val="20"/>
+      </w:rPr>
+    </w:lvl>
+    <w:lvl w:ilvl="4" w:tentative="1">
+      <w:start w:val="1"/>
+      <w:numFmt w:val="bullet"/>
+      <w:lvlText w:val=""/>
+      <w:lvlJc w:val="left"/>
+      <w:pPr>
+        <w:tabs>
+          <w:tab w:val="num" w:pos="3600"/>
+        </w:tabs>
+        <w:ind w:left="3600" w:hanging="360"/>
+      </w:pPr>
+      <w:rPr>
+        <w:rFonts w:ascii="Wingdings" w:hAnsi="Wingdings" w:hint="default"/>
+        <w:sz w:val="20"/>
+      </w:rPr>
+    </w:lvl>
+    <w:lvl w:ilvl="5" w:tentative="1">
+      <w:start w:val="1"/>
+      <w:numFmt w:val="bullet"/>
+      <w:lvlText w:val=""/>
+      <w:lvlJc w:val="left"/>
+      <w:pPr>
+        <w:tabs>
+          <w:tab w:val="num" w:pos="4320"/>
+        </w:tabs>
+        <w:ind w:left="4320" w:hanging="360"/>
+      </w:pPr>
+      <w:rPr>
+        <w:rFonts w:ascii="Wingdings" w:hAnsi="Wingdings" w:hint="default"/>
+        <w:sz w:val="20"/>
+      </w:rPr>
+    </w:lvl>
+    <w:lvl w:ilvl="6" w:tentative="1">
+      <w:start w:val="1"/>
+      <w:numFmt w:val="bullet"/>
+      <w:lvlText w:val=""/>
+      <w:lvlJc w:val="left"/>
+      <w:pPr>
+        <w:tabs>
+          <w:tab w:val="num" w:pos="5040"/>
+        </w:tabs>
+        <w:ind w:left="5040" w:hanging="360"/>
+      </w:pPr>
+      <w:rPr>
+        <w:rFonts w:ascii="Wingdings" w:hAnsi="Wingdings" w:hint="default"/>
+        <w:sz w:val="20"/>
+      </w:rPr>
+    </w:lvl>
+    <w:lvl w:ilvl="7" w:tentative="1">
+      <w:start w:val="1"/>
+      <w:numFmt w:val="bullet"/>
+      <w:lvlText w:val=""/>
+      <w:lvlJc w:val="left"/>
+      <w:pPr>
+        <w:tabs>
+          <w:tab w:val="num" w:pos="5760"/>
+        </w:tabs>
+        <w:ind w:left="5760" w:hanging="360"/>
+      </w:pPr>
+      <w:rPr>
+        <w:rFonts w:ascii="Wingdings" w:hAnsi="Wingdings" w:hint="default"/>
+        <w:sz w:val="20"/>
+      </w:rPr>
+    </w:lvl>
+    <w:lvl w:ilvl="8" w:tentative="1">
+      <w:start w:val="1"/>
+      <w:numFmt w:val="bullet"/>
+      <w:lvlText w:val=""/>
+      <w:lvlJc w:val="left"/>
+      <w:pPr>
+        <w:tabs>
+          <w:tab w:val="num" w:pos="6480"/>
+        </w:tabs>
+        <w:ind w:left="6480" w:hanging="360"/>
+      </w:pPr>
+      <w:rPr>
+        <w:rFonts w:ascii="Wingdings" w:hAnsi="Wingdings" w:hint="default"/>
+        <w:sz w:val="20"/>
+      </w:rPr>
+    </w:lvl>
+  </w:abstractNum>
+  <w:abstractNum w:abstractNumId="11" w15:restartNumberingAfterBreak="0">
+    <w:nsid w:val="73CD569F"/>
+    <w:multiLevelType w:val="multilevel"/>
+    <w:tmpl w:val="D4B0F2C8"/>
+    <w:lvl w:ilvl="0">
+      <w:start w:val="1"/>
+      <w:numFmt w:val="bullet"/>
+      <w:lvlText w:val=""/>
+      <w:lvlJc w:val="left"/>
+      <w:pPr>
+        <w:tabs>
+          <w:tab w:val="num" w:pos="720"/>
+        </w:tabs>
+        <w:ind w:left="720" w:hanging="360"/>
+      </w:pPr>
+      <w:rPr>
+        <w:rFonts w:ascii="Symbol" w:hAnsi="Symbol" w:hint="default"/>
+        <w:sz w:val="20"/>
+      </w:rPr>
+    </w:lvl>
+    <w:lvl w:ilvl="1" w:tentative="1">
+      <w:start w:val="1"/>
+      <w:numFmt w:val="bullet"/>
+      <w:lvlText w:val="o"/>
+      <w:lvlJc w:val="left"/>
+      <w:pPr>
+        <w:tabs>
+          <w:tab w:val="num" w:pos="1440"/>
+        </w:tabs>
+        <w:ind w:left="1440" w:hanging="360"/>
+      </w:pPr>
+      <w:rPr>
+        <w:rFonts w:ascii="Courier New" w:hAnsi="Courier New" w:hint="default"/>
+        <w:sz w:val="20"/>
+      </w:rPr>
+    </w:lvl>
+    <w:lvl w:ilvl="2" w:tentative="1">
+      <w:start w:val="1"/>
+      <w:numFmt w:val="bullet"/>
+      <w:lvlText w:val=""/>
+      <w:lvlJc w:val="left"/>
+      <w:pPr>
+        <w:tabs>
+          <w:tab w:val="num" w:pos="2160"/>
+        </w:tabs>
+        <w:ind w:left="2160" w:hanging="360"/>
+      </w:pPr>
+      <w:rPr>
+        <w:rFonts w:ascii="Wingdings" w:hAnsi="Wingdings" w:hint="default"/>
+        <w:sz w:val="20"/>
+      </w:rPr>
+    </w:lvl>
+    <w:lvl w:ilvl="3" w:tentative="1">
+      <w:start w:val="1"/>
+      <w:numFmt w:val="bullet"/>
+      <w:lvlText w:val=""/>
+      <w:lvlJc w:val="left"/>
+      <w:pPr>
+        <w:tabs>
+          <w:tab w:val="num" w:pos="2880"/>
+        </w:tabs>
+        <w:ind w:left="2880" w:hanging="360"/>
+      </w:pPr>
+      <w:rPr>
+        <w:rFonts w:ascii="Wingdings" w:hAnsi="Wingdings" w:hint="default"/>
+        <w:sz w:val="20"/>
+      </w:rPr>
+    </w:lvl>
+    <w:lvl w:ilvl="4" w:tentative="1">
+      <w:start w:val="1"/>
+      <w:numFmt w:val="bullet"/>
+      <w:lvlText w:val=""/>
+      <w:lvlJc w:val="left"/>
+      <w:pPr>
+        <w:tabs>
+          <w:tab w:val="num" w:pos="3600"/>
+        </w:tabs>
+        <w:ind w:left="3600" w:hanging="360"/>
+      </w:pPr>
+      <w:rPr>
+        <w:rFonts w:ascii="Wingdings" w:hAnsi="Wingdings" w:hint="default"/>
+        <w:sz w:val="20"/>
+      </w:rPr>
+    </w:lvl>
+    <w:lvl w:ilvl="5" w:tentative="1">
+      <w:start w:val="1"/>
+      <w:numFmt w:val="bullet"/>
+      <w:lvlText w:val=""/>
+      <w:lvlJc w:val="left"/>
+      <w:pPr>
+        <w:tabs>
+          <w:tab w:val="num" w:pos="4320"/>
+        </w:tabs>
+        <w:ind w:left="4320" w:hanging="360"/>
+      </w:pPr>
+      <w:rPr>
+        <w:rFonts w:ascii="Wingdings" w:hAnsi="Wingdings" w:hint="default"/>
+        <w:sz w:val="20"/>
+      </w:rPr>
+    </w:lvl>
+    <w:lvl w:ilvl="6" w:tentative="1">
+      <w:start w:val="1"/>
+      <w:numFmt w:val="bullet"/>
+      <w:lvlText w:val=""/>
+      <w:lvlJc w:val="left"/>
+      <w:pPr>
+        <w:tabs>
+          <w:tab w:val="num" w:pos="5040"/>
+        </w:tabs>
+        <w:ind w:left="5040" w:hanging="360"/>
+      </w:pPr>
+      <w:rPr>
+        <w:rFonts w:ascii="Wingdings" w:hAnsi="Wingdings" w:hint="default"/>
+        <w:sz w:val="20"/>
+      </w:rPr>
+    </w:lvl>
+    <w:lvl w:ilvl="7" w:tentative="1">
+      <w:start w:val="1"/>
+      <w:numFmt w:val="bullet"/>
+      <w:lvlText w:val=""/>
+      <w:lvlJc w:val="left"/>
+      <w:pPr>
+        <w:tabs>
+          <w:tab w:val="num" w:pos="5760"/>
+        </w:tabs>
+        <w:ind w:left="5760" w:hanging="360"/>
+      </w:pPr>
+      <w:rPr>
+        <w:rFonts w:ascii="Wingdings" w:hAnsi="Wingdings" w:hint="default"/>
+        <w:sz w:val="20"/>
+      </w:rPr>
+    </w:lvl>
+    <w:lvl w:ilvl="8" w:tentative="1">
+      <w:start w:val="1"/>
+      <w:numFmt w:val="bullet"/>
+      <w:lvlText w:val=""/>
+      <w:lvlJc w:val="left"/>
+      <w:pPr>
+        <w:tabs>
+          <w:tab w:val="num" w:pos="6480"/>
+        </w:tabs>
+        <w:ind w:left="6480" w:hanging="360"/>
+      </w:pPr>
+      <w:rPr>
+        <w:rFonts w:ascii="Wingdings" w:hAnsi="Wingdings" w:hint="default"/>
+        <w:sz w:val="20"/>
+      </w:rPr>
+    </w:lvl>
+  </w:abstractNum>
+  <w:abstractNum w:abstractNumId="12" w15:restartNumberingAfterBreak="0">
+    <w:nsid w:val="79DA0382"/>
+    <w:multiLevelType w:val="multilevel"/>
+    <w:tmpl w:val="86F048C8"/>
+    <w:lvl w:ilvl="0">
+      <w:start w:val="1"/>
+      <w:numFmt w:val="bullet"/>
+      <w:lvlText w:val=""/>
+      <w:lvlJc w:val="left"/>
+      <w:pPr>
+        <w:tabs>
+          <w:tab w:val="num" w:pos="720"/>
+        </w:tabs>
+        <w:ind w:left="720" w:hanging="360"/>
+      </w:pPr>
+      <w:rPr>
+        <w:rFonts w:ascii="Symbol" w:hAnsi="Symbol" w:hint="default"/>
+        <w:sz w:val="20"/>
+      </w:rPr>
+    </w:lvl>
+    <w:lvl w:ilvl="1" w:tentative="1">
+      <w:start w:val="1"/>
+      <w:numFmt w:val="bullet"/>
+      <w:lvlText w:val="o"/>
+      <w:lvlJc w:val="left"/>
+      <w:pPr>
+        <w:tabs>
+          <w:tab w:val="num" w:pos="1440"/>
+        </w:tabs>
+        <w:ind w:left="1440" w:hanging="360"/>
+      </w:pPr>
+      <w:rPr>
+        <w:rFonts w:ascii="Courier New" w:hAnsi="Courier New" w:hint="default"/>
+        <w:sz w:val="20"/>
+      </w:rPr>
+    </w:lvl>
+    <w:lvl w:ilvl="2" w:tentative="1">
+      <w:start w:val="1"/>
+      <w:numFmt w:val="bullet"/>
+      <w:lvlText w:val=""/>
+      <w:lvlJc w:val="left"/>
+      <w:pPr>
+        <w:tabs>
+          <w:tab w:val="num" w:pos="2160"/>
+        </w:tabs>
+        <w:ind w:left="2160" w:hanging="360"/>
+      </w:pPr>
+      <w:rPr>
+        <w:rFonts w:ascii="Wingdings" w:hAnsi="Wingdings" w:hint="default"/>
+        <w:sz w:val="20"/>
+      </w:rPr>
+    </w:lvl>
+    <w:lvl w:ilvl="3" w:tentative="1">
+      <w:start w:val="1"/>
+      <w:numFmt w:val="bullet"/>
+      <w:lvlText w:val=""/>
+      <w:lvlJc w:val="left"/>
+      <w:pPr>
+        <w:tabs>
+          <w:tab w:val="num" w:pos="2880"/>
+        </w:tabs>
+        <w:ind w:left="2880" w:hanging="360"/>
+      </w:pPr>
+      <w:rPr>
+        <w:rFonts w:ascii="Wingdings" w:hAnsi="Wingdings" w:hint="default"/>
+        <w:sz w:val="20"/>
+      </w:rPr>
+    </w:lvl>
+    <w:lvl w:ilvl="4" w:tentative="1">
+      <w:start w:val="1"/>
+      <w:numFmt w:val="bullet"/>
+      <w:lvlText w:val=""/>
+      <w:lvlJc w:val="left"/>
+      <w:pPr>
+        <w:tabs>
+          <w:tab w:val="num" w:pos="3600"/>
+        </w:tabs>
+        <w:ind w:left="3600" w:hanging="360"/>
+      </w:pPr>
+      <w:rPr>
+        <w:rFonts w:ascii="Wingdings" w:hAnsi="Wingdings" w:hint="default"/>
+        <w:sz w:val="20"/>
+      </w:rPr>
+    </w:lvl>
+    <w:lvl w:ilvl="5" w:tentative="1">
+      <w:start w:val="1"/>
+      <w:numFmt w:val="bullet"/>
+      <w:lvlText w:val=""/>
+      <w:lvlJc w:val="left"/>
+      <w:pPr>
+        <w:tabs>
+          <w:tab w:val="num" w:pos="4320"/>
+        </w:tabs>
+        <w:ind w:left="4320" w:hanging="360"/>
+      </w:pPr>
+      <w:rPr>
+        <w:rFonts w:ascii="Wingdings" w:hAnsi="Wingdings" w:hint="default"/>
+        <w:sz w:val="20"/>
+      </w:rPr>
+    </w:lvl>
+    <w:lvl w:ilvl="6" w:tentative="1">
+      <w:start w:val="1"/>
+      <w:numFmt w:val="bullet"/>
+      <w:lvlText w:val=""/>
+      <w:lvlJc w:val="left"/>
+      <w:pPr>
+        <w:tabs>
+          <w:tab w:val="num" w:pos="5040"/>
+        </w:tabs>
+        <w:ind w:left="5040" w:hanging="360"/>
+      </w:pPr>
+      <w:rPr>
+        <w:rFonts w:ascii="Wingdings" w:hAnsi="Wingdings" w:hint="default"/>
+        <w:sz w:val="20"/>
+      </w:rPr>
+    </w:lvl>
+    <w:lvl w:ilvl="7" w:tentative="1">
+      <w:start w:val="1"/>
+      <w:numFmt w:val="bullet"/>
+      <w:lvlText w:val=""/>
+      <w:lvlJc w:val="left"/>
+      <w:pPr>
+        <w:tabs>
+          <w:tab w:val="num" w:pos="5760"/>
+        </w:tabs>
+        <w:ind w:left="5760" w:hanging="360"/>
+      </w:pPr>
+      <w:rPr>
+        <w:rFonts w:ascii="Wingdings" w:hAnsi="Wingdings" w:hint="default"/>
+        <w:sz w:val="20"/>
+      </w:rPr>
+    </w:lvl>
+    <w:lvl w:ilvl="8" w:tentative="1">
+      <w:start w:val="1"/>
+      <w:numFmt w:val="bullet"/>
+      <w:lvlText w:val=""/>
+      <w:lvlJc w:val="left"/>
+      <w:pPr>
+        <w:tabs>
+          <w:tab w:val="num" w:pos="6480"/>
+        </w:tabs>
+        <w:ind w:left="6480" w:hanging="360"/>
+      </w:pPr>
+      <w:rPr>
+        <w:rFonts w:ascii="Wingdings" w:hAnsi="Wingdings" w:hint="default"/>
+        <w:sz w:val="20"/>
+      </w:rPr>
+    </w:lvl>
+  </w:abstractNum>
+  <w:num w:numId="1" w16cid:durableId="250895878">
     <w:abstractNumId w:val="8"/>
   </w:num>
-  <w:num w:numId="2">
+  <w:num w:numId="2" w16cid:durableId="1549610964">
     <w:abstractNumId w:val="6"/>
   </w:num>
-  <w:num w:numId="3">
+  <w:num w:numId="3" w16cid:durableId="610555736">
     <w:abstractNumId w:val="5"/>
   </w:num>
-  <w:num w:numId="4">
+  <w:num w:numId="4" w16cid:durableId="1324164297">
     <w:abstractNumId w:val="4"/>
   </w:num>
-  <w:num w:numId="5">
+  <w:num w:numId="5" w16cid:durableId="2002468466">
     <w:abstractNumId w:val="7"/>
   </w:num>
-  <w:num w:numId="6">
+  <w:num w:numId="6" w16cid:durableId="538736938">
     <w:abstractNumId w:val="3"/>
   </w:num>
-  <w:num w:numId="7">
+  <w:num w:numId="7" w16cid:durableId="222328148">
     <w:abstractNumId w:val="2"/>
   </w:num>
-  <w:num w:numId="8">
+  <w:num w:numId="8" w16cid:durableId="539709995">
     <w:abstractNumId w:val="1"/>
   </w:num>
-  <w:num w:numId="9">
+  <w:num w:numId="9" w16cid:durableId="179898800">
     <w:abstractNumId w:val="0"/>
+  </w:num>
+  <w:num w:numId="10" w16cid:durableId="843670440">
+    <w:abstractNumId w:val="11"/>
+  </w:num>
+  <w:num w:numId="11" w16cid:durableId="843013920">
+    <w:abstractNumId w:val="9"/>
+  </w:num>
+  <w:num w:numId="12" w16cid:durableId="1943174822">
+    <w:abstractNumId w:val="10"/>
+  </w:num>
+  <w:num w:numId="13" w16cid:durableId="1545285254">
+    <w:abstractNumId w:val="12"/>
   </w:num>
 </w:numbering>
 </file>
 
 <file path=word/styles.xml><?xml version="1.0" encoding="utf-8"?>
-<w:styles xmlns:mc="http://schemas.openxmlformats.org/markup-compatibility/2006" xmlns:r="http://schemas.openxmlformats.org/officeDocument/2006/relationships" xmlns:w="http://schemas.openxmlformats.org/wordprocessingml/2006/main" xmlns:w14="http://schemas.microsoft.com/office/word/2010/wordml" xmlns:w15="http://schemas.microsoft.com/office/word/2012/wordml" xmlns:w16cex="http://schemas.microsoft.com/office/word/2018/wordml/cex" xmlns:w16cid="http://schemas.microsoft.com/office/word/2016/wordml/cid" xmlns:w16="http://schemas.microsoft.com/office/word/2018/wordml" xmlns:w16sdtdh="http://schemas.microsoft.com/office/word/2020/wordml/sdtdatahash" xmlns:w16se="http://schemas.microsoft.com/office/word/2015/wordml/symex" mc:Ignorable="w14 w15 w16se w16cid w16 w16cex w16sdtdh">
+<w:styles xmlns:mc="http://schemas.openxmlformats.org/markup-compatibility/2006" xmlns:r="http://schemas.openxmlformats.org/officeDocument/2006/relationships" xmlns:w="http://schemas.openxmlformats.org/wordprocessingml/2006/main" xmlns:w14="http://schemas.microsoft.com/office/word/2010/wordml" xmlns:w15="http://schemas.microsoft.com/office/word/2012/wordml" xmlns:w16cex="http://schemas.microsoft.com/office/word/2018/wordml/cex" xmlns:w16cid="http://schemas.microsoft.com/office/word/2016/wordml/cid" xmlns:w16="http://schemas.microsoft.com/office/word/2018/wordml" xmlns:w16du="http://schemas.microsoft.com/office/word/2023/wordml/word16du" xmlns:w16sdtdh="http://schemas.microsoft.com/office/word/2020/wordml/sdtdatahash" xmlns:w16sdtfl="http://schemas.microsoft.com/office/word/2024/wordml/sdtformatlock" xmlns:w16se="http://schemas.microsoft.com/office/word/2015/wordml/symex" mc:Ignorable="w14 w15 w16se w16cid w16 w16cex w16sdtdh w16sdtfl w16du">
   <w:docDefaults>
     <w:rPrDefault>
       <w:rPr>
@@ -3066,11 +6238,6 @@
     <w:lsdException w:name="Book Title" w:uiPriority="33" w:qFormat="1"/>
     <w:lsdException w:name="Bibliography" w:semiHidden="1" w:uiPriority="37" w:unhideWhenUsed="1"/>
     <w:lsdException w:name="TOC Heading" w:semiHidden="1" w:uiPriority="39" w:unhideWhenUsed="1" w:qFormat="1"/>
-    <w:lsdException w:name="Plain Table 5" w:semiHidden="1" w:unhideWhenUsed="1"/>
-    <w:lsdException w:name="Grid Table Light" w:semiHidden="1" w:unhideWhenUsed="1"/>
-    <w:lsdException w:name="Grid Table 1 Light" w:semiHidden="1" w:unhideWhenUsed="1"/>
-    <w:lsdException w:name="Grid Table 2" w:semiHidden="1" w:unhideWhenUsed="1"/>
-    <w:lsdException w:name="Grid Table 3" w:semiHidden="1" w:unhideWhenUsed="1"/>
     <w:lsdException w:name="Grid Table 4" w:uiPriority="49"/>
     <w:lsdException w:name="Grid Table 5 Dark" w:uiPriority="50"/>
     <w:lsdException w:name="Grid Table 6 Colorful" w:uiPriority="51"/>
@@ -3392,7 +6559,6 @@
   <w:style w:type="character" w:default="1" w:styleId="Fuentedeprrafopredeter">
     <w:name w:val="Default Paragraph Font"/>
     <w:uiPriority w:val="1"/>
-    <w:semiHidden/>
     <w:unhideWhenUsed/>
   </w:style>
   <w:style w:type="table" w:default="1" w:styleId="Tablanormal">
@@ -3977,7 +7143,7 @@
       <w:szCs w:val="18"/>
     </w:rPr>
   </w:style>
-  <w:style w:type="character" w:styleId="Textoennegrita">
+  <w:style w:type="character" w:styleId="Fuerte">
     <w:name w:val="Strong"/>
     <w:basedOn w:val="Fuentedeprrafopredeter"/>
     <w:uiPriority w:val="22"/>
